--- a/docs/USER_MANUAL.docx
+++ b/docs/USER_MANUAL.docx
@@ -4,109 +4,689 @@
   <w:body>
     <w:p>
       <w:pPr>
-        <w:spacing w:after="240"/>
-        <w:jc w:val="left"/>
-      </w:pPr>
-      <w:r>
-        <w:rPr>
-          <w:rFonts w:ascii="Calibri" w:hAnsi="Calibri"/>
-          <w:b/>
-          <w:color w:val="1E3A8A"/>
-          <w:sz w:val="52"/>
+        <w:pStyle w:val="Heading1"/>
+        <w:spacing w:before="360" w:after="120"/>
+      </w:pPr>
+      <w:r>
+        <w:rPr>
+          <w:rFonts w:ascii="Calibri" w:hAnsi="Calibri"/>
+          <w:color w:val="1F4E79"/>
+          <w:sz w:val="40"/>
         </w:rPr>
         <w:t>Project KNOT – Comprehensive User Manual</w:t>
       </w:r>
     </w:p>
     <w:p>
       <w:pPr>
-        <w:spacing w:before="40" w:after="100" w:line="276" w:lineRule="auto"/>
+        <w:spacing w:before="80" w:after="80"/>
+        <w:ind w:left="432"/>
+      </w:pPr>
+      <w:r>
+        <w:rPr>
+          <w:rFonts w:ascii="Calibri" w:hAnsi="Calibri"/>
+          <w:b/>
+          <w:i/>
+          <w:color w:val="505050"/>
+          <w:sz w:val="21"/>
+        </w:rPr>
+        <w:t>University Resource &amp; Maintenance Management Platform</w:t>
+      </w:r>
+    </w:p>
+    <w:p>
+      <w:pPr>
+        <w:spacing w:before="80" w:after="80"/>
+        <w:ind w:left="432"/>
+      </w:pPr>
+      <w:r>
+        <w:rPr>
+          <w:rFonts w:ascii="Calibri" w:hAnsi="Calibri"/>
+          <w:b/>
+          <w:i/>
+          <w:color w:val="505050"/>
+          <w:sz w:val="21"/>
+        </w:rPr>
+        <w:t>Faculty of Engineering, University of Peradeniya</w:t>
+      </w:r>
+    </w:p>
+    <w:p>
+      <w:pPr>
+        <w:spacing w:before="80" w:after="80"/>
+        <w:ind w:left="432"/>
+      </w:pPr>
+      <w:r>
+        <w:rPr>
+          <w:rFonts w:ascii="Calibri" w:hAnsi="Calibri"/>
+          <w:b/>
+          <w:i/>
+          <w:color w:val="505050"/>
+          <w:sz w:val="21"/>
+        </w:rPr>
+        <w:t>Document Version</w:t>
+      </w:r>
+      <w:r>
+        <w:rPr>
+          <w:rFonts w:ascii="Calibri" w:hAnsi="Calibri"/>
+          <w:color w:val="505050"/>
+          <w:sz w:val="21"/>
+        </w:rPr>
+        <w:t xml:space="preserve">: 2.5.0 | </w:t>
+      </w:r>
+      <w:r>
+        <w:rPr>
+          <w:rFonts w:ascii="Calibri" w:hAnsi="Calibri"/>
+          <w:b/>
+          <w:color w:val="505050"/>
+          <w:sz w:val="21"/>
+        </w:rPr>
+        <w:t>Last Updated</w:t>
+      </w:r>
+      <w:r>
+        <w:rPr>
+          <w:rFonts w:ascii="Calibri" w:hAnsi="Calibri"/>
+          <w:color w:val="505050"/>
+          <w:sz w:val="21"/>
+        </w:rPr>
+        <w:t>: September 2026</w:t>
+      </w:r>
+    </w:p>
+    <w:p>
+      <w:pPr>
+        <w:spacing w:before="240" w:after="240"/>
+      </w:pPr>
+      <w:r>
+        <w:rPr>
+          <w:color w:val="C8C8C8"/>
+        </w:rPr>
+        <w:t>―――――――――――――――――――――――――――――――――――――――――――――――――――――――</w:t>
+      </w:r>
+    </w:p>
+    <w:p>
+      <w:pPr>
+        <w:pStyle w:val="Heading2"/>
+        <w:spacing w:before="280" w:after="80"/>
+      </w:pPr>
+      <w:r>
+        <w:rPr>
+          <w:rFonts w:ascii="Calibri" w:hAnsi="Calibri"/>
+          <w:color w:val="2969A1"/>
+          <w:sz w:val="30"/>
+        </w:rPr>
+        <w:t>📌 Table of Contents</w:t>
+      </w:r>
+    </w:p>
+    <w:p>
+      <w:pPr>
+        <w:pStyle w:val="ListNumber"/>
+        <w:spacing w:before="20" w:after="40"/>
       </w:pPr>
       <w:r>
         <w:rPr>
           <w:rFonts w:ascii="Calibri" w:hAnsi="Calibri"/>
           <w:color w:val="333333"/>
-          <w:sz w:val="21"/>
-        </w:rPr>
-        <w:t xml:space="preserve">Welcome to the official </w:t>
-      </w:r>
+          <w:sz w:val="22"/>
+        </w:rPr>
+        <w:t>[System Overview &amp; Portal Access](#1-system-overview--portal-access)</w:t>
+      </w:r>
+    </w:p>
+    <w:p>
+      <w:pPr>
+        <w:pStyle w:val="ListNumber"/>
+        <w:spacing w:before="20" w:after="40"/>
+      </w:pPr>
+      <w:r>
+        <w:rPr>
+          <w:rFonts w:ascii="Calibri" w:hAnsi="Calibri"/>
+          <w:color w:val="333333"/>
+          <w:sz w:val="22"/>
+        </w:rPr>
+        <w:t>[Demo Access Credentials Matrix](#2-demo-access-credentials-matrix)</w:t>
+      </w:r>
+    </w:p>
+    <w:p>
+      <w:pPr>
+        <w:pStyle w:val="ListNumber"/>
+        <w:spacing w:before="20" w:after="40"/>
+      </w:pPr>
+      <w:r>
+        <w:rPr>
+          <w:rFonts w:ascii="Calibri" w:hAnsi="Calibri"/>
+          <w:color w:val="333333"/>
+          <w:sz w:val="22"/>
+        </w:rPr>
+        <w:t>[User Account &amp; Profile Management](#3-user-account--profile-management)</w:t>
+      </w:r>
+    </w:p>
+    <w:p>
+      <w:pPr>
+        <w:pStyle w:val="ListNumber"/>
+        <w:spacing w:before="20" w:after="40"/>
+      </w:pPr>
+      <w:r>
+        <w:rPr>
+          <w:rFonts w:ascii="Calibri" w:hAnsi="Calibri"/>
+          <w:color w:val="333333"/>
+          <w:sz w:val="22"/>
+        </w:rPr>
+        <w:t>[Student Portal User Guide](#4-student-portal-user-guide)</w:t>
+      </w:r>
+    </w:p>
+    <w:p>
+      <w:pPr>
+        <w:pStyle w:val="ListBullet"/>
+        <w:spacing w:before="20" w:after="40"/>
+      </w:pPr>
+      <w:r>
+        <w:rPr>
+          <w:rFonts w:ascii="Calibri" w:hAnsi="Calibri"/>
+          <w:color w:val="333333"/>
+          <w:sz w:val="22"/>
+        </w:rPr>
+        <w:t>[4.1 Navigating the Student Dashboard](#41-navigating-the-student-dashboard)</w:t>
+      </w:r>
+    </w:p>
+    <w:p>
+      <w:pPr>
+        <w:pStyle w:val="ListBullet"/>
+        <w:spacing w:before="20" w:after="40"/>
+      </w:pPr>
+      <w:r>
+        <w:rPr>
+          <w:rFonts w:ascii="Calibri" w:hAnsi="Calibri"/>
+          <w:color w:val="333333"/>
+          <w:sz w:val="22"/>
+        </w:rPr>
+        <w:t>[4.2 Hall &amp; Lab Reservation Workflow (Hourly Availability Grid)](#42-hall--lab-reservation-workflow-hourly-availability-grid)</w:t>
+      </w:r>
+    </w:p>
+    <w:p>
+      <w:pPr>
+        <w:pStyle w:val="ListBullet"/>
+        <w:spacing w:before="20" w:after="40"/>
+      </w:pPr>
+      <w:r>
+        <w:rPr>
+          <w:rFonts w:ascii="Calibri" w:hAnsi="Calibri"/>
+          <w:color w:val="333333"/>
+          <w:sz w:val="22"/>
+        </w:rPr>
+        <w:t>[4.3 2-Step Attendance Verification System (Anti-No-Show Engine)](#43-2-step-attendance-verification-system-anti-no-show-engine)</w:t>
+      </w:r>
+    </w:p>
+    <w:p>
+      <w:pPr>
+        <w:pStyle w:val="ListBullet"/>
+        <w:spacing w:before="20" w:after="40"/>
+      </w:pPr>
+      <w:r>
+        <w:rPr>
+          <w:rFonts w:ascii="Calibri" w:hAnsi="Calibri"/>
+          <w:color w:val="333333"/>
+          <w:sz w:val="22"/>
+        </w:rPr>
+        <w:t>[4.4 Maintenance Fault Reporting (GIS Map Pins &amp; Evidence Photos)](#44-maintenance-fault-reporting-gis-map-pins--evidence-photos)</w:t>
+      </w:r>
+    </w:p>
+    <w:p>
+      <w:pPr>
+        <w:pStyle w:val="ListNumber"/>
+        <w:spacing w:before="20" w:after="40"/>
+      </w:pPr>
+      <w:r>
+        <w:rPr>
+          <w:rFonts w:ascii="Calibri" w:hAnsi="Calibri"/>
+          <w:color w:val="333333"/>
+          <w:sz w:val="22"/>
+        </w:rPr>
+        <w:t>[Lecturer Portal User Guide](#5-lecturer-portal-user-guide)</w:t>
+      </w:r>
+    </w:p>
+    <w:p>
+      <w:pPr>
+        <w:pStyle w:val="ListBullet"/>
+        <w:spacing w:before="20" w:after="40"/>
+      </w:pPr>
+      <w:r>
+        <w:rPr>
+          <w:rFonts w:ascii="Calibri" w:hAnsi="Calibri"/>
+          <w:color w:val="333333"/>
+          <w:sz w:val="22"/>
+        </w:rPr>
+        <w:t>[5.1 Direct Lecture Hall &amp; Lab Reservations](#51-direct-lecture-hall--lab-reservations)</w:t>
+      </w:r>
+    </w:p>
+    <w:p>
+      <w:pPr>
+        <w:pStyle w:val="ListBullet"/>
+        <w:spacing w:before="20" w:after="40"/>
+      </w:pPr>
+      <w:r>
+        <w:rPr>
+          <w:rFonts w:ascii="Calibri" w:hAnsi="Calibri"/>
+          <w:color w:val="333333"/>
+          <w:sz w:val="22"/>
+        </w:rPr>
+        <w:t>[5.2 Endorsing &amp; Reviewing Student Booking Requests](#52-endorsing--reviewing-student-booking-requests)</w:t>
+      </w:r>
+    </w:p>
+    <w:p>
+      <w:pPr>
+        <w:pStyle w:val="ListBullet"/>
+        <w:spacing w:before="20" w:after="40"/>
+      </w:pPr>
+      <w:r>
+        <w:rPr>
+          <w:rFonts w:ascii="Calibri" w:hAnsi="Calibri"/>
+          <w:color w:val="333333"/>
+          <w:sz w:val="22"/>
+        </w:rPr>
+        <w:t>[5.3 Department Schedule Timeline &amp; Calendar Filtering](#53-department-schedule-timeline--calendar-filtering)</w:t>
+      </w:r>
+    </w:p>
+    <w:p>
+      <w:pPr>
+        <w:pStyle w:val="ListNumber"/>
+        <w:spacing w:before="20" w:after="40"/>
+      </w:pPr>
+      <w:r>
+        <w:rPr>
+          <w:rFonts w:ascii="Calibri" w:hAnsi="Calibri"/>
+          <w:color w:val="333333"/>
+          <w:sz w:val="22"/>
+        </w:rPr>
+        <w:t>[Booking Admin (AR Office) Guide](#6-booking-admin-ar-office-guide)</w:t>
+      </w:r>
+    </w:p>
+    <w:p>
+      <w:pPr>
+        <w:pStyle w:val="ListBullet"/>
+        <w:spacing w:before="20" w:after="40"/>
+      </w:pPr>
+      <w:r>
+        <w:rPr>
+          <w:rFonts w:ascii="Calibri" w:hAnsi="Calibri"/>
+          <w:color w:val="333333"/>
+          <w:sz w:val="22"/>
+        </w:rPr>
+        <w:t>[6.1 AR Approval Queue &amp; Rejection Notes](#61-ar-approval-queue--rejection-notes)</w:t>
+      </w:r>
+    </w:p>
+    <w:p>
+      <w:pPr>
+        <w:pStyle w:val="ListBullet"/>
+        <w:spacing w:before="20" w:after="40"/>
+      </w:pPr>
+      <w:r>
+        <w:rPr>
+          <w:rFonts w:ascii="Calibri" w:hAnsi="Calibri"/>
+          <w:color w:val="333333"/>
+          <w:sz w:val="22"/>
+        </w:rPr>
+        <w:t>[6.2 Advanced Sorting, Search &amp; Multi-Criteria Filtering](#62-advanced-sorting-search--multi-criteria-filtering)</w:t>
+      </w:r>
+    </w:p>
+    <w:p>
+      <w:pPr>
+        <w:pStyle w:val="ListBullet"/>
+        <w:spacing w:before="20" w:after="40"/>
+      </w:pPr>
+      <w:r>
+        <w:rPr>
+          <w:rFonts w:ascii="Calibri" w:hAnsi="Calibri"/>
+          <w:color w:val="333333"/>
+          <w:sz w:val="22"/>
+        </w:rPr>
+        <w:t>[6.3 Automated Booking Approval Engine Toggle](#63-automated-booking-approval-engine-toggle)</w:t>
+      </w:r>
+    </w:p>
+    <w:p>
+      <w:pPr>
+        <w:pStyle w:val="ListBullet"/>
+        <w:spacing w:before="20" w:after="40"/>
+      </w:pPr>
+      <w:r>
+        <w:rPr>
+          <w:rFonts w:ascii="Calibri" w:hAnsi="Calibri"/>
+          <w:color w:val="333333"/>
+          <w:sz w:val="22"/>
+        </w:rPr>
+        <w:t>[6.4 Master Semester Timetable Bulk Importer](#64-master-semester-timetable-bulk-importer)</w:t>
+      </w:r>
+    </w:p>
+    <w:p>
+      <w:pPr>
+        <w:pStyle w:val="ListNumber"/>
+        <w:spacing w:before="20" w:after="40"/>
+      </w:pPr>
+      <w:r>
+        <w:rPr>
+          <w:rFonts w:ascii="Calibri" w:hAnsi="Calibri"/>
+          <w:color w:val="333333"/>
+          <w:sz w:val="22"/>
+        </w:rPr>
+        <w:t>[Maintenance Admin Guide](#7-maintenance-admin-guide)</w:t>
+      </w:r>
+    </w:p>
+    <w:p>
+      <w:pPr>
+        <w:pStyle w:val="ListBullet"/>
+        <w:spacing w:before="20" w:after="40"/>
+      </w:pPr>
+      <w:r>
+        <w:rPr>
+          <w:rFonts w:ascii="Calibri" w:hAnsi="Calibri"/>
+          <w:color w:val="333333"/>
+          <w:sz w:val="22"/>
+        </w:rPr>
+        <w:t>[7.1 Ticketing Management Dashboard](#71-ticketing-management-dashboard)</w:t>
+      </w:r>
+    </w:p>
+    <w:p>
+      <w:pPr>
+        <w:pStyle w:val="ListBullet"/>
+        <w:spacing w:before="20" w:after="40"/>
+      </w:pPr>
+      <w:r>
+        <w:rPr>
+          <w:rFonts w:ascii="Calibri" w:hAnsi="Calibri"/>
+          <w:color w:val="333333"/>
+          <w:sz w:val="22"/>
+        </w:rPr>
+        <w:t>[7.2 Interactive Evidence Viewer &amp; Location Coordinates Inspector](#72-interactive-evidence-viewer--location-coordinates-inspector)</w:t>
+      </w:r>
+    </w:p>
+    <w:p>
+      <w:pPr>
+        <w:pStyle w:val="ListBullet"/>
+        <w:spacing w:before="20" w:after="40"/>
+      </w:pPr>
+      <w:r>
+        <w:rPr>
+          <w:rFonts w:ascii="Calibri" w:hAnsi="Calibri"/>
+          <w:color w:val="333333"/>
+          <w:sz w:val="22"/>
+        </w:rPr>
+        <w:t>[7.3 Technician Task Assignment &amp; Priority Classification](#73-technician-task-assignment--priority-classification)</w:t>
+      </w:r>
+    </w:p>
+    <w:p>
+      <w:pPr>
+        <w:pStyle w:val="ListNumber"/>
+        <w:spacing w:before="20" w:after="40"/>
+      </w:pPr>
+      <w:r>
+        <w:rPr>
+          <w:rFonts w:ascii="Calibri" w:hAnsi="Calibri"/>
+          <w:color w:val="333333"/>
+          <w:sz w:val="22"/>
+        </w:rPr>
+        <w:t>[Technician / Field Worker Guide](#8-technician--field-worker-guide)</w:t>
+      </w:r>
+    </w:p>
+    <w:p>
+      <w:pPr>
+        <w:pStyle w:val="ListBullet"/>
+        <w:spacing w:before="20" w:after="40"/>
+      </w:pPr>
+      <w:r>
+        <w:rPr>
+          <w:rFonts w:ascii="Calibri" w:hAnsi="Calibri"/>
+          <w:color w:val="333333"/>
+          <w:sz w:val="22"/>
+        </w:rPr>
+        <w:t>[8.1 Accessing Technician Task Queue (</w:t>
+      </w:r>
+      <w:r>
+        <w:rPr>
+          <w:rFonts w:ascii="Courier New" w:hAnsi="Courier New"/>
+          <w:color w:val="B42828"/>
+          <w:sz w:val="20"/>
+        </w:rPr>
+        <w:t>TechnicianDashboard</w:t>
+      </w:r>
+      <w:r>
+        <w:rPr>
+          <w:rFonts w:ascii="Calibri" w:hAnsi="Calibri"/>
+          <w:color w:val="333333"/>
+          <w:sz w:val="22"/>
+        </w:rPr>
+        <w:t>)](#81-accessing-technician-task-queue-techniciandashboard)</w:t>
+      </w:r>
+    </w:p>
+    <w:p>
+      <w:pPr>
+        <w:pStyle w:val="ListBullet"/>
+        <w:spacing w:before="20" w:after="40"/>
+      </w:pPr>
+      <w:r>
+        <w:rPr>
+          <w:rFonts w:ascii="Calibri" w:hAnsi="Calibri"/>
+          <w:color w:val="333333"/>
+          <w:sz w:val="22"/>
+        </w:rPr>
+        <w:t>[8.2 Inspecting Job Directives &amp; Map Locations](#82-inspecting-job-directives--map-locations)</w:t>
+      </w:r>
+    </w:p>
+    <w:p>
+      <w:pPr>
+        <w:pStyle w:val="ListBullet"/>
+        <w:spacing w:before="20" w:after="40"/>
+      </w:pPr>
+      <w:r>
+        <w:rPr>
+          <w:rFonts w:ascii="Calibri" w:hAnsi="Calibri"/>
+          <w:color w:val="333333"/>
+          <w:sz w:val="22"/>
+        </w:rPr>
+        <w:t>[8.3 Updating Work Status &amp; Uploading Proof-of-Work Logs](#83-updating-work-status--uploading-proof-of-work-logs)</w:t>
+      </w:r>
+    </w:p>
+    <w:p>
+      <w:pPr>
+        <w:pStyle w:val="ListNumber"/>
+        <w:spacing w:before="20" w:after="40"/>
+      </w:pPr>
+      <w:r>
+        <w:rPr>
+          <w:rFonts w:ascii="Calibri" w:hAnsi="Calibri"/>
+          <w:color w:val="333333"/>
+          <w:sz w:val="22"/>
+        </w:rPr>
+        <w:t>[System Notifications &amp; Email Alerts](#9-system-notifications--email-alerts)</w:t>
+      </w:r>
+    </w:p>
+    <w:p>
+      <w:pPr>
+        <w:pStyle w:val="ListNumber"/>
+        <w:spacing w:before="20" w:after="40"/>
+      </w:pPr>
+      <w:r>
+        <w:rPr>
+          <w:rFonts w:ascii="Calibri" w:hAnsi="Calibri"/>
+          <w:color w:val="333333"/>
+          <w:sz w:val="22"/>
+        </w:rPr>
+        <w:t>[Frequently Asked Questions (FAQ) &amp; Troubleshooting](#10-frequently-asked-questions-faq--troubleshooting)</w:t>
+      </w:r>
+    </w:p>
+    <w:p>
+      <w:pPr>
+        <w:spacing w:before="240" w:after="240"/>
+      </w:pPr>
+      <w:r>
+        <w:rPr>
+          <w:color w:val="C8C8C8"/>
+        </w:rPr>
+        <w:t>―――――――――――――――――――――――――――――――――――――――――――――――――――――――</w:t>
+      </w:r>
+    </w:p>
+    <w:p>
+      <w:pPr>
+        <w:pStyle w:val="Heading2"/>
+        <w:spacing w:before="280" w:after="80"/>
+      </w:pPr>
+      <w:r>
+        <w:rPr>
+          <w:rFonts w:ascii="Calibri" w:hAnsi="Calibri"/>
+          <w:color w:val="2969A1"/>
+          <w:sz w:val="30"/>
+        </w:rPr>
+        <w:t>1. System Overview &amp; Portal Access</w:t>
+      </w:r>
+    </w:p>
+    <w:p>
+      <w:pPr>
+        <w:spacing w:before="60" w:after="80" w:line="276" w:lineRule="auto"/>
+      </w:pPr>
       <w:r>
         <w:rPr>
           <w:rFonts w:ascii="Calibri" w:hAnsi="Calibri"/>
           <w:b/>
           <w:color w:val="333333"/>
-          <w:sz w:val="21"/>
-        </w:rPr>
-        <w:t>User Manual</w:t>
+          <w:sz w:val="22"/>
+        </w:rPr>
+        <w:t>Project KNOT</w:t>
       </w:r>
       <w:r>
         <w:rPr>
           <w:rFonts w:ascii="Calibri" w:hAnsi="Calibri"/>
           <w:color w:val="333333"/>
-          <w:sz w:val="21"/>
-        </w:rPr>
-        <w:t xml:space="preserve"> for </w:t>
-      </w:r>
+          <w:sz w:val="22"/>
+        </w:rPr>
+        <w:t xml:space="preserve"> is a centralized web platform designed specifically for the Faculty of Engineering at the University of Peradeniya. It unifies academic resource reservations (lecture halls, drawing offices, laboratories, seminar rooms) with infrastructure maintenance reporting into a single transparent system.</w:t>
+      </w:r>
+    </w:p>
+    <w:p>
+      <w:pPr>
+        <w:pStyle w:val="Heading3"/>
+        <w:spacing w:before="200" w:after="60"/>
+      </w:pPr>
+      <w:r>
+        <w:rPr>
+          <w:rFonts w:ascii="Calibri" w:hAnsi="Calibri"/>
+          <w:color w:val="337AB7"/>
+          <w:sz w:val="25"/>
+        </w:rPr>
+        <w:t>Accessing the Platform</w:t>
+      </w:r>
+    </w:p>
+    <w:p>
+      <w:pPr>
+        <w:pStyle w:val="ListNumber"/>
+        <w:spacing w:before="20" w:after="40"/>
+      </w:pPr>
+      <w:r>
+        <w:rPr>
+          <w:rFonts w:ascii="Calibri" w:hAnsi="Calibri"/>
+          <w:color w:val="333333"/>
+          <w:sz w:val="22"/>
+        </w:rPr>
+        <w:t>Open any web browser (Google Chrome, Mozilla Firefox, Microsoft Edge, Safari).</w:t>
+      </w:r>
+    </w:p>
+    <w:p>
+      <w:pPr>
+        <w:pStyle w:val="ListNumber"/>
+        <w:spacing w:before="20" w:after="40"/>
+      </w:pPr>
+      <w:r>
+        <w:rPr>
+          <w:rFonts w:ascii="Calibri" w:hAnsi="Calibri"/>
+          <w:color w:val="333333"/>
+          <w:sz w:val="22"/>
+        </w:rPr>
+        <w:t>Enter the web address:</w:t>
+      </w:r>
+    </w:p>
+    <w:p>
+      <w:pPr>
+        <w:pStyle w:val="ListBullet"/>
+        <w:spacing w:before="20" w:after="40"/>
+      </w:pPr>
       <w:r>
         <w:rPr>
           <w:rFonts w:ascii="Calibri" w:hAnsi="Calibri"/>
           <w:b/>
           <w:color w:val="333333"/>
-          <w:sz w:val="21"/>
-        </w:rPr>
-        <w:t>Project KNOT</w:t>
+          <w:sz w:val="22"/>
+        </w:rPr>
+        <w:t>Public Production Domain</w:t>
       </w:r>
       <w:r>
         <w:rPr>
           <w:rFonts w:ascii="Calibri" w:hAnsi="Calibri"/>
           <w:color w:val="333333"/>
-          <w:sz w:val="21"/>
-        </w:rPr>
-        <w:t xml:space="preserve"> (University Resource &amp; Maintenance Management Platform, Faculty of Engineering).</w:t>
+          <w:sz w:val="22"/>
+        </w:rPr>
+        <w:t xml:space="preserve">: </w:t>
+      </w:r>
+      <w:r>
+        <w:rPr>
+          <w:rFonts w:ascii="Calibri" w:hAnsi="Calibri"/>
+          <w:b/>
+          <w:color w:val="333333"/>
+          <w:sz w:val="22"/>
+        </w:rPr>
+        <w:t>`https://foe.knotpdn.tech`</w:t>
       </w:r>
     </w:p>
     <w:p>
       <w:pPr>
-        <w:spacing w:before="40" w:after="100" w:line="276" w:lineRule="auto"/>
-      </w:pPr>
-      <w:r>
-        <w:rPr>
-          <w:rFonts w:ascii="Calibri" w:hAnsi="Calibri"/>
-          <w:color w:val="333333"/>
-          <w:sz w:val="21"/>
-        </w:rPr>
-        <w:t xml:space="preserve">This manual provides complete step-by-step instructions for all user roles: </w:t>
-      </w:r>
+        <w:pStyle w:val="ListBullet"/>
+        <w:spacing w:before="20" w:after="40"/>
+      </w:pPr>
       <w:r>
         <w:rPr>
           <w:rFonts w:ascii="Calibri" w:hAnsi="Calibri"/>
           <w:b/>
           <w:color w:val="333333"/>
-          <w:sz w:val="21"/>
-        </w:rPr>
-        <w:t>Students</w:t>
+          <w:sz w:val="22"/>
+        </w:rPr>
+        <w:t>Local Development Host</w:t>
       </w:r>
       <w:r>
         <w:rPr>
           <w:rFonts w:ascii="Calibri" w:hAnsi="Calibri"/>
           <w:color w:val="333333"/>
-          <w:sz w:val="21"/>
-        </w:rPr>
-        <w:t xml:space="preserve">, </w:t>
+          <w:sz w:val="22"/>
+        </w:rPr>
+        <w:t xml:space="preserve">: </w:t>
+      </w:r>
+      <w:r>
+        <w:rPr>
+          <w:rFonts w:ascii="Courier New" w:hAnsi="Courier New"/>
+          <w:color w:val="B42828"/>
+          <w:sz w:val="20"/>
+        </w:rPr>
+        <w:t>http://localhost:3000</w:t>
+      </w:r>
+    </w:p>
+    <w:p>
+      <w:pPr>
+        <w:pStyle w:val="ListNumber"/>
+        <w:spacing w:before="20" w:after="40"/>
+      </w:pPr>
+      <w:r>
+        <w:rPr>
+          <w:rFonts w:ascii="Calibri" w:hAnsi="Calibri"/>
+          <w:color w:val="333333"/>
+          <w:sz w:val="22"/>
+        </w:rPr>
+        <w:t xml:space="preserve">The platform automatically displays role-based entry portals for </w:t>
       </w:r>
       <w:r>
         <w:rPr>
           <w:rFonts w:ascii="Calibri" w:hAnsi="Calibri"/>
           <w:b/>
           <w:color w:val="333333"/>
-          <w:sz w:val="21"/>
-        </w:rPr>
-        <w:t>Lecturers</w:t>
+          <w:sz w:val="22"/>
+        </w:rPr>
+        <w:t>Students</w:t>
       </w:r>
       <w:r>
         <w:rPr>
           <w:rFonts w:ascii="Calibri" w:hAnsi="Calibri"/>
           <w:color w:val="333333"/>
-          <w:sz w:val="21"/>
+          <w:sz w:val="22"/>
         </w:rPr>
         <w:t xml:space="preserve">, </w:t>
       </w:r>
@@ -115,15 +695,15 @@
           <w:rFonts w:ascii="Calibri" w:hAnsi="Calibri"/>
           <w:b/>
           <w:color w:val="333333"/>
-          <w:sz w:val="21"/>
-        </w:rPr>
-        <w:t>Booking Administrators (AR Office)</w:t>
+          <w:sz w:val="22"/>
+        </w:rPr>
+        <w:t>Lecturers</w:t>
       </w:r>
       <w:r>
         <w:rPr>
           <w:rFonts w:ascii="Calibri" w:hAnsi="Calibri"/>
           <w:color w:val="333333"/>
-          <w:sz w:val="21"/>
+          <w:sz w:val="22"/>
         </w:rPr>
         <w:t xml:space="preserve">, </w:t>
       </w:r>
@@ -132,24 +712,41 @@
           <w:rFonts w:ascii="Calibri" w:hAnsi="Calibri"/>
           <w:b/>
           <w:color w:val="333333"/>
-          <w:sz w:val="21"/>
-        </w:rPr>
-        <w:t>Maintenance Administrators</w:t>
+          <w:sz w:val="22"/>
+        </w:rPr>
+        <w:t>Booking Administrators</w:t>
       </w:r>
       <w:r>
         <w:rPr>
           <w:rFonts w:ascii="Calibri" w:hAnsi="Calibri"/>
           <w:color w:val="333333"/>
-          <w:sz w:val="21"/>
-        </w:rPr>
-        <w:t xml:space="preserve">, and </w:t>
+          <w:sz w:val="22"/>
+        </w:rPr>
+        <w:t xml:space="preserve">, </w:t>
       </w:r>
       <w:r>
         <w:rPr>
           <w:rFonts w:ascii="Calibri" w:hAnsi="Calibri"/>
           <w:b/>
           <w:color w:val="333333"/>
-          <w:sz w:val="21"/>
+          <w:sz w:val="22"/>
+        </w:rPr>
+        <w:t>Maintenance Administrators</w:t>
+      </w:r>
+      <w:r>
+        <w:rPr>
+          <w:rFonts w:ascii="Calibri" w:hAnsi="Calibri"/>
+          <w:color w:val="333333"/>
+          <w:sz w:val="22"/>
+        </w:rPr>
+        <w:t xml:space="preserve">, and </w:t>
+      </w:r>
+      <w:r>
+        <w:rPr>
+          <w:rFonts w:ascii="Calibri" w:hAnsi="Calibri"/>
+          <w:b/>
+          <w:color w:val="333333"/>
+          <w:sz w:val="22"/>
         </w:rPr>
         <w:t>Field Technicians</w:t>
       </w:r>
@@ -157,507 +754,79 @@
         <w:rPr>
           <w:rFonts w:ascii="Calibri" w:hAnsi="Calibri"/>
           <w:color w:val="333333"/>
-          <w:sz w:val="21"/>
+          <w:sz w:val="22"/>
         </w:rPr>
         <w:t>.</w:t>
       </w:r>
     </w:p>
     <w:p>
       <w:pPr>
-        <w:spacing w:before="120" w:after="120"/>
-        <w:pBdr>
-          <w:bottom w:val="single" w:sz="6" w:space="1" w:color="E5E7EB"/>
-        </w:pBdr>
-      </w:pPr>
+        <w:spacing w:before="240" w:after="240"/>
+      </w:pPr>
+      <w:r>
+        <w:rPr>
+          <w:color w:val="C8C8C8"/>
+        </w:rPr>
+        <w:t>―――――――――――――――――――――――――――――――――――――――――――――――――――――――</w:t>
+      </w:r>
     </w:p>
     <w:p>
       <w:pPr>
+        <w:pStyle w:val="Heading2"/>
         <w:spacing w:before="280" w:after="80"/>
       </w:pPr>
       <w:r>
         <w:rPr>
           <w:rFonts w:ascii="Calibri" w:hAnsi="Calibri"/>
-          <w:b/>
-          <w:color w:val="2563EB"/>
+          <w:color w:val="2969A1"/>
           <w:sz w:val="30"/>
         </w:rPr>
-        <w:t>📌 Table of Contents</w:t>
+        <w:t>2. Demo Access Credentials Matrix</w:t>
       </w:r>
     </w:p>
     <w:p>
       <w:pPr>
-        <w:pStyle w:val="ListNumber"/>
-        <w:spacing w:before="40" w:after="40"/>
+        <w:spacing w:before="60" w:after="80" w:line="276" w:lineRule="auto"/>
       </w:pPr>
       <w:r>
         <w:rPr>
           <w:rFonts w:ascii="Calibri" w:hAnsi="Calibri"/>
           <w:color w:val="333333"/>
-          <w:sz w:val="21"/>
-        </w:rPr>
-        <w:t>[System Access &amp; Overview](#1-system-access--overview)</w:t>
-      </w:r>
-    </w:p>
-    <w:p>
-      <w:pPr>
-        <w:pStyle w:val="ListNumber"/>
-        <w:spacing w:before="40" w:after="40"/>
-      </w:pPr>
-      <w:r>
-        <w:rPr>
-          <w:rFonts w:ascii="Calibri" w:hAnsi="Calibri"/>
-          <w:color w:val="333333"/>
-          <w:sz w:val="21"/>
-        </w:rPr>
-        <w:t>[Demo Access Credentials](#2-demo-access-credentials)</w:t>
-      </w:r>
-    </w:p>
-    <w:p>
-      <w:pPr>
-        <w:pStyle w:val="ListNumber"/>
-        <w:spacing w:before="40" w:after="40"/>
-      </w:pPr>
-      <w:r>
-        <w:rPr>
-          <w:rFonts w:ascii="Calibri" w:hAnsi="Calibri"/>
-          <w:color w:val="333333"/>
-          <w:sz w:val="21"/>
-        </w:rPr>
-        <w:t>[Managing User Profiles &amp; Account Settings](#3-managing-user-profiles--account-settings)</w:t>
-      </w:r>
-    </w:p>
-    <w:p>
-      <w:pPr>
-        <w:pStyle w:val="ListNumber"/>
-        <w:spacing w:before="40" w:after="40"/>
-      </w:pPr>
-      <w:r>
-        <w:rPr>
-          <w:rFonts w:ascii="Calibri" w:hAnsi="Calibri"/>
-          <w:color w:val="333333"/>
-          <w:sz w:val="21"/>
-        </w:rPr>
-        <w:t>[Student User Guide](#4-student-user-guide)</w:t>
-      </w:r>
-    </w:p>
-    <w:p>
-      <w:pPr>
-        <w:pStyle w:val="ListBullet"/>
-        <w:spacing w:before="40" w:after="40"/>
-      </w:pPr>
-      <w:r>
-        <w:rPr>
-          <w:rFonts w:ascii="Calibri" w:hAnsi="Calibri"/>
-          <w:color w:val="333333"/>
-          <w:sz w:val="21"/>
-        </w:rPr>
-        <w:t>[4.1 Booking a Lecture Hall or Laboratory](#41-booking-a-lecture-hall-or-laboratory)</w:t>
-      </w:r>
-    </w:p>
-    <w:p>
-      <w:pPr>
-        <w:pStyle w:val="ListBullet"/>
-        <w:spacing w:before="40" w:after="40"/>
-      </w:pPr>
-      <w:r>
-        <w:rPr>
-          <w:rFonts w:ascii="Calibri" w:hAnsi="Calibri"/>
-          <w:color w:val="333333"/>
-          <w:sz w:val="21"/>
-        </w:rPr>
-        <w:t>[4.2 2-Step Booking Verification System](#42-2-step-booking-verification-system)</w:t>
-      </w:r>
-    </w:p>
-    <w:p>
-      <w:pPr>
-        <w:pStyle w:val="ListBullet"/>
-        <w:spacing w:before="40" w:after="40"/>
-      </w:pPr>
-      <w:r>
-        <w:rPr>
-          <w:rFonts w:ascii="Calibri" w:hAnsi="Calibri"/>
-          <w:color w:val="333333"/>
-          <w:sz w:val="21"/>
-        </w:rPr>
-        <w:t>[4.3 Reporting Maintenance Faults](#43-reporting-maintenance-faults)</w:t>
-      </w:r>
-    </w:p>
-    <w:p>
-      <w:pPr>
-        <w:pStyle w:val="ListNumber"/>
-        <w:spacing w:before="40" w:after="40"/>
-      </w:pPr>
-      <w:r>
-        <w:rPr>
-          <w:rFonts w:ascii="Calibri" w:hAnsi="Calibri"/>
-          <w:color w:val="333333"/>
-          <w:sz w:val="21"/>
-        </w:rPr>
-        <w:t>[Lecturer User Guide](#5-lecturer-user-guide)</w:t>
-      </w:r>
-    </w:p>
-    <w:p>
-      <w:pPr>
-        <w:pStyle w:val="ListBullet"/>
-        <w:spacing w:before="40" w:after="40"/>
-      </w:pPr>
-      <w:r>
-        <w:rPr>
-          <w:rFonts w:ascii="Calibri" w:hAnsi="Calibri"/>
-          <w:color w:val="333333"/>
-          <w:sz w:val="21"/>
-        </w:rPr>
-        <w:t>[5.1 Direct Lecture Hall Booking](#51-direct-lecture-hall-booking)</w:t>
-      </w:r>
-    </w:p>
-    <w:p>
-      <w:pPr>
-        <w:pStyle w:val="ListBullet"/>
-        <w:spacing w:before="40" w:after="40"/>
-      </w:pPr>
-      <w:r>
-        <w:rPr>
-          <w:rFonts w:ascii="Calibri" w:hAnsi="Calibri"/>
-          <w:color w:val="333333"/>
-          <w:sz w:val="21"/>
-        </w:rPr>
-        <w:t>[5.2 Endorsing or Rejecting Student Booking Requests](#52-endorsing-or-rejecting-student-booking-requests)</w:t>
-      </w:r>
-    </w:p>
-    <w:p>
-      <w:pPr>
-        <w:pStyle w:val="ListNumber"/>
-        <w:spacing w:before="40" w:after="40"/>
-      </w:pPr>
-      <w:r>
-        <w:rPr>
-          <w:rFonts w:ascii="Calibri" w:hAnsi="Calibri"/>
-          <w:color w:val="333333"/>
-          <w:sz w:val="21"/>
-        </w:rPr>
-        <w:t>[Booking Admin (AR Office) Guide](#6-booking-admin-ar-office-guide)</w:t>
-      </w:r>
-    </w:p>
-    <w:p>
-      <w:pPr>
-        <w:pStyle w:val="ListBullet"/>
-        <w:spacing w:before="40" w:after="40"/>
-      </w:pPr>
-      <w:r>
-        <w:rPr>
-          <w:rFonts w:ascii="Calibri" w:hAnsi="Calibri"/>
-          <w:color w:val="333333"/>
-          <w:sz w:val="21"/>
-        </w:rPr>
-        <w:t>[6.1 Reviewing &amp; Approving Booking Requests](#61-reviewing--approving-booking-requests)</w:t>
-      </w:r>
-    </w:p>
-    <w:p>
-      <w:pPr>
-        <w:pStyle w:val="ListBullet"/>
-        <w:spacing w:before="40" w:after="40"/>
-      </w:pPr>
-      <w:r>
-        <w:rPr>
-          <w:rFonts w:ascii="Calibri" w:hAnsi="Calibri"/>
-          <w:color w:val="333333"/>
-          <w:sz w:val="21"/>
-        </w:rPr>
-        <w:t>[6.2 Automated Booking Approval Control](#62-automated-booking-approval-control)</w:t>
-      </w:r>
-    </w:p>
-    <w:p>
-      <w:pPr>
-        <w:pStyle w:val="ListBullet"/>
-        <w:spacing w:before="40" w:after="40"/>
-      </w:pPr>
-      <w:r>
-        <w:rPr>
-          <w:rFonts w:ascii="Calibri" w:hAnsi="Calibri"/>
-          <w:color w:val="333333"/>
-          <w:sz w:val="21"/>
-        </w:rPr>
-        <w:t>[6.3 Bulk Semester Timetable Import](#63-bulk-semester-timetable-import)</w:t>
-      </w:r>
-    </w:p>
-    <w:p>
-      <w:pPr>
-        <w:pStyle w:val="ListNumber"/>
-        <w:spacing w:before="40" w:after="40"/>
-      </w:pPr>
-      <w:r>
-        <w:rPr>
-          <w:rFonts w:ascii="Calibri" w:hAnsi="Calibri"/>
-          <w:color w:val="333333"/>
-          <w:sz w:val="21"/>
-        </w:rPr>
-        <w:t>[Maintenance Admin Guide](#7-maintenance-admin-guide)</w:t>
-      </w:r>
-    </w:p>
-    <w:p>
-      <w:pPr>
-        <w:pStyle w:val="ListBullet"/>
-        <w:spacing w:before="40" w:after="40"/>
-      </w:pPr>
-      <w:r>
-        <w:rPr>
-          <w:rFonts w:ascii="Calibri" w:hAnsi="Calibri"/>
-          <w:color w:val="333333"/>
-          <w:sz w:val="21"/>
-        </w:rPr>
-        <w:t>[7.1 Reviewing Maintenance Tickets &amp; Inspecting Evidence](#71-reviewing-maintenance-tickets--inspecting-evidence)</w:t>
-      </w:r>
-    </w:p>
-    <w:p>
-      <w:pPr>
-        <w:pStyle w:val="ListBullet"/>
-        <w:spacing w:before="40" w:after="40"/>
-      </w:pPr>
-      <w:r>
-        <w:rPr>
-          <w:rFonts w:ascii="Calibri" w:hAnsi="Calibri"/>
-          <w:color w:val="333333"/>
-          <w:sz w:val="21"/>
-        </w:rPr>
-        <w:t>[7.2 Assigning Technicians &amp; Work Directives](#72-assigning-technicians--work-directives)</w:t>
-      </w:r>
-    </w:p>
-    <w:p>
-      <w:pPr>
-        <w:pStyle w:val="ListNumber"/>
-        <w:spacing w:before="40" w:after="40"/>
-      </w:pPr>
-      <w:r>
-        <w:rPr>
-          <w:rFonts w:ascii="Calibri" w:hAnsi="Calibri"/>
-          <w:color w:val="333333"/>
-          <w:sz w:val="21"/>
-        </w:rPr>
-        <w:t>[Technician / Maintenance Worker Guide](#8-technician--maintenance-worker-guide)</w:t>
-      </w:r>
-    </w:p>
-    <w:p>
-      <w:pPr>
-        <w:pStyle w:val="ListBullet"/>
-        <w:spacing w:before="40" w:after="40"/>
-      </w:pPr>
-      <w:r>
-        <w:rPr>
-          <w:rFonts w:ascii="Calibri" w:hAnsi="Calibri"/>
-          <w:color w:val="333333"/>
-          <w:sz w:val="21"/>
-        </w:rPr>
-        <w:t>[8.1 Accessing Assigned Job Queue](#81-accessing-assigned-job-queue)</w:t>
-      </w:r>
-    </w:p>
-    <w:p>
-      <w:pPr>
-        <w:pStyle w:val="ListBullet"/>
-        <w:spacing w:before="40" w:after="40"/>
-      </w:pPr>
-      <w:r>
-        <w:rPr>
-          <w:rFonts w:ascii="Calibri" w:hAnsi="Calibri"/>
-          <w:color w:val="333333"/>
-          <w:sz w:val="21"/>
-        </w:rPr>
-        <w:t>[8.2 Updating Job Status &amp; Uploading Work Logs](#82-updating-job-status--uploading-work-logs)</w:t>
-      </w:r>
-    </w:p>
-    <w:p>
-      <w:pPr>
-        <w:pStyle w:val="ListNumber"/>
-        <w:spacing w:before="40" w:after="40"/>
-      </w:pPr>
-      <w:r>
-        <w:rPr>
-          <w:rFonts w:ascii="Calibri" w:hAnsi="Calibri"/>
-          <w:color w:val="333333"/>
-          <w:sz w:val="21"/>
-        </w:rPr>
-        <w:t>[Frequently Asked Questions (FAQ)](#9-frequently-asked-questions-faq)</w:t>
-      </w:r>
-    </w:p>
-    <w:p>
-      <w:pPr>
-        <w:spacing w:before="120" w:after="120"/>
-        <w:pBdr>
-          <w:bottom w:val="single" w:sz="6" w:space="1" w:color="E5E7EB"/>
-        </w:pBdr>
-      </w:pPr>
-    </w:p>
-    <w:p>
-      <w:pPr>
-        <w:spacing w:before="280" w:after="80"/>
-      </w:pPr>
-      <w:r>
-        <w:rPr>
-          <w:rFonts w:ascii="Calibri" w:hAnsi="Calibri"/>
-          <w:b/>
-          <w:color w:val="2563EB"/>
-          <w:sz w:val="30"/>
-        </w:rPr>
-        <w:t>1. System Access &amp; Overview</w:t>
-      </w:r>
-    </w:p>
-    <w:p>
-      <w:pPr>
-        <w:spacing w:before="40" w:after="100" w:line="276" w:lineRule="auto"/>
-      </w:pPr>
-      <w:r>
-        <w:rPr>
-          <w:rFonts w:ascii="Calibri" w:hAnsi="Calibri"/>
-          <w:color w:val="333333"/>
-          <w:sz w:val="21"/>
-        </w:rPr>
-        <w:t>KNOT is a centralized web portal designed for the Faculty of Engineering. It replaces paper logbooks and fragmented emails with a unified platform for resource reservations and campus maintenance.</w:t>
-      </w:r>
-    </w:p>
-    <w:p>
-      <w:pPr>
-        <w:spacing w:before="200" w:after="60"/>
-      </w:pPr>
-      <w:r>
-        <w:rPr>
-          <w:rFonts w:ascii="Calibri" w:hAnsi="Calibri"/>
-          <w:b/>
-          <w:color w:val="111827"/>
-          <w:sz w:val="25"/>
-        </w:rPr>
-        <w:t>Accessing the System</w:t>
-      </w:r>
-    </w:p>
-    <w:p>
-      <w:pPr>
-        <w:pStyle w:val="ListNumber"/>
-        <w:spacing w:before="40" w:after="40"/>
-      </w:pPr>
-      <w:r>
-        <w:rPr>
-          <w:rFonts w:ascii="Calibri" w:hAnsi="Calibri"/>
-          <w:color w:val="333333"/>
-          <w:sz w:val="21"/>
-        </w:rPr>
-        <w:t>Open any modern web browser (Google Chrome, Mozilla Firefox, Microsoft Edge, Safari).</w:t>
-      </w:r>
-    </w:p>
-    <w:p>
-      <w:pPr>
-        <w:pStyle w:val="ListNumber"/>
-        <w:spacing w:before="40" w:after="40"/>
-      </w:pPr>
-      <w:r>
-        <w:rPr>
-          <w:rFonts w:ascii="Calibri" w:hAnsi="Calibri"/>
-          <w:color w:val="333333"/>
-          <w:sz w:val="21"/>
-        </w:rPr>
-        <w:t xml:space="preserve">Enter the system URL: </w:t>
-      </w:r>
-      <w:r>
-        <w:rPr>
-          <w:rFonts w:ascii="Calibri" w:hAnsi="Calibri"/>
-          <w:b/>
-          <w:color w:val="333333"/>
-          <w:sz w:val="21"/>
-        </w:rPr>
-        <w:t>`http://localhost:3000`</w:t>
-      </w:r>
-    </w:p>
-    <w:p>
-      <w:pPr>
-        <w:pStyle w:val="ListNumber"/>
-        <w:spacing w:before="40" w:after="40"/>
-      </w:pPr>
-      <w:r>
-        <w:rPr>
-          <w:rFonts w:ascii="Calibri" w:hAnsi="Calibri"/>
-          <w:color w:val="333333"/>
-          <w:sz w:val="21"/>
-        </w:rPr>
-        <w:t xml:space="preserve">Select your role or click </w:t>
-      </w:r>
-      <w:r>
-        <w:rPr>
-          <w:rFonts w:ascii="Calibri" w:hAnsi="Calibri"/>
-          <w:b/>
-          <w:color w:val="333333"/>
-          <w:sz w:val="21"/>
-        </w:rPr>
-        <w:t>Login</w:t>
-      </w:r>
-      <w:r>
-        <w:rPr>
-          <w:rFonts w:ascii="Calibri" w:hAnsi="Calibri"/>
-          <w:color w:val="333333"/>
-          <w:sz w:val="21"/>
-        </w:rPr>
-        <w:t xml:space="preserve"> to enter your portal.</w:t>
-      </w:r>
-    </w:p>
-    <w:p>
-      <w:pPr>
-        <w:spacing w:before="120" w:after="120"/>
-        <w:pBdr>
-          <w:bottom w:val="single" w:sz="6" w:space="1" w:color="E5E7EB"/>
-        </w:pBdr>
-      </w:pPr>
-    </w:p>
-    <w:p>
-      <w:pPr>
-        <w:spacing w:before="280" w:after="80"/>
-      </w:pPr>
-      <w:r>
-        <w:rPr>
-          <w:rFonts w:ascii="Calibri" w:hAnsi="Calibri"/>
-          <w:b/>
-          <w:color w:val="2563EB"/>
-          <w:sz w:val="30"/>
-        </w:rPr>
-        <w:t>2. Demo Access Credentials</w:t>
-      </w:r>
-    </w:p>
-    <w:p>
-      <w:pPr>
-        <w:spacing w:before="40" w:after="100" w:line="276" w:lineRule="auto"/>
-      </w:pPr>
-      <w:r>
-        <w:rPr>
-          <w:rFonts w:ascii="Calibri" w:hAnsi="Calibri"/>
-          <w:color w:val="333333"/>
-          <w:sz w:val="21"/>
-        </w:rPr>
-        <w:t>For testing and demonstration, use the following default accounts:</w:t>
+          <w:sz w:val="22"/>
+        </w:rPr>
+        <w:t>For demonstration, system evaluation, and testing, use the following pre-configured user credentials:</w:t>
       </w:r>
     </w:p>
     <w:tbl>
       <w:tblPr>
         <w:tblW w:type="auto" w:w="0"/>
         <w:jc w:val="center"/>
+        <w:tblLayout w:type="autofit"/>
         <w:tblLook w:firstColumn="1" w:firstRow="1" w:lastColumn="0" w:lastRow="0" w:noHBand="0" w:noVBand="1" w:val="04A0"/>
       </w:tblPr>
       <w:tblGrid>
-        <w:gridCol w:w="1872"/>
-        <w:gridCol w:w="1872"/>
-        <w:gridCol w:w="1872"/>
-        <w:gridCol w:w="1872"/>
-        <w:gridCol w:w="1872"/>
+        <w:gridCol w:w="1560"/>
+        <w:gridCol w:w="1560"/>
+        <w:gridCol w:w="1560"/>
+        <w:gridCol w:w="1560"/>
+        <w:gridCol w:w="1560"/>
+        <w:gridCol w:w="1560"/>
       </w:tblGrid>
       <w:tr>
         <w:tc>
           <w:tcPr>
-            <w:tcW w:type="dxa" w:w="1872"/>
+            <w:tcW w:type="dxa" w:w="1560"/>
             <w:tcMar>
               <w:top w:w="120" w:type="dxa"/>
               <w:bottom w:w="120" w:type="dxa"/>
               <w:left w:w="150" w:type="dxa"/>
               <w:right w:w="150" w:type="dxa"/>
             </w:tcMar>
-            <w:shd w:fill="1E3A8A"/>
+            <w:shd w:val="clear" w:color="auto" w:fill="1F4E79"/>
           </w:tcPr>
           <w:p>
             <w:pPr>
-              <w:spacing w:after="40"/>
+              <w:spacing w:before="40" w:after="40"/>
             </w:pPr>
             <w:r>
               <w:rPr>
@@ -666,24 +835,24 @@
                 <w:color w:val="FFFFFF"/>
                 <w:sz w:val="20"/>
               </w:rPr>
-              <w:t>User Role</w:t>
+              <w:t>Role</w:t>
             </w:r>
           </w:p>
         </w:tc>
         <w:tc>
           <w:tcPr>
-            <w:tcW w:type="dxa" w:w="1872"/>
+            <w:tcW w:type="dxa" w:w="1560"/>
             <w:tcMar>
               <w:top w:w="120" w:type="dxa"/>
               <w:bottom w:w="120" w:type="dxa"/>
               <w:left w:w="150" w:type="dxa"/>
               <w:right w:w="150" w:type="dxa"/>
             </w:tcMar>
-            <w:shd w:fill="1E3A8A"/>
+            <w:shd w:val="clear" w:color="auto" w:fill="1F4E79"/>
           </w:tcPr>
           <w:p>
             <w:pPr>
-              <w:spacing w:after="40"/>
+              <w:spacing w:before="40" w:after="40"/>
             </w:pPr>
             <w:r>
               <w:rPr>
@@ -698,18 +867,18 @@
         </w:tc>
         <w:tc>
           <w:tcPr>
-            <w:tcW w:type="dxa" w:w="1872"/>
+            <w:tcW w:type="dxa" w:w="1560"/>
             <w:tcMar>
               <w:top w:w="120" w:type="dxa"/>
               <w:bottom w:w="120" w:type="dxa"/>
               <w:left w:w="150" w:type="dxa"/>
               <w:right w:w="150" w:type="dxa"/>
             </w:tcMar>
-            <w:shd w:fill="1E3A8A"/>
+            <w:shd w:val="clear" w:color="auto" w:fill="1F4E79"/>
           </w:tcPr>
           <w:p>
             <w:pPr>
-              <w:spacing w:after="40"/>
+              <w:spacing w:before="40" w:after="40"/>
             </w:pPr>
             <w:r>
               <w:rPr>
@@ -724,18 +893,18 @@
         </w:tc>
         <w:tc>
           <w:tcPr>
-            <w:tcW w:type="dxa" w:w="1872"/>
+            <w:tcW w:type="dxa" w:w="1560"/>
             <w:tcMar>
               <w:top w:w="120" w:type="dxa"/>
               <w:bottom w:w="120" w:type="dxa"/>
               <w:left w:w="150" w:type="dxa"/>
               <w:right w:w="150" w:type="dxa"/>
             </w:tcMar>
-            <w:shd w:fill="1E3A8A"/>
+            <w:shd w:val="clear" w:color="auto" w:fill="1F4E79"/>
           </w:tcPr>
           <w:p>
             <w:pPr>
-              <w:spacing w:after="40"/>
+              <w:spacing w:before="40" w:after="40"/>
             </w:pPr>
             <w:r>
               <w:rPr>
@@ -750,18 +919,18 @@
         </w:tc>
         <w:tc>
           <w:tcPr>
-            <w:tcW w:type="dxa" w:w="1872"/>
+            <w:tcW w:type="dxa" w:w="1560"/>
             <w:tcMar>
               <w:top w:w="120" w:type="dxa"/>
               <w:bottom w:w="120" w:type="dxa"/>
               <w:left w:w="150" w:type="dxa"/>
               <w:right w:w="150" w:type="dxa"/>
             </w:tcMar>
-            <w:shd w:fill="1E3A8A"/>
+            <w:shd w:val="clear" w:color="auto" w:fill="1F4E79"/>
           </w:tcPr>
           <w:p>
             <w:pPr>
-              <w:spacing w:after="40"/>
+              <w:spacing w:before="40" w:after="40"/>
             </w:pPr>
             <w:r>
               <w:rPr>
@@ -770,7 +939,33 @@
                 <w:color w:val="FFFFFF"/>
                 <w:sz w:val="20"/>
               </w:rPr>
-              <w:t>Primary Capabilities</w:t>
+              <w:t>Email Address</w:t>
+            </w:r>
+          </w:p>
+        </w:tc>
+        <w:tc>
+          <w:tcPr>
+            <w:tcW w:type="dxa" w:w="1560"/>
+            <w:tcMar>
+              <w:top w:w="120" w:type="dxa"/>
+              <w:bottom w:w="120" w:type="dxa"/>
+              <w:left w:w="150" w:type="dxa"/>
+              <w:right w:w="150" w:type="dxa"/>
+            </w:tcMar>
+            <w:shd w:val="clear" w:color="auto" w:fill="1F4E79"/>
+          </w:tcPr>
+          <w:p>
+            <w:pPr>
+              <w:spacing w:before="40" w:after="40"/>
+            </w:pPr>
+            <w:r>
+              <w:rPr>
+                <w:rFonts w:ascii="Calibri" w:hAnsi="Calibri"/>
+                <w:b/>
+                <w:color w:val="FFFFFF"/>
+                <w:sz w:val="20"/>
+              </w:rPr>
+              <w:t>Core Portal Capabilities</w:t>
             </w:r>
           </w:p>
         </w:tc>
@@ -778,18 +973,18 @@
       <w:tr>
         <w:tc>
           <w:tcPr>
-            <w:tcW w:type="dxa" w:w="1872"/>
+            <w:tcW w:type="dxa" w:w="1560"/>
             <w:tcMar>
               <w:top w:w="120" w:type="dxa"/>
               <w:bottom w:w="120" w:type="dxa"/>
               <w:left w:w="150" w:type="dxa"/>
               <w:right w:w="150" w:type="dxa"/>
             </w:tcMar>
-            <w:shd w:fill="F9FAFB"/>
+            <w:shd w:val="clear" w:color="auto" w:fill="F2F4F7"/>
           </w:tcPr>
           <w:p>
             <w:pPr>
-              <w:spacing w:after="40"/>
+              <w:spacing w:before="40" w:after="40"/>
             </w:pPr>
             <w:r>
               <w:rPr>
@@ -804,24 +999,24 @@
         </w:tc>
         <w:tc>
           <w:tcPr>
-            <w:tcW w:type="dxa" w:w="1872"/>
+            <w:tcW w:type="dxa" w:w="1560"/>
             <w:tcMar>
               <w:top w:w="120" w:type="dxa"/>
               <w:bottom w:w="120" w:type="dxa"/>
               <w:left w:w="150" w:type="dxa"/>
               <w:right w:w="150" w:type="dxa"/>
             </w:tcMar>
-            <w:shd w:fill="F9FAFB"/>
+            <w:shd w:val="clear" w:color="auto" w:fill="F2F4F7"/>
           </w:tcPr>
           <w:p>
             <w:pPr>
-              <w:spacing w:after="40"/>
+              <w:spacing w:before="40" w:after="40"/>
             </w:pPr>
             <w:r>
               <w:rPr>
-                <w:rFonts w:ascii="Consolas" w:hAnsi="Consolas"/>
-                <w:color w:val="1E40AF"/>
-                <w:sz w:val="19"/>
+                <w:rFonts w:ascii="Courier New" w:hAnsi="Courier New"/>
+                <w:color w:val="B42828"/>
+                <w:sz w:val="20"/>
               </w:rPr>
               <w:t>e22237</w:t>
             </w:r>
@@ -829,24 +1024,24 @@
         </w:tc>
         <w:tc>
           <w:tcPr>
-            <w:tcW w:type="dxa" w:w="1872"/>
+            <w:tcW w:type="dxa" w:w="1560"/>
             <w:tcMar>
               <w:top w:w="120" w:type="dxa"/>
               <w:bottom w:w="120" w:type="dxa"/>
               <w:left w:w="150" w:type="dxa"/>
               <w:right w:w="150" w:type="dxa"/>
             </w:tcMar>
-            <w:shd w:fill="F9FAFB"/>
+            <w:shd w:val="clear" w:color="auto" w:fill="F2F4F7"/>
           </w:tcPr>
           <w:p>
             <w:pPr>
-              <w:spacing w:after="40"/>
+              <w:spacing w:before="40" w:after="40"/>
             </w:pPr>
             <w:r>
               <w:rPr>
-                <w:rFonts w:ascii="Consolas" w:hAnsi="Consolas"/>
-                <w:color w:val="1E40AF"/>
-                <w:sz w:val="19"/>
+                <w:rFonts w:ascii="Courier New" w:hAnsi="Courier New"/>
+                <w:color w:val="B42828"/>
+                <w:sz w:val="20"/>
               </w:rPr>
               <w:t>1234</w:t>
             </w:r>
@@ -854,18 +1049,18 @@
         </w:tc>
         <w:tc>
           <w:tcPr>
-            <w:tcW w:type="dxa" w:w="1872"/>
+            <w:tcW w:type="dxa" w:w="1560"/>
             <w:tcMar>
               <w:top w:w="120" w:type="dxa"/>
               <w:bottom w:w="120" w:type="dxa"/>
               <w:left w:w="150" w:type="dxa"/>
               <w:right w:w="150" w:type="dxa"/>
             </w:tcMar>
-            <w:shd w:fill="F9FAFB"/>
+            <w:shd w:val="clear" w:color="auto" w:fill="F2F4F7"/>
           </w:tcPr>
           <w:p>
             <w:pPr>
-              <w:spacing w:after="40"/>
+              <w:spacing w:before="40" w:after="40"/>
             </w:pPr>
             <w:r>
               <w:rPr>
@@ -879,18 +1074,43 @@
         </w:tc>
         <w:tc>
           <w:tcPr>
-            <w:tcW w:type="dxa" w:w="1872"/>
+            <w:tcW w:type="dxa" w:w="1560"/>
             <w:tcMar>
               <w:top w:w="120" w:type="dxa"/>
               <w:bottom w:w="120" w:type="dxa"/>
               <w:left w:w="150" w:type="dxa"/>
               <w:right w:w="150" w:type="dxa"/>
             </w:tcMar>
-            <w:shd w:fill="F9FAFB"/>
+            <w:shd w:val="clear" w:color="auto" w:fill="F2F4F7"/>
           </w:tcPr>
           <w:p>
             <w:pPr>
-              <w:spacing w:after="40"/>
+              <w:spacing w:before="40" w:after="40"/>
+            </w:pPr>
+            <w:r>
+              <w:rPr>
+                <w:rFonts w:ascii="Courier New" w:hAnsi="Courier New"/>
+                <w:color w:val="B42828"/>
+                <w:sz w:val="20"/>
+              </w:rPr>
+              <w:t>e22237@eng.pdn.ac.lk</w:t>
+            </w:r>
+          </w:p>
+        </w:tc>
+        <w:tc>
+          <w:tcPr>
+            <w:tcW w:type="dxa" w:w="1560"/>
+            <w:tcMar>
+              <w:top w:w="120" w:type="dxa"/>
+              <w:bottom w:w="120" w:type="dxa"/>
+              <w:left w:w="150" w:type="dxa"/>
+              <w:right w:w="150" w:type="dxa"/>
+            </w:tcMar>
+            <w:shd w:val="clear" w:color="auto" w:fill="F2F4F7"/>
+          </w:tcPr>
+          <w:p>
+            <w:pPr>
+              <w:spacing w:before="40" w:after="40"/>
             </w:pPr>
             <w:r>
               <w:rPr>
@@ -898,7 +1118,7 @@
                 <w:color w:val="333333"/>
                 <w:sz w:val="19"/>
               </w:rPr>
-              <w:t>Reserve halls/labs, track approval stages, respond to 2-step verifications, report maintenance faults with photos &amp; map pins</w:t>
+              <w:t>Hall/lab reservations, interactive hourly grid selection, 2-step verification banners, fault reporting with GIS pin dropping &amp; photo attachments</w:t>
             </w:r>
           </w:p>
         </w:tc>
@@ -906,18 +1126,18 @@
       <w:tr>
         <w:tc>
           <w:tcPr>
-            <w:tcW w:type="dxa" w:w="1872"/>
+            <w:tcW w:type="dxa" w:w="1560"/>
             <w:tcMar>
               <w:top w:w="120" w:type="dxa"/>
               <w:bottom w:w="120" w:type="dxa"/>
               <w:left w:w="150" w:type="dxa"/>
               <w:right w:w="150" w:type="dxa"/>
             </w:tcMar>
-            <w:shd w:fill="FFFFFF"/>
+            <w:shd w:val="clear" w:color="auto" w:fill="FFFFFF"/>
           </w:tcPr>
           <w:p>
             <w:pPr>
-              <w:spacing w:after="40"/>
+              <w:spacing w:before="40" w:after="40"/>
             </w:pPr>
             <w:r>
               <w:rPr>
@@ -932,24 +1152,24 @@
         </w:tc>
         <w:tc>
           <w:tcPr>
-            <w:tcW w:type="dxa" w:w="1872"/>
+            <w:tcW w:type="dxa" w:w="1560"/>
             <w:tcMar>
               <w:top w:w="120" w:type="dxa"/>
               <w:bottom w:w="120" w:type="dxa"/>
               <w:left w:w="150" w:type="dxa"/>
               <w:right w:w="150" w:type="dxa"/>
             </w:tcMar>
-            <w:shd w:fill="FFFFFF"/>
+            <w:shd w:val="clear" w:color="auto" w:fill="FFFFFF"/>
           </w:tcPr>
           <w:p>
             <w:pPr>
-              <w:spacing w:after="40"/>
+              <w:spacing w:before="40" w:after="40"/>
             </w:pPr>
             <w:r>
               <w:rPr>
-                <w:rFonts w:ascii="Consolas" w:hAnsi="Consolas"/>
-                <w:color w:val="1E40AF"/>
-                <w:sz w:val="19"/>
+                <w:rFonts w:ascii="Courier New" w:hAnsi="Courier New"/>
+                <w:color w:val="B42828"/>
+                <w:sz w:val="20"/>
               </w:rPr>
               <w:t>lecturer1</w:t>
             </w:r>
@@ -957,24 +1177,24 @@
         </w:tc>
         <w:tc>
           <w:tcPr>
-            <w:tcW w:type="dxa" w:w="1872"/>
+            <w:tcW w:type="dxa" w:w="1560"/>
             <w:tcMar>
               <w:top w:w="120" w:type="dxa"/>
               <w:bottom w:w="120" w:type="dxa"/>
               <w:left w:w="150" w:type="dxa"/>
               <w:right w:w="150" w:type="dxa"/>
             </w:tcMar>
-            <w:shd w:fill="FFFFFF"/>
+            <w:shd w:val="clear" w:color="auto" w:fill="FFFFFF"/>
           </w:tcPr>
           <w:p>
             <w:pPr>
-              <w:spacing w:after="40"/>
+              <w:spacing w:before="40" w:after="40"/>
             </w:pPr>
             <w:r>
               <w:rPr>
-                <w:rFonts w:ascii="Consolas" w:hAnsi="Consolas"/>
-                <w:color w:val="1E40AF"/>
-                <w:sz w:val="19"/>
+                <w:rFonts w:ascii="Courier New" w:hAnsi="Courier New"/>
+                <w:color w:val="B42828"/>
+                <w:sz w:val="20"/>
               </w:rPr>
               <w:t>1234</w:t>
             </w:r>
@@ -982,18 +1202,18 @@
         </w:tc>
         <w:tc>
           <w:tcPr>
-            <w:tcW w:type="dxa" w:w="1872"/>
+            <w:tcW w:type="dxa" w:w="1560"/>
             <w:tcMar>
               <w:top w:w="120" w:type="dxa"/>
               <w:bottom w:w="120" w:type="dxa"/>
               <w:left w:w="150" w:type="dxa"/>
               <w:right w:w="150" w:type="dxa"/>
             </w:tcMar>
-            <w:shd w:fill="FFFFFF"/>
+            <w:shd w:val="clear" w:color="auto" w:fill="FFFFFF"/>
           </w:tcPr>
           <w:p>
             <w:pPr>
-              <w:spacing w:after="40"/>
+              <w:spacing w:before="40" w:after="40"/>
             </w:pPr>
             <w:r>
               <w:rPr>
@@ -1007,18 +1227,43 @@
         </w:tc>
         <w:tc>
           <w:tcPr>
-            <w:tcW w:type="dxa" w:w="1872"/>
+            <w:tcW w:type="dxa" w:w="1560"/>
             <w:tcMar>
               <w:top w:w="120" w:type="dxa"/>
               <w:bottom w:w="120" w:type="dxa"/>
               <w:left w:w="150" w:type="dxa"/>
               <w:right w:w="150" w:type="dxa"/>
             </w:tcMar>
-            <w:shd w:fill="FFFFFF"/>
+            <w:shd w:val="clear" w:color="auto" w:fill="FFFFFF"/>
           </w:tcPr>
           <w:p>
             <w:pPr>
-              <w:spacing w:after="40"/>
+              <w:spacing w:before="40" w:after="40"/>
+            </w:pPr>
+            <w:r>
+              <w:rPr>
+                <w:rFonts w:ascii="Courier New" w:hAnsi="Courier New"/>
+                <w:color w:val="B42828"/>
+                <w:sz w:val="20"/>
+              </w:rPr>
+              <w:t>lecturer1@eng.pdn.ac.lk</w:t>
+            </w:r>
+          </w:p>
+        </w:tc>
+        <w:tc>
+          <w:tcPr>
+            <w:tcW w:type="dxa" w:w="1560"/>
+            <w:tcMar>
+              <w:top w:w="120" w:type="dxa"/>
+              <w:bottom w:w="120" w:type="dxa"/>
+              <w:left w:w="150" w:type="dxa"/>
+              <w:right w:w="150" w:type="dxa"/>
+            </w:tcMar>
+            <w:shd w:val="clear" w:color="auto" w:fill="FFFFFF"/>
+          </w:tcPr>
+          <w:p>
+            <w:pPr>
+              <w:spacing w:before="40" w:after="40"/>
             </w:pPr>
             <w:r>
               <w:rPr>
@@ -1026,7 +1271,7 @@
                 <w:color w:val="333333"/>
                 <w:sz w:val="19"/>
               </w:rPr>
-              <w:t>Direct hall booking, endorse/reject student booking requests, manage academic schedules</w:t>
+              <w:t>Direct room booking, student request endorsement/rejection, academic schedule timeline inspection</w:t>
             </w:r>
           </w:p>
         </w:tc>
@@ -1034,23 +1279,98 @@
       <w:tr>
         <w:tc>
           <w:tcPr>
-            <w:tcW w:type="dxa" w:w="1872"/>
+            <w:tcW w:type="dxa" w:w="1560"/>
             <w:tcMar>
               <w:top w:w="120" w:type="dxa"/>
               <w:bottom w:w="120" w:type="dxa"/>
               <w:left w:w="150" w:type="dxa"/>
               <w:right w:w="150" w:type="dxa"/>
             </w:tcMar>
-            <w:shd w:fill="F9FAFB"/>
+            <w:shd w:val="clear" w:color="auto" w:fill="F2F4F7"/>
           </w:tcPr>
           <w:p>
             <w:pPr>
-              <w:spacing w:after="40"/>
+              <w:spacing w:before="40" w:after="40"/>
             </w:pPr>
             <w:r>
               <w:rPr>
                 <w:rFonts w:ascii="Calibri" w:hAnsi="Calibri"/>
                 <w:b/>
+                <w:color w:val="333333"/>
+                <w:sz w:val="19"/>
+              </w:rPr>
+              <w:t>Booking Admin (AR)</w:t>
+            </w:r>
+          </w:p>
+        </w:tc>
+        <w:tc>
+          <w:tcPr>
+            <w:tcW w:type="dxa" w:w="1560"/>
+            <w:tcMar>
+              <w:top w:w="120" w:type="dxa"/>
+              <w:bottom w:w="120" w:type="dxa"/>
+              <w:left w:w="150" w:type="dxa"/>
+              <w:right w:w="150" w:type="dxa"/>
+            </w:tcMar>
+            <w:shd w:val="clear" w:color="auto" w:fill="F2F4F7"/>
+          </w:tcPr>
+          <w:p>
+            <w:pPr>
+              <w:spacing w:before="40" w:after="40"/>
+            </w:pPr>
+            <w:r>
+              <w:rPr>
+                <w:rFonts w:ascii="Courier New" w:hAnsi="Courier New"/>
+                <w:color w:val="B42828"/>
+                <w:sz w:val="20"/>
+              </w:rPr>
+              <w:t>bookadmin</w:t>
+            </w:r>
+          </w:p>
+        </w:tc>
+        <w:tc>
+          <w:tcPr>
+            <w:tcW w:type="dxa" w:w="1560"/>
+            <w:tcMar>
+              <w:top w:w="120" w:type="dxa"/>
+              <w:bottom w:w="120" w:type="dxa"/>
+              <w:left w:w="150" w:type="dxa"/>
+              <w:right w:w="150" w:type="dxa"/>
+            </w:tcMar>
+            <w:shd w:val="clear" w:color="auto" w:fill="F2F4F7"/>
+          </w:tcPr>
+          <w:p>
+            <w:pPr>
+              <w:spacing w:before="40" w:after="40"/>
+            </w:pPr>
+            <w:r>
+              <w:rPr>
+                <w:rFonts w:ascii="Courier New" w:hAnsi="Courier New"/>
+                <w:color w:val="B42828"/>
+                <w:sz w:val="20"/>
+              </w:rPr>
+              <w:t>adminpass</w:t>
+            </w:r>
+          </w:p>
+        </w:tc>
+        <w:tc>
+          <w:tcPr>
+            <w:tcW w:type="dxa" w:w="1560"/>
+            <w:tcMar>
+              <w:top w:w="120" w:type="dxa"/>
+              <w:bottom w:w="120" w:type="dxa"/>
+              <w:left w:w="150" w:type="dxa"/>
+              <w:right w:w="150" w:type="dxa"/>
+            </w:tcMar>
+            <w:shd w:val="clear" w:color="auto" w:fill="F2F4F7"/>
+          </w:tcPr>
+          <w:p>
+            <w:pPr>
+              <w:spacing w:before="40" w:after="40"/>
+            </w:pPr>
+            <w:r>
+              <w:rPr>
+                <w:rFonts w:ascii="Calibri" w:hAnsi="Calibri"/>
                 <w:color w:val="333333"/>
                 <w:sz w:val="19"/>
               </w:rPr>
@@ -1060,68 +1380,43 @@
         </w:tc>
         <w:tc>
           <w:tcPr>
-            <w:tcW w:type="dxa" w:w="1872"/>
+            <w:tcW w:type="dxa" w:w="1560"/>
             <w:tcMar>
               <w:top w:w="120" w:type="dxa"/>
               <w:bottom w:w="120" w:type="dxa"/>
               <w:left w:w="150" w:type="dxa"/>
               <w:right w:w="150" w:type="dxa"/>
             </w:tcMar>
-            <w:shd w:fill="F9FAFB"/>
+            <w:shd w:val="clear" w:color="auto" w:fill="F2F4F7"/>
           </w:tcPr>
           <w:p>
             <w:pPr>
-              <w:spacing w:after="40"/>
+              <w:spacing w:before="40" w:after="40"/>
             </w:pPr>
             <w:r>
               <w:rPr>
-                <w:rFonts w:ascii="Consolas" w:hAnsi="Consolas"/>
-                <w:color w:val="1E40AF"/>
-                <w:sz w:val="19"/>
+                <w:rFonts w:ascii="Courier New" w:hAnsi="Courier New"/>
+                <w:color w:val="B42828"/>
+                <w:sz w:val="20"/>
               </w:rPr>
-              <w:t>bookadmin</w:t>
+              <w:t>ar.office@eng.pdn.ac.lk</w:t>
             </w:r>
           </w:p>
         </w:tc>
         <w:tc>
           <w:tcPr>
-            <w:tcW w:type="dxa" w:w="1872"/>
+            <w:tcW w:type="dxa" w:w="1560"/>
             <w:tcMar>
               <w:top w:w="120" w:type="dxa"/>
               <w:bottom w:w="120" w:type="dxa"/>
               <w:left w:w="150" w:type="dxa"/>
               <w:right w:w="150" w:type="dxa"/>
             </w:tcMar>
-            <w:shd w:fill="F9FAFB"/>
+            <w:shd w:val="clear" w:color="auto" w:fill="F2F4F7"/>
           </w:tcPr>
           <w:p>
             <w:pPr>
-              <w:spacing w:after="40"/>
-            </w:pPr>
-            <w:r>
-              <w:rPr>
-                <w:rFonts w:ascii="Consolas" w:hAnsi="Consolas"/>
-                <w:color w:val="1E40AF"/>
-                <w:sz w:val="19"/>
-              </w:rPr>
-              <w:t>adminpass</w:t>
-            </w:r>
-          </w:p>
-        </w:tc>
-        <w:tc>
-          <w:tcPr>
-            <w:tcW w:type="dxa" w:w="1872"/>
-            <w:tcMar>
-              <w:top w:w="120" w:type="dxa"/>
-              <w:bottom w:w="120" w:type="dxa"/>
-              <w:left w:w="150" w:type="dxa"/>
-              <w:right w:w="150" w:type="dxa"/>
-            </w:tcMar>
-            <w:shd w:fill="F9FAFB"/>
-          </w:tcPr>
-          <w:p>
-            <w:pPr>
-              <w:spacing w:after="40"/>
+              <w:spacing w:before="40" w:after="40"/>
             </w:pPr>
             <w:r>
               <w:rPr>
@@ -1129,32 +1424,7 @@
                 <w:color w:val="333333"/>
                 <w:sz w:val="19"/>
               </w:rPr>
-              <w:t>Booking Administrator</w:t>
-            </w:r>
-          </w:p>
-        </w:tc>
-        <w:tc>
-          <w:tcPr>
-            <w:tcW w:type="dxa" w:w="1872"/>
-            <w:tcMar>
-              <w:top w:w="120" w:type="dxa"/>
-              <w:bottom w:w="120" w:type="dxa"/>
-              <w:left w:w="150" w:type="dxa"/>
-              <w:right w:w="150" w:type="dxa"/>
-            </w:tcMar>
-            <w:shd w:fill="F9FAFB"/>
-          </w:tcPr>
-          <w:p>
-            <w:pPr>
-              <w:spacing w:after="40"/>
-            </w:pPr>
-            <w:r>
-              <w:rPr>
-                <w:rFonts w:ascii="Calibri" w:hAnsi="Calibri"/>
-                <w:color w:val="333333"/>
-                <w:sz w:val="19"/>
-              </w:rPr>
-              <w:t>Final AR office approvals, multi-criteria filtering, bulk CSV schedule import, auto-booking toggle</w:t>
+              <w:t>Final AR office approvals/rejections, multi-criteria filtering, bulk CSV schedule import, auto-booking toggle control</w:t>
             </w:r>
           </w:p>
         </w:tc>
@@ -1162,18 +1432,18 @@
       <w:tr>
         <w:tc>
           <w:tcPr>
-            <w:tcW w:type="dxa" w:w="1872"/>
+            <w:tcW w:type="dxa" w:w="1560"/>
             <w:tcMar>
               <w:top w:w="120" w:type="dxa"/>
               <w:bottom w:w="120" w:type="dxa"/>
               <w:left w:w="150" w:type="dxa"/>
               <w:right w:w="150" w:type="dxa"/>
             </w:tcMar>
-            <w:shd w:fill="FFFFFF"/>
+            <w:shd w:val="clear" w:color="auto" w:fill="FFFFFF"/>
           </w:tcPr>
           <w:p>
             <w:pPr>
-              <w:spacing w:after="40"/>
+              <w:spacing w:before="40" w:after="40"/>
             </w:pPr>
             <w:r>
               <w:rPr>
@@ -1188,24 +1458,24 @@
         </w:tc>
         <w:tc>
           <w:tcPr>
-            <w:tcW w:type="dxa" w:w="1872"/>
+            <w:tcW w:type="dxa" w:w="1560"/>
             <w:tcMar>
               <w:top w:w="120" w:type="dxa"/>
               <w:bottom w:w="120" w:type="dxa"/>
               <w:left w:w="150" w:type="dxa"/>
               <w:right w:w="150" w:type="dxa"/>
             </w:tcMar>
-            <w:shd w:fill="FFFFFF"/>
+            <w:shd w:val="clear" w:color="auto" w:fill="FFFFFF"/>
           </w:tcPr>
           <w:p>
             <w:pPr>
-              <w:spacing w:after="40"/>
+              <w:spacing w:before="40" w:after="40"/>
             </w:pPr>
             <w:r>
               <w:rPr>
-                <w:rFonts w:ascii="Consolas" w:hAnsi="Consolas"/>
-                <w:color w:val="1E40AF"/>
-                <w:sz w:val="19"/>
+                <w:rFonts w:ascii="Courier New" w:hAnsi="Courier New"/>
+                <w:color w:val="B42828"/>
+                <w:sz w:val="20"/>
               </w:rPr>
               <w:t>admin</w:t>
             </w:r>
@@ -1213,24 +1483,24 @@
         </w:tc>
         <w:tc>
           <w:tcPr>
-            <w:tcW w:type="dxa" w:w="1872"/>
+            <w:tcW w:type="dxa" w:w="1560"/>
             <w:tcMar>
               <w:top w:w="120" w:type="dxa"/>
               <w:bottom w:w="120" w:type="dxa"/>
               <w:left w:w="150" w:type="dxa"/>
               <w:right w:w="150" w:type="dxa"/>
             </w:tcMar>
-            <w:shd w:fill="FFFFFF"/>
+            <w:shd w:val="clear" w:color="auto" w:fill="FFFFFF"/>
           </w:tcPr>
           <w:p>
             <w:pPr>
-              <w:spacing w:after="40"/>
+              <w:spacing w:before="40" w:after="40"/>
             </w:pPr>
             <w:r>
               <w:rPr>
-                <w:rFonts w:ascii="Consolas" w:hAnsi="Consolas"/>
-                <w:color w:val="1E40AF"/>
-                <w:sz w:val="19"/>
+                <w:rFonts w:ascii="Courier New" w:hAnsi="Courier New"/>
+                <w:color w:val="B42828"/>
+                <w:sz w:val="20"/>
               </w:rPr>
               <w:t>adminpass</w:t>
             </w:r>
@@ -1238,18 +1508,18 @@
         </w:tc>
         <w:tc>
           <w:tcPr>
-            <w:tcW w:type="dxa" w:w="1872"/>
+            <w:tcW w:type="dxa" w:w="1560"/>
             <w:tcMar>
               <w:top w:w="120" w:type="dxa"/>
               <w:bottom w:w="120" w:type="dxa"/>
               <w:left w:w="150" w:type="dxa"/>
               <w:right w:w="150" w:type="dxa"/>
             </w:tcMar>
-            <w:shd w:fill="FFFFFF"/>
+            <w:shd w:val="clear" w:color="auto" w:fill="FFFFFF"/>
           </w:tcPr>
           <w:p>
             <w:pPr>
-              <w:spacing w:after="40"/>
+              <w:spacing w:before="40" w:after="40"/>
             </w:pPr>
             <w:r>
               <w:rPr>
@@ -1257,24 +1527,49 @@
                 <w:color w:val="333333"/>
                 <w:sz w:val="19"/>
               </w:rPr>
-              <w:t>System Administrator</w:t>
+              <w:t>Maint. Admin</w:t>
             </w:r>
           </w:p>
         </w:tc>
         <w:tc>
           <w:tcPr>
-            <w:tcW w:type="dxa" w:w="1872"/>
+            <w:tcW w:type="dxa" w:w="1560"/>
             <w:tcMar>
               <w:top w:w="120" w:type="dxa"/>
               <w:bottom w:w="120" w:type="dxa"/>
               <w:left w:w="150" w:type="dxa"/>
               <w:right w:w="150" w:type="dxa"/>
             </w:tcMar>
-            <w:shd w:fill="FFFFFF"/>
+            <w:shd w:val="clear" w:color="auto" w:fill="FFFFFF"/>
           </w:tcPr>
           <w:p>
             <w:pPr>
-              <w:spacing w:after="40"/>
+              <w:spacing w:before="40" w:after="40"/>
+            </w:pPr>
+            <w:r>
+              <w:rPr>
+                <w:rFonts w:ascii="Courier New" w:hAnsi="Courier New"/>
+                <w:color w:val="B42828"/>
+                <w:sz w:val="20"/>
+              </w:rPr>
+              <w:t>maint.admin@eng.pdn.ac.lk</w:t>
+            </w:r>
+          </w:p>
+        </w:tc>
+        <w:tc>
+          <w:tcPr>
+            <w:tcW w:type="dxa" w:w="1560"/>
+            <w:tcMar>
+              <w:top w:w="120" w:type="dxa"/>
+              <w:bottom w:w="120" w:type="dxa"/>
+              <w:left w:w="150" w:type="dxa"/>
+              <w:right w:w="150" w:type="dxa"/>
+            </w:tcMar>
+            <w:shd w:val="clear" w:color="auto" w:fill="FFFFFF"/>
+          </w:tcPr>
+          <w:p>
+            <w:pPr>
+              <w:spacing w:before="40" w:after="40"/>
             </w:pPr>
             <w:r>
               <w:rPr>
@@ -1282,7 +1577,7 @@
                 <w:color w:val="333333"/>
                 <w:sz w:val="19"/>
               </w:rPr>
-              <w:t>Inspect fault reports, view photo evidence &amp; map pins, assign technicians, attach work directives</w:t>
+              <w:t>Full ticketing management, photo evidence inspector, GIS location viewer, technician assignment &amp; priority classification</w:t>
             </w:r>
           </w:p>
         </w:tc>
@@ -1290,18 +1585,18 @@
       <w:tr>
         <w:tc>
           <w:tcPr>
-            <w:tcW w:type="dxa" w:w="1872"/>
+            <w:tcW w:type="dxa" w:w="1560"/>
             <w:tcMar>
               <w:top w:w="120" w:type="dxa"/>
               <w:bottom w:w="120" w:type="dxa"/>
               <w:left w:w="150" w:type="dxa"/>
               <w:right w:w="150" w:type="dxa"/>
             </w:tcMar>
-            <w:shd w:fill="F9FAFB"/>
+            <w:shd w:val="clear" w:color="auto" w:fill="F2F4F7"/>
           </w:tcPr>
           <w:p>
             <w:pPr>
-              <w:spacing w:after="40"/>
+              <w:spacing w:before="40" w:after="40"/>
             </w:pPr>
             <w:r>
               <w:rPr>
@@ -1316,24 +1611,24 @@
         </w:tc>
         <w:tc>
           <w:tcPr>
-            <w:tcW w:type="dxa" w:w="1872"/>
+            <w:tcW w:type="dxa" w:w="1560"/>
             <w:tcMar>
               <w:top w:w="120" w:type="dxa"/>
               <w:bottom w:w="120" w:type="dxa"/>
               <w:left w:w="150" w:type="dxa"/>
               <w:right w:w="150" w:type="dxa"/>
             </w:tcMar>
-            <w:shd w:fill="F9FAFB"/>
+            <w:shd w:val="clear" w:color="auto" w:fill="F2F4F7"/>
           </w:tcPr>
           <w:p>
             <w:pPr>
-              <w:spacing w:after="40"/>
+              <w:spacing w:before="40" w:after="40"/>
             </w:pPr>
             <w:r>
               <w:rPr>
-                <w:rFonts w:ascii="Consolas" w:hAnsi="Consolas"/>
-                <w:color w:val="1E40AF"/>
-                <w:sz w:val="19"/>
+                <w:rFonts w:ascii="Courier New" w:hAnsi="Courier New"/>
+                <w:color w:val="B42828"/>
+                <w:sz w:val="20"/>
               </w:rPr>
               <w:t>alex</w:t>
             </w:r>
@@ -1341,24 +1636,24 @@
         </w:tc>
         <w:tc>
           <w:tcPr>
-            <w:tcW w:type="dxa" w:w="1872"/>
+            <w:tcW w:type="dxa" w:w="1560"/>
             <w:tcMar>
               <w:top w:w="120" w:type="dxa"/>
               <w:bottom w:w="120" w:type="dxa"/>
               <w:left w:w="150" w:type="dxa"/>
               <w:right w:w="150" w:type="dxa"/>
             </w:tcMar>
-            <w:shd w:fill="F9FAFB"/>
+            <w:shd w:val="clear" w:color="auto" w:fill="F2F4F7"/>
           </w:tcPr>
           <w:p>
             <w:pPr>
-              <w:spacing w:after="40"/>
+              <w:spacing w:before="40" w:after="40"/>
             </w:pPr>
             <w:r>
               <w:rPr>
-                <w:rFonts w:ascii="Consolas" w:hAnsi="Consolas"/>
-                <w:color w:val="1E40AF"/>
-                <w:sz w:val="19"/>
+                <w:rFonts w:ascii="Courier New" w:hAnsi="Courier New"/>
+                <w:color w:val="B42828"/>
+                <w:sz w:val="20"/>
               </w:rPr>
               <w:t>1234</w:t>
             </w:r>
@@ -1366,18 +1661,18 @@
         </w:tc>
         <w:tc>
           <w:tcPr>
-            <w:tcW w:type="dxa" w:w="1872"/>
+            <w:tcW w:type="dxa" w:w="1560"/>
             <w:tcMar>
               <w:top w:w="120" w:type="dxa"/>
               <w:bottom w:w="120" w:type="dxa"/>
               <w:left w:w="150" w:type="dxa"/>
               <w:right w:w="150" w:type="dxa"/>
             </w:tcMar>
-            <w:shd w:fill="F9FAFB"/>
+            <w:shd w:val="clear" w:color="auto" w:fill="F2F4F7"/>
           </w:tcPr>
           <w:p>
             <w:pPr>
-              <w:spacing w:after="40"/>
+              <w:spacing w:before="40" w:after="40"/>
             </w:pPr>
             <w:r>
               <w:rPr>
@@ -1391,18 +1686,43 @@
         </w:tc>
         <w:tc>
           <w:tcPr>
-            <w:tcW w:type="dxa" w:w="1872"/>
+            <w:tcW w:type="dxa" w:w="1560"/>
             <w:tcMar>
               <w:top w:w="120" w:type="dxa"/>
               <w:bottom w:w="120" w:type="dxa"/>
               <w:left w:w="150" w:type="dxa"/>
               <w:right w:w="150" w:type="dxa"/>
             </w:tcMar>
-            <w:shd w:fill="F9FAFB"/>
+            <w:shd w:val="clear" w:color="auto" w:fill="F2F4F7"/>
           </w:tcPr>
           <w:p>
             <w:pPr>
-              <w:spacing w:after="40"/>
+              <w:spacing w:before="40" w:after="40"/>
+            </w:pPr>
+            <w:r>
+              <w:rPr>
+                <w:rFonts w:ascii="Courier New" w:hAnsi="Courier New"/>
+                <w:color w:val="B42828"/>
+                <w:sz w:val="20"/>
+              </w:rPr>
+              <w:t>alex.tech@eng.pdn.ac.lk</w:t>
+            </w:r>
+          </w:p>
+        </w:tc>
+        <w:tc>
+          <w:tcPr>
+            <w:tcW w:type="dxa" w:w="1560"/>
+            <w:tcMar>
+              <w:top w:w="120" w:type="dxa"/>
+              <w:bottom w:w="120" w:type="dxa"/>
+              <w:left w:w="150" w:type="dxa"/>
+              <w:right w:w="150" w:type="dxa"/>
+            </w:tcMar>
+            <w:shd w:val="clear" w:color="auto" w:fill="F2F4F7"/>
+          </w:tcPr>
+          <w:p>
+            <w:pPr>
+              <w:spacing w:before="40" w:after="40"/>
             </w:pPr>
             <w:r>
               <w:rPr>
@@ -1410,13 +1730,13 @@
                 <w:color w:val="333333"/>
                 <w:sz w:val="19"/>
               </w:rPr>
-              <w:t>View assigned job queue, inspect location &amp; evidence, update task status (</w:t>
+              <w:t>Assigned task queue, interactive job detail modal, status updates (</w:t>
             </w:r>
             <w:r>
               <w:rPr>
-                <w:rFonts w:ascii="Consolas" w:hAnsi="Consolas"/>
-                <w:color w:val="1E40AF"/>
-                <w:sz w:val="19"/>
+                <w:rFonts w:ascii="Courier New" w:hAnsi="Courier New"/>
+                <w:color w:val="B42828"/>
+                <w:sz w:val="20"/>
               </w:rPr>
               <w:t>In Progress</w:t>
             </w:r>
@@ -1430,9 +1750,9 @@
             </w:r>
             <w:r>
               <w:rPr>
-                <w:rFonts w:ascii="Consolas" w:hAnsi="Consolas"/>
-                <w:color w:val="1E40AF"/>
-                <w:sz w:val="19"/>
+                <w:rFonts w:ascii="Courier New" w:hAnsi="Courier New"/>
+                <w:color w:val="B42828"/>
+                <w:sz w:val="20"/>
               </w:rPr>
               <w:t>Resolved</w:t>
             </w:r>
@@ -1442,7 +1762,7 @@
                 <w:color w:val="333333"/>
                 <w:sz w:val="19"/>
               </w:rPr>
-              <w:t>), upload work photos</w:t>
+              <w:t>), work logs &amp; proof-of-work photo uploads</w:t>
             </w:r>
           </w:p>
         </w:tc>
@@ -1455,95 +1775,4039 @@
     </w:p>
     <w:p>
       <w:pPr>
-        <w:spacing w:before="120" w:after="120"/>
-        <w:pBdr>
-          <w:bottom w:val="single" w:sz="6" w:space="1" w:color="E5E7EB"/>
-        </w:pBdr>
-      </w:pPr>
+        <w:spacing w:before="240" w:after="240"/>
+      </w:pPr>
+      <w:r>
+        <w:rPr>
+          <w:color w:val="C8C8C8"/>
+        </w:rPr>
+        <w:t>―――――――――――――――――――――――――――――――――――――――――――――――――――――――</w:t>
+      </w:r>
     </w:p>
     <w:p>
       <w:pPr>
+        <w:pStyle w:val="Heading2"/>
         <w:spacing w:before="280" w:after="80"/>
       </w:pPr>
       <w:r>
         <w:rPr>
           <w:rFonts w:ascii="Calibri" w:hAnsi="Calibri"/>
-          <w:b/>
-          <w:color w:val="2563EB"/>
+          <w:color w:val="2969A1"/>
           <w:sz w:val="30"/>
         </w:rPr>
-        <w:t>3. Managing User Profiles &amp; Account Settings</w:t>
+        <w:t>3. User Account &amp; Profile Management</w:t>
       </w:r>
     </w:p>
     <w:p>
       <w:pPr>
-        <w:spacing w:before="40" w:after="100" w:line="276" w:lineRule="auto"/>
+        <w:spacing w:before="60" w:after="80" w:line="276" w:lineRule="auto"/>
       </w:pPr>
       <w:r>
         <w:rPr>
           <w:rFonts w:ascii="Calibri" w:hAnsi="Calibri"/>
           <w:color w:val="333333"/>
+          <w:sz w:val="22"/>
+        </w:rPr>
+        <w:t>Every registered user has a personal account profile containing personal credentials, contact details, and role privileges.</w:t>
+      </w:r>
+    </w:p>
+    <w:p>
+      <w:pPr>
+        <w:spacing w:before="120" w:after="120"/>
+        <w:ind w:left="288" w:right="288"/>
+      </w:pPr>
+      <w:r>
+        <w:rPr>
+          <w:rFonts w:ascii="Consolas" w:hAnsi="Consolas"/>
+          <w:color w:val="282828"/>
+          <w:sz w:val="19"/>
+        </w:rPr>
+        <w:t xml:space="preserve">                           [ Click User Profile Avatar ]</w:t>
+        <w:br/>
+        <w:t xml:space="preserve">                             (Top Right Header Navigation)</w:t>
+        <w:br/>
+        <w:t xml:space="preserve">                                          |</w:t>
+        <w:br/>
+        <w:t xml:space="preserve">                               [ View Profile Modal ]</w:t>
+        <w:br/>
+        <w:t xml:space="preserve">                                          |</w:t>
+        <w:br/>
+        <w:t xml:space="preserve">    -------------------------------------------------------------------------</w:t>
+        <w:br/>
+        <w:t xml:space="preserve">    | Full Name               | User Role Tag (Student, Lecturer, Tech)     |</w:t>
+        <w:br/>
+        <w:t xml:space="preserve">    | Registration / Emp ID   | Email Address                               |</w:t>
+        <w:br/>
+        <w:t xml:space="preserve">    | Contact Phone Number    | Department / Organization                   |</w:t>
+        <w:br/>
+        <w:t xml:space="preserve">    | Campus / Home Address   | Base64 Profile Avatar                       |</w:t>
+        <w:br/>
+        <w:t xml:space="preserve">    -------------------------------------------------------------------------</w:t>
+        <w:br/>
+        <w:t xml:space="preserve">                                          |</w:t>
+        <w:br/>
+        <w:t xml:space="preserve">                                 [ Save Profile Details ]</w:t>
+      </w:r>
+    </w:p>
+    <w:p>
+      <w:pPr>
+        <w:pStyle w:val="Heading3"/>
+        <w:spacing w:before="200" w:after="60"/>
+      </w:pPr>
+      <w:r>
+        <w:rPr>
+          <w:rFonts w:ascii="Calibri" w:hAnsi="Calibri"/>
+          <w:color w:val="337AB7"/>
+          <w:sz w:val="25"/>
+        </w:rPr>
+        <w:t>How to Update Your Profile:</w:t>
+      </w:r>
+    </w:p>
+    <w:p>
+      <w:pPr>
+        <w:pStyle w:val="ListNumber"/>
+        <w:spacing w:before="20" w:after="40"/>
+      </w:pPr>
+      <w:r>
+        <w:rPr>
+          <w:rFonts w:ascii="Calibri" w:hAnsi="Calibri"/>
+          <w:color w:val="333333"/>
+          <w:sz w:val="22"/>
+        </w:rPr>
+        <w:t>Click your profile avatar image or user initials in the upper right-hand corner of the navigation bar.</w:t>
+      </w:r>
+    </w:p>
+    <w:p>
+      <w:pPr>
+        <w:pStyle w:val="ListNumber"/>
+        <w:spacing w:before="20" w:after="40"/>
+      </w:pPr>
+      <w:r>
+        <w:rPr>
+          <w:rFonts w:ascii="Calibri" w:hAnsi="Calibri"/>
+          <w:color w:val="333333"/>
+          <w:sz w:val="22"/>
+        </w:rPr>
+        <w:t xml:space="preserve">Click </w:t>
+      </w:r>
+      <w:r>
+        <w:rPr>
+          <w:rFonts w:ascii="Calibri" w:hAnsi="Calibri"/>
+          <w:b/>
+          <w:color w:val="333333"/>
+          <w:sz w:val="22"/>
+        </w:rPr>
+        <w:t>Profile</w:t>
+      </w:r>
+      <w:r>
+        <w:rPr>
+          <w:rFonts w:ascii="Calibri" w:hAnsi="Calibri"/>
+          <w:color w:val="333333"/>
+          <w:sz w:val="22"/>
+        </w:rPr>
+        <w:t xml:space="preserve"> in the dropdown menu.</w:t>
+      </w:r>
+    </w:p>
+    <w:p>
+      <w:pPr>
+        <w:pStyle w:val="ListNumber"/>
+        <w:spacing w:before="20" w:after="40"/>
+      </w:pPr>
+      <w:r>
+        <w:rPr>
+          <w:rFonts w:ascii="Calibri" w:hAnsi="Calibri"/>
+          <w:color w:val="333333"/>
+          <w:sz w:val="22"/>
+        </w:rPr>
+        <w:t>Edit your contact details (Email Address, Phone Number, Registration/Employee Number, Department, Address).</w:t>
+      </w:r>
+    </w:p>
+    <w:p>
+      <w:pPr>
+        <w:pStyle w:val="ListNumber"/>
+        <w:spacing w:before="20" w:after="40"/>
+      </w:pPr>
+      <w:r>
+        <w:rPr>
+          <w:rFonts w:ascii="Calibri" w:hAnsi="Calibri"/>
+          <w:color w:val="333333"/>
+          <w:sz w:val="22"/>
+        </w:rPr>
+        <w:t xml:space="preserve">Click </w:t>
+      </w:r>
+      <w:r>
+        <w:rPr>
+          <w:rFonts w:ascii="Calibri" w:hAnsi="Calibri"/>
+          <w:b/>
+          <w:color w:val="333333"/>
+          <w:sz w:val="22"/>
+        </w:rPr>
+        <w:t>Save Changes</w:t>
+      </w:r>
+      <w:r>
+        <w:rPr>
+          <w:rFonts w:ascii="Calibri" w:hAnsi="Calibri"/>
+          <w:color w:val="333333"/>
+          <w:sz w:val="22"/>
+        </w:rPr>
+        <w:t xml:space="preserve"> to immediately update your account details.</w:t>
+      </w:r>
+    </w:p>
+    <w:p>
+      <w:pPr>
+        <w:spacing w:before="240" w:after="240"/>
+      </w:pPr>
+      <w:r>
+        <w:rPr>
+          <w:color w:val="C8C8C8"/>
+        </w:rPr>
+        <w:t>―――――――――――――――――――――――――――――――――――――――――――――――――――――――</w:t>
+      </w:r>
+    </w:p>
+    <w:p>
+      <w:pPr>
+        <w:pStyle w:val="Heading2"/>
+        <w:spacing w:before="280" w:after="80"/>
+      </w:pPr>
+      <w:r>
+        <w:rPr>
+          <w:rFonts w:ascii="Calibri" w:hAnsi="Calibri"/>
+          <w:color w:val="2969A1"/>
+          <w:sz w:val="30"/>
+        </w:rPr>
+        <w:t>4. Student Portal User Guide</w:t>
+      </w:r>
+    </w:p>
+    <w:p>
+      <w:pPr>
+        <w:pStyle w:val="Heading3"/>
+        <w:spacing w:before="200" w:after="60"/>
+      </w:pPr>
+      <w:r>
+        <w:rPr>
+          <w:rFonts w:ascii="Calibri" w:hAnsi="Calibri"/>
+          <w:color w:val="337AB7"/>
+          <w:sz w:val="25"/>
+        </w:rPr>
+        <w:t>4.1 Navigating the Student Dashboard</w:t>
+      </w:r>
+    </w:p>
+    <w:p>
+      <w:pPr>
+        <w:spacing w:before="60" w:after="80" w:line="276" w:lineRule="auto"/>
+      </w:pPr>
+      <w:r>
+        <w:rPr>
+          <w:rFonts w:ascii="Calibri" w:hAnsi="Calibri"/>
+          <w:color w:val="333333"/>
+          <w:sz w:val="22"/>
+        </w:rPr>
+        <w:t>Upon logging in as a Student (</w:t>
+      </w:r>
+      <w:r>
+        <w:rPr>
+          <w:rFonts w:ascii="Courier New" w:hAnsi="Courier New"/>
+          <w:color w:val="B42828"/>
+          <w:sz w:val="20"/>
+        </w:rPr>
+        <w:t>e22237</w:t>
+      </w:r>
+      <w:r>
+        <w:rPr>
+          <w:rFonts w:ascii="Calibri" w:hAnsi="Calibri"/>
+          <w:color w:val="333333"/>
+          <w:sz w:val="22"/>
+        </w:rPr>
+        <w:t>), the dashboard provides:</w:t>
+      </w:r>
+    </w:p>
+    <w:p>
+      <w:pPr>
+        <w:pStyle w:val="ListBullet"/>
+        <w:spacing w:before="20" w:after="40"/>
+      </w:pPr>
+      <w:r>
+        <w:rPr>
+          <w:rFonts w:ascii="Calibri" w:hAnsi="Calibri"/>
+          <w:b/>
+          <w:color w:val="333333"/>
+          <w:sz w:val="22"/>
+        </w:rPr>
+        <w:t>Active Bookings Cards</w:t>
+      </w:r>
+      <w:r>
+        <w:rPr>
+          <w:rFonts w:ascii="Calibri" w:hAnsi="Calibri"/>
+          <w:color w:val="333333"/>
+          <w:sz w:val="22"/>
+        </w:rPr>
+        <w:t>: Real-time status badges (</w:t>
+      </w:r>
+      <w:r>
+        <w:rPr>
+          <w:rFonts w:ascii="Courier New" w:hAnsi="Courier New"/>
+          <w:color w:val="B42828"/>
+          <w:sz w:val="20"/>
+        </w:rPr>
+        <w:t>Approved</w:t>
+      </w:r>
+      <w:r>
+        <w:rPr>
+          <w:rFonts w:ascii="Calibri" w:hAnsi="Calibri"/>
+          <w:color w:val="333333"/>
+          <w:sz w:val="22"/>
+        </w:rPr>
+        <w:t xml:space="preserve">, </w:t>
+      </w:r>
+      <w:r>
+        <w:rPr>
+          <w:rFonts w:ascii="Courier New" w:hAnsi="Courier New"/>
+          <w:color w:val="B42828"/>
+          <w:sz w:val="20"/>
+        </w:rPr>
+        <w:t>Pending Lecturer</w:t>
+      </w:r>
+      <w:r>
+        <w:rPr>
+          <w:rFonts w:ascii="Calibri" w:hAnsi="Calibri"/>
+          <w:color w:val="333333"/>
+          <w:sz w:val="22"/>
+        </w:rPr>
+        <w:t xml:space="preserve">, </w:t>
+      </w:r>
+      <w:r>
+        <w:rPr>
+          <w:rFonts w:ascii="Courier New" w:hAnsi="Courier New"/>
+          <w:color w:val="B42828"/>
+          <w:sz w:val="20"/>
+        </w:rPr>
+        <w:t>Pending AR</w:t>
+      </w:r>
+      <w:r>
+        <w:rPr>
+          <w:rFonts w:ascii="Calibri" w:hAnsi="Calibri"/>
+          <w:color w:val="333333"/>
+          <w:sz w:val="22"/>
+        </w:rPr>
+        <w:t xml:space="preserve">, </w:t>
+      </w:r>
+      <w:r>
+        <w:rPr>
+          <w:rFonts w:ascii="Courier New" w:hAnsi="Courier New"/>
+          <w:color w:val="B42828"/>
+          <w:sz w:val="20"/>
+        </w:rPr>
+        <w:t>Rejected</w:t>
+      </w:r>
+      <w:r>
+        <w:rPr>
+          <w:rFonts w:ascii="Calibri" w:hAnsi="Calibri"/>
+          <w:color w:val="333333"/>
+          <w:sz w:val="22"/>
+        </w:rPr>
+        <w:t>).</w:t>
+      </w:r>
+    </w:p>
+    <w:p>
+      <w:pPr>
+        <w:pStyle w:val="ListBullet"/>
+        <w:spacing w:before="20" w:after="40"/>
+      </w:pPr>
+      <w:r>
+        <w:rPr>
+          <w:rFonts w:ascii="Calibri" w:hAnsi="Calibri"/>
+          <w:b/>
+          <w:color w:val="333333"/>
+          <w:sz w:val="22"/>
+        </w:rPr>
+        <w:t>2-Step Verification Action Banner</w:t>
+      </w:r>
+      <w:r>
+        <w:rPr>
+          <w:rFonts w:ascii="Calibri" w:hAnsi="Calibri"/>
+          <w:color w:val="333333"/>
+          <w:sz w:val="22"/>
+        </w:rPr>
+        <w:t>: Prompts requiring attendance confirmation.</w:t>
+      </w:r>
+    </w:p>
+    <w:p>
+      <w:pPr>
+        <w:pStyle w:val="ListBullet"/>
+        <w:spacing w:before="20" w:after="40"/>
+      </w:pPr>
+      <w:r>
+        <w:rPr>
+          <w:rFonts w:ascii="Calibri" w:hAnsi="Calibri"/>
+          <w:b/>
+          <w:color w:val="333333"/>
+          <w:sz w:val="22"/>
+        </w:rPr>
+        <w:t>My Reported Faults</w:t>
+      </w:r>
+      <w:r>
+        <w:rPr>
+          <w:rFonts w:ascii="Calibri" w:hAnsi="Calibri"/>
+          <w:color w:val="333333"/>
+          <w:sz w:val="22"/>
+        </w:rPr>
+        <w:t>: Progress status on reported maintenance tickets (</w:t>
+      </w:r>
+      <w:r>
+        <w:rPr>
+          <w:rFonts w:ascii="Courier New" w:hAnsi="Courier New"/>
+          <w:color w:val="B42828"/>
+          <w:sz w:val="20"/>
+        </w:rPr>
+        <w:t>Open</w:t>
+      </w:r>
+      <w:r>
+        <w:rPr>
+          <w:rFonts w:ascii="Calibri" w:hAnsi="Calibri"/>
+          <w:color w:val="333333"/>
+          <w:sz w:val="22"/>
+        </w:rPr>
+        <w:t xml:space="preserve">, </w:t>
+      </w:r>
+      <w:r>
+        <w:rPr>
+          <w:rFonts w:ascii="Courier New" w:hAnsi="Courier New"/>
+          <w:color w:val="B42828"/>
+          <w:sz w:val="20"/>
+        </w:rPr>
+        <w:t>In Progress</w:t>
+      </w:r>
+      <w:r>
+        <w:rPr>
+          <w:rFonts w:ascii="Calibri" w:hAnsi="Calibri"/>
+          <w:color w:val="333333"/>
+          <w:sz w:val="22"/>
+        </w:rPr>
+        <w:t xml:space="preserve">, </w:t>
+      </w:r>
+      <w:r>
+        <w:rPr>
+          <w:rFonts w:ascii="Courier New" w:hAnsi="Courier New"/>
+          <w:color w:val="B42828"/>
+          <w:sz w:val="20"/>
+        </w:rPr>
+        <w:t>Resolved</w:t>
+      </w:r>
+      <w:r>
+        <w:rPr>
+          <w:rFonts w:ascii="Calibri" w:hAnsi="Calibri"/>
+          <w:color w:val="333333"/>
+          <w:sz w:val="22"/>
+        </w:rPr>
+        <w:t>).</w:t>
+      </w:r>
+    </w:p>
+    <w:p>
+      <w:pPr>
+        <w:spacing w:before="240" w:after="240"/>
+      </w:pPr>
+      <w:r>
+        <w:rPr>
+          <w:color w:val="C8C8C8"/>
+        </w:rPr>
+        <w:t>―――――――――――――――――――――――――――――――――――――――――――――――――――――――</w:t>
+      </w:r>
+    </w:p>
+    <w:p>
+      <w:pPr>
+        <w:pStyle w:val="Heading3"/>
+        <w:spacing w:before="200" w:after="60"/>
+      </w:pPr>
+      <w:r>
+        <w:rPr>
+          <w:rFonts w:ascii="Calibri" w:hAnsi="Calibri"/>
+          <w:color w:val="337AB7"/>
+          <w:sz w:val="25"/>
+        </w:rPr>
+        <w:t>4.2 Hall &amp; Lab Reservation Workflow (Hourly Availability Grid)</w:t>
+      </w:r>
+    </w:p>
+    <w:p>
+      <w:pPr>
+        <w:spacing w:before="120" w:after="120"/>
+        <w:ind w:left="288" w:right="288"/>
+      </w:pPr>
+      <w:r>
+        <w:rPr>
+          <w:rFonts w:ascii="Consolas" w:hAnsi="Consolas"/>
+          <w:color w:val="282828"/>
+          <w:sz w:val="19"/>
+        </w:rPr>
+        <w:t>[ Step 1: Open Book Space ] ➡️ [ Step 2: Select Date &amp; Hall ] ➡️ [ Step 3: Pick Hourly Slot Grid ]</w:t>
+        <w:br/>
+        <w:t xml:space="preserve">                                                                             |</w:t>
+        <w:br/>
+        <w:t>[ Step 5: Submit Request ] ⬅️ [ Step 4: Select Lecturer &amp; Purpose ] ⬅️-------+</w:t>
+      </w:r>
+    </w:p>
+    <w:p>
+      <w:pPr>
+        <w:pStyle w:val="ListNumber"/>
+        <w:spacing w:before="20" w:after="40"/>
+      </w:pPr>
+      <w:r>
+        <w:rPr>
+          <w:rFonts w:ascii="Calibri" w:hAnsi="Calibri"/>
+          <w:color w:val="333333"/>
+          <w:sz w:val="22"/>
+        </w:rPr>
+        <w:t xml:space="preserve">Click </w:t>
+      </w:r>
+      <w:r>
+        <w:rPr>
+          <w:rFonts w:ascii="Calibri" w:hAnsi="Calibri"/>
+          <w:b/>
+          <w:color w:val="333333"/>
+          <w:sz w:val="22"/>
+        </w:rPr>
+        <w:t>Book Space</w:t>
+      </w:r>
+      <w:r>
+        <w:rPr>
+          <w:rFonts w:ascii="Calibri" w:hAnsi="Calibri"/>
+          <w:color w:val="333333"/>
+          <w:sz w:val="22"/>
+        </w:rPr>
+        <w:t xml:space="preserve"> on the navigation menu.</w:t>
+      </w:r>
+    </w:p>
+    <w:p>
+      <w:pPr>
+        <w:pStyle w:val="ListNumber"/>
+        <w:spacing w:before="20" w:after="40"/>
+      </w:pPr>
+      <w:r>
+        <w:rPr>
+          <w:rFonts w:ascii="Calibri" w:hAnsi="Calibri"/>
+          <w:b/>
+          <w:color w:val="333333"/>
+          <w:sz w:val="22"/>
+        </w:rPr>
+        <w:t>Select Date</w:t>
+      </w:r>
+      <w:r>
+        <w:rPr>
+          <w:rFonts w:ascii="Calibri" w:hAnsi="Calibri"/>
+          <w:color w:val="333333"/>
+          <w:sz w:val="22"/>
+        </w:rPr>
+        <w:t>: Choose the date of your desired reservation using the calendar date picker.</w:t>
+      </w:r>
+    </w:p>
+    <w:p>
+      <w:pPr>
+        <w:pStyle w:val="ListNumber"/>
+        <w:spacing w:before="20" w:after="40"/>
+      </w:pPr>
+      <w:r>
+        <w:rPr>
+          <w:rFonts w:ascii="Calibri" w:hAnsi="Calibri"/>
+          <w:b/>
+          <w:color w:val="333333"/>
+          <w:sz w:val="22"/>
+        </w:rPr>
+        <w:t>Select Hall / Room</w:t>
+      </w:r>
+      <w:r>
+        <w:rPr>
+          <w:rFonts w:ascii="Calibri" w:hAnsi="Calibri"/>
+          <w:color w:val="333333"/>
+          <w:sz w:val="22"/>
+        </w:rPr>
+        <w:t>: Choose from the standardized 10 faculty rooms:</w:t>
+      </w:r>
+    </w:p>
+    <w:p>
+      <w:pPr>
+        <w:pStyle w:val="ListBullet"/>
+        <w:spacing w:before="20" w:after="40"/>
+      </w:pPr>
+      <w:r>
+        <w:rPr>
+          <w:rFonts w:ascii="Courier New" w:hAnsi="Courier New"/>
+          <w:color w:val="B42828"/>
+          <w:sz w:val="20"/>
+        </w:rPr>
+        <w:t>EOE Hall</w:t>
+      </w:r>
+      <w:r>
+        <w:rPr>
+          <w:rFonts w:ascii="Calibri" w:hAnsi="Calibri"/>
+          <w:color w:val="333333"/>
+          <w:sz w:val="22"/>
+        </w:rPr>
+        <w:t xml:space="preserve">, </w:t>
+      </w:r>
+      <w:r>
+        <w:rPr>
+          <w:rFonts w:ascii="Courier New" w:hAnsi="Courier New"/>
+          <w:color w:val="B42828"/>
+          <w:sz w:val="20"/>
+        </w:rPr>
+        <w:t>DO1</w:t>
+      </w:r>
+      <w:r>
+        <w:rPr>
+          <w:rFonts w:ascii="Calibri" w:hAnsi="Calibri"/>
+          <w:color w:val="333333"/>
+          <w:sz w:val="22"/>
+        </w:rPr>
+        <w:t xml:space="preserve">, </w:t>
+      </w:r>
+      <w:r>
+        <w:rPr>
+          <w:rFonts w:ascii="Courier New" w:hAnsi="Courier New"/>
+          <w:color w:val="B42828"/>
+          <w:sz w:val="20"/>
+        </w:rPr>
+        <w:t>DO2</w:t>
+      </w:r>
+      <w:r>
+        <w:rPr>
+          <w:rFonts w:ascii="Calibri" w:hAnsi="Calibri"/>
+          <w:color w:val="333333"/>
+          <w:sz w:val="22"/>
+        </w:rPr>
+        <w:t xml:space="preserve">, </w:t>
+      </w:r>
+      <w:r>
+        <w:rPr>
+          <w:rFonts w:ascii="Courier New" w:hAnsi="Courier New"/>
+          <w:color w:val="B42828"/>
+          <w:sz w:val="20"/>
+        </w:rPr>
+        <w:t>LH01</w:t>
+      </w:r>
+      <w:r>
+        <w:rPr>
+          <w:rFonts w:ascii="Calibri" w:hAnsi="Calibri"/>
+          <w:color w:val="333333"/>
+          <w:sz w:val="22"/>
+        </w:rPr>
+        <w:t xml:space="preserve">, </w:t>
+      </w:r>
+      <w:r>
+        <w:rPr>
+          <w:rFonts w:ascii="Courier New" w:hAnsi="Courier New"/>
+          <w:color w:val="B42828"/>
+          <w:sz w:val="20"/>
+        </w:rPr>
+        <w:t>LH02</w:t>
+      </w:r>
+      <w:r>
+        <w:rPr>
+          <w:rFonts w:ascii="Calibri" w:hAnsi="Calibri"/>
+          <w:color w:val="333333"/>
+          <w:sz w:val="22"/>
+        </w:rPr>
+        <w:t xml:space="preserve">, </w:t>
+      </w:r>
+      <w:r>
+        <w:rPr>
+          <w:rFonts w:ascii="Courier New" w:hAnsi="Courier New"/>
+          <w:color w:val="B42828"/>
+          <w:sz w:val="20"/>
+        </w:rPr>
+        <w:t>Seminar Room A</w:t>
+      </w:r>
+      <w:r>
+        <w:rPr>
+          <w:rFonts w:ascii="Calibri" w:hAnsi="Calibri"/>
+          <w:color w:val="333333"/>
+          <w:sz w:val="22"/>
+        </w:rPr>
+        <w:t xml:space="preserve">, </w:t>
+      </w:r>
+      <w:r>
+        <w:rPr>
+          <w:rFonts w:ascii="Courier New" w:hAnsi="Courier New"/>
+          <w:color w:val="B42828"/>
+          <w:sz w:val="20"/>
+        </w:rPr>
+        <w:t>Seminar Room B</w:t>
+      </w:r>
+      <w:r>
+        <w:rPr>
+          <w:rFonts w:ascii="Calibri" w:hAnsi="Calibri"/>
+          <w:color w:val="333333"/>
+          <w:sz w:val="22"/>
+        </w:rPr>
+        <w:t xml:space="preserve">, </w:t>
+      </w:r>
+      <w:r>
+        <w:rPr>
+          <w:rFonts w:ascii="Courier New" w:hAnsi="Courier New"/>
+          <w:color w:val="B42828"/>
+          <w:sz w:val="20"/>
+        </w:rPr>
+        <w:t>Computer Lab 01</w:t>
+      </w:r>
+      <w:r>
+        <w:rPr>
+          <w:rFonts w:ascii="Calibri" w:hAnsi="Calibri"/>
+          <w:color w:val="333333"/>
+          <w:sz w:val="22"/>
+        </w:rPr>
+        <w:t xml:space="preserve">, </w:t>
+      </w:r>
+      <w:r>
+        <w:rPr>
+          <w:rFonts w:ascii="Courier New" w:hAnsi="Courier New"/>
+          <w:color w:val="B42828"/>
+          <w:sz w:val="20"/>
+        </w:rPr>
+        <w:t>Computer Lab 02</w:t>
+      </w:r>
+      <w:r>
+        <w:rPr>
+          <w:rFonts w:ascii="Calibri" w:hAnsi="Calibri"/>
+          <w:color w:val="333333"/>
+          <w:sz w:val="22"/>
+        </w:rPr>
+        <w:t xml:space="preserve">, </w:t>
+      </w:r>
+      <w:r>
+        <w:rPr>
+          <w:rFonts w:ascii="Courier New" w:hAnsi="Courier New"/>
+          <w:color w:val="B42828"/>
+          <w:sz w:val="20"/>
+        </w:rPr>
+        <w:t>Electronics Lab</w:t>
+      </w:r>
+      <w:r>
+        <w:rPr>
+          <w:rFonts w:ascii="Calibri" w:hAnsi="Calibri"/>
+          <w:color w:val="333333"/>
+          <w:sz w:val="22"/>
+        </w:rPr>
+        <w:t>.</w:t>
+      </w:r>
+    </w:p>
+    <w:p>
+      <w:pPr>
+        <w:pStyle w:val="ListNumber"/>
+        <w:spacing w:before="20" w:after="40"/>
+      </w:pPr>
+      <w:r>
+        <w:rPr>
+          <w:rFonts w:ascii="Calibri" w:hAnsi="Calibri"/>
+          <w:b/>
+          <w:color w:val="333333"/>
+          <w:sz w:val="22"/>
+        </w:rPr>
+        <w:t>Interactive Hourly Slot Grid</w:t>
+      </w:r>
+      <w:r>
+        <w:rPr>
+          <w:rFonts w:ascii="Calibri" w:hAnsi="Calibri"/>
+          <w:color w:val="333333"/>
+          <w:sz w:val="22"/>
+        </w:rPr>
+        <w:t>:</w:t>
+      </w:r>
+    </w:p>
+    <w:p>
+      <w:pPr>
+        <w:pStyle w:val="ListBullet"/>
+        <w:spacing w:before="20" w:after="40"/>
+      </w:pPr>
+      <w:r>
+        <w:rPr>
+          <w:rFonts w:ascii="Calibri" w:hAnsi="Calibri"/>
+          <w:color w:val="333333"/>
+          <w:sz w:val="22"/>
+        </w:rPr>
+        <w:t xml:space="preserve">The grid displays hourly slots from </w:t>
+      </w:r>
+      <w:r>
+        <w:rPr>
+          <w:rFonts w:ascii="Calibri" w:hAnsi="Calibri"/>
+          <w:b/>
+          <w:color w:val="333333"/>
+          <w:sz w:val="22"/>
+        </w:rPr>
+        <w:t>08:00 AM to 06:00 PM</w:t>
+      </w:r>
+      <w:r>
+        <w:rPr>
+          <w:rFonts w:ascii="Calibri" w:hAnsi="Calibri"/>
+          <w:color w:val="333333"/>
+          <w:sz w:val="22"/>
+        </w:rPr>
+        <w:t>.</w:t>
+      </w:r>
+    </w:p>
+    <w:p>
+      <w:pPr>
+        <w:pStyle w:val="ListBullet"/>
+        <w:spacing w:before="20" w:after="40"/>
+      </w:pPr>
+      <w:r>
+        <w:rPr>
+          <w:rFonts w:ascii="Calibri" w:hAnsi="Calibri"/>
+          <w:b/>
+          <w:color w:val="333333"/>
+          <w:sz w:val="22"/>
+        </w:rPr>
+        <w:t>Green Badge (`Available`)</w:t>
+      </w:r>
+      <w:r>
+        <w:rPr>
+          <w:rFonts w:ascii="Calibri" w:hAnsi="Calibri"/>
+          <w:color w:val="333333"/>
+          <w:sz w:val="22"/>
+        </w:rPr>
+        <w:t>: Click to select one or multiple consecutive hourly slots.</w:t>
+      </w:r>
+    </w:p>
+    <w:p>
+      <w:pPr>
+        <w:pStyle w:val="ListBullet"/>
+        <w:spacing w:before="20" w:after="40"/>
+      </w:pPr>
+      <w:r>
+        <w:rPr>
+          <w:rFonts w:ascii="Calibri" w:hAnsi="Calibri"/>
+          <w:b/>
+          <w:color w:val="333333"/>
+          <w:sz w:val="22"/>
+        </w:rPr>
+        <w:t>Red Badge (`Booked: [Purpose]`)</w:t>
+      </w:r>
+      <w:r>
+        <w:rPr>
+          <w:rFonts w:ascii="Calibri" w:hAnsi="Calibri"/>
+          <w:color w:val="333333"/>
+          <w:sz w:val="22"/>
+        </w:rPr>
+        <w:t>: Slot is occupied by another approved reservation.</w:t>
+      </w:r>
+    </w:p>
+    <w:p>
+      <w:pPr>
+        <w:pStyle w:val="ListBullet"/>
+        <w:spacing w:before="20" w:after="40"/>
+      </w:pPr>
+      <w:r>
+        <w:rPr>
+          <w:rFonts w:ascii="Calibri" w:hAnsi="Calibri"/>
+          <w:b/>
+          <w:color w:val="333333"/>
+          <w:sz w:val="22"/>
+        </w:rPr>
+        <w:t>Grey Badge (`Passed`)</w:t>
+      </w:r>
+      <w:r>
+        <w:rPr>
+          <w:rFonts w:ascii="Calibri" w:hAnsi="Calibri"/>
+          <w:color w:val="333333"/>
+          <w:sz w:val="22"/>
+        </w:rPr>
+        <w:t>: Time slot has already elapsed.</w:t>
+      </w:r>
+    </w:p>
+    <w:p>
+      <w:pPr>
+        <w:pStyle w:val="ListNumber"/>
+        <w:spacing w:before="20" w:after="40"/>
+      </w:pPr>
+      <w:r>
+        <w:rPr>
+          <w:rFonts w:ascii="Calibri" w:hAnsi="Calibri"/>
+          <w:b/>
+          <w:color w:val="333333"/>
+          <w:sz w:val="22"/>
+        </w:rPr>
+        <w:t>Assign Endorsing Lecturer</w:t>
+      </w:r>
+      <w:r>
+        <w:rPr>
+          <w:rFonts w:ascii="Calibri" w:hAnsi="Calibri"/>
+          <w:color w:val="333333"/>
+          <w:sz w:val="22"/>
+        </w:rPr>
+        <w:t>: Select your supervising lecturer from the dropdown menu (required for student requests).</w:t>
+      </w:r>
+    </w:p>
+    <w:p>
+      <w:pPr>
+        <w:pStyle w:val="ListNumber"/>
+        <w:spacing w:before="20" w:after="40"/>
+      </w:pPr>
+      <w:r>
+        <w:rPr>
+          <w:rFonts w:ascii="Calibri" w:hAnsi="Calibri"/>
+          <w:b/>
+          <w:color w:val="333333"/>
+          <w:sz w:val="22"/>
+        </w:rPr>
+        <w:t>Enter Purpose</w:t>
+      </w:r>
+      <w:r>
+        <w:rPr>
+          <w:rFonts w:ascii="Calibri" w:hAnsi="Calibri"/>
+          <w:color w:val="333333"/>
+          <w:sz w:val="22"/>
+        </w:rPr>
+        <w:t xml:space="preserve">: Specify course code or event details (e.g. </w:t>
+      </w:r>
+      <w:r>
+        <w:rPr>
+          <w:rFonts w:ascii="Calibri" w:hAnsi="Calibri"/>
+          <w:i/>
+          <w:color w:val="333333"/>
+          <w:sz w:val="22"/>
+        </w:rPr>
+        <w:t>E/22 Batch Hardware Project Lab Session</w:t>
+      </w:r>
+      <w:r>
+        <w:rPr>
+          <w:rFonts w:ascii="Calibri" w:hAnsi="Calibri"/>
+          <w:color w:val="333333"/>
+          <w:sz w:val="22"/>
+        </w:rPr>
+        <w:t>).</w:t>
+      </w:r>
+    </w:p>
+    <w:p>
+      <w:pPr>
+        <w:pStyle w:val="ListNumber"/>
+        <w:spacing w:before="20" w:after="40"/>
+      </w:pPr>
+      <w:r>
+        <w:rPr>
+          <w:rFonts w:ascii="Calibri" w:hAnsi="Calibri"/>
+          <w:color w:val="333333"/>
+          <w:sz w:val="22"/>
+        </w:rPr>
+        <w:t xml:space="preserve">Click </w:t>
+      </w:r>
+      <w:r>
+        <w:rPr>
+          <w:rFonts w:ascii="Calibri" w:hAnsi="Calibri"/>
+          <w:b/>
+          <w:color w:val="333333"/>
+          <w:sz w:val="22"/>
+        </w:rPr>
+        <w:t>Submit Booking Request</w:t>
+      </w:r>
+      <w:r>
+        <w:rPr>
+          <w:rFonts w:ascii="Calibri" w:hAnsi="Calibri"/>
+          <w:color w:val="333333"/>
+          <w:sz w:val="22"/>
+        </w:rPr>
+        <w:t xml:space="preserve">. Your request enters state </w:t>
+      </w:r>
+      <w:r>
+        <w:rPr>
+          <w:rFonts w:ascii="Courier New" w:hAnsi="Courier New"/>
+          <w:color w:val="B42828"/>
+          <w:sz w:val="20"/>
+        </w:rPr>
+        <w:t>Pending Lecturer Endorsement</w:t>
+      </w:r>
+      <w:r>
+        <w:rPr>
+          <w:rFonts w:ascii="Calibri" w:hAnsi="Calibri"/>
+          <w:color w:val="333333"/>
+          <w:sz w:val="22"/>
+        </w:rPr>
+        <w:t>.</w:t>
+      </w:r>
+    </w:p>
+    <w:p>
+      <w:pPr>
+        <w:spacing w:before="240" w:after="240"/>
+      </w:pPr>
+      <w:r>
+        <w:rPr>
+          <w:color w:val="C8C8C8"/>
+        </w:rPr>
+        <w:t>―――――――――――――――――――――――――――――――――――――――――――――――――――――――</w:t>
+      </w:r>
+    </w:p>
+    <w:p>
+      <w:pPr>
+        <w:pStyle w:val="Heading3"/>
+        <w:spacing w:before="200" w:after="60"/>
+      </w:pPr>
+      <w:r>
+        <w:rPr>
+          <w:rFonts w:ascii="Calibri" w:hAnsi="Calibri"/>
+          <w:color w:val="337AB7"/>
+          <w:sz w:val="25"/>
+        </w:rPr>
+        <w:t>4.3 2-Step Attendance Verification System (Anti-No-Show Engine)</w:t>
+      </w:r>
+    </w:p>
+    <w:p>
+      <w:pPr>
+        <w:spacing w:before="60" w:after="80" w:line="276" w:lineRule="auto"/>
+      </w:pPr>
+      <w:r>
+        <w:rPr>
+          <w:rFonts w:ascii="Calibri" w:hAnsi="Calibri"/>
+          <w:color w:val="333333"/>
+          <w:sz w:val="22"/>
+        </w:rPr>
+        <w:t xml:space="preserve">To prevent lecture halls from remaining empty due to no-shows, KNOT enforces an automated </w:t>
+      </w:r>
+      <w:r>
+        <w:rPr>
+          <w:rFonts w:ascii="Calibri" w:hAnsi="Calibri"/>
+          <w:b/>
+          <w:color w:val="333333"/>
+          <w:sz w:val="22"/>
+        </w:rPr>
+        <w:t>2-Step Verification System</w:t>
+      </w:r>
+      <w:r>
+        <w:rPr>
+          <w:rFonts w:ascii="Calibri" w:hAnsi="Calibri"/>
+          <w:color w:val="333333"/>
+          <w:sz w:val="22"/>
+        </w:rPr>
+        <w:t>.</w:t>
+      </w:r>
+    </w:p>
+    <w:p>
+      <w:pPr>
+        <w:spacing w:before="120" w:after="120"/>
+        <w:ind w:left="288" w:right="288"/>
+      </w:pPr>
+      <w:r>
+        <w:rPr>
+          <w:rFonts w:ascii="Consolas" w:hAnsi="Consolas"/>
+          <w:color w:val="282828"/>
+          <w:sz w:val="19"/>
+        </w:rPr>
+        <w:t xml:space="preserve">                           [ Booking Approved ]</w:t>
+        <w:br/>
+        <w:t xml:space="preserve">                                    |</w:t>
+        <w:br/>
+        <w:t xml:space="preserve">                    +---------------+---------------+</w:t>
+        <w:br/>
+        <w:t xml:space="preserve">                    |                               |</w:t>
+        <w:br/>
+        <w:t xml:space="preserve">        Booked &gt; 12 Hours in Advance     Booked &lt; 12 Hours in Advance</w:t>
+        <w:br/>
+        <w:t xml:space="preserve">                    |                               |</w:t>
+        <w:br/>
+        <w:t xml:space="preserve">          Prompt: 24h before Start        Prompt: 7:00 AM on Day of Slot</w:t>
+        <w:br/>
+        <w:t xml:space="preserve">          Deadline: 12h before Start      Deadline: 7:30 AM on Day of Slot</w:t>
+        <w:br/>
+        <w:t xml:space="preserve">                    |                               |</w:t>
+        <w:br/>
+        <w:t xml:space="preserve">                    +---------------+---------------+</w:t>
+        <w:br/>
+        <w:t xml:space="preserve">                                    |</w:t>
+        <w:br/>
+        <w:t xml:space="preserve">                         [ Background Cron Checks ]</w:t>
+        <w:br/>
+        <w:t xml:space="preserve">                                    |</w:t>
+        <w:br/>
+        <w:t xml:space="preserve">                  +-----------------+-----------------+</w:t>
+        <w:br/>
+        <w:t xml:space="preserve">                  |                                   |</w:t>
+        <w:br/>
+        <w:t xml:space="preserve">         User Confirms Booking              Deadline Passes without Action</w:t>
+        <w:br/>
+        <w:t xml:space="preserve">                  |                                   |</w:t>
+        <w:br/>
+        <w:t xml:space="preserve">           Status = Verified                 Status = Cancelled &amp; Slot Freed</w:t>
+      </w:r>
+    </w:p>
+    <w:p>
+      <w:pPr>
+        <w:pStyle w:val="Heading4"/>
+        <w:spacing w:before="160" w:after="40"/>
+      </w:pPr>
+      <w:r>
+        <w:rPr>
+          <w:rFonts w:ascii="Calibri" w:hAnsi="Calibri"/>
+          <w:color w:val="464646"/>
+          <w:sz w:val="22"/>
+        </w:rPr>
+        <w:t>Confirming Attendance:</w:t>
+      </w:r>
+    </w:p>
+    <w:p>
+      <w:pPr>
+        <w:pStyle w:val="ListNumber"/>
+        <w:spacing w:before="20" w:after="40"/>
+      </w:pPr>
+      <w:r>
+        <w:rPr>
+          <w:rFonts w:ascii="Calibri" w:hAnsi="Calibri"/>
+          <w:color w:val="333333"/>
+          <w:sz w:val="22"/>
+        </w:rPr>
+        <w:t xml:space="preserve">When a 2-step verification window opens, a </w:t>
+      </w:r>
+      <w:r>
+        <w:rPr>
+          <w:rFonts w:ascii="Calibri" w:hAnsi="Calibri"/>
+          <w:b/>
+          <w:color w:val="333333"/>
+          <w:sz w:val="22"/>
+        </w:rPr>
+        <w:t>Yellow Action Banner</w:t>
+      </w:r>
+      <w:r>
+        <w:rPr>
+          <w:rFonts w:ascii="Calibri" w:hAnsi="Calibri"/>
+          <w:color w:val="333333"/>
+          <w:sz w:val="22"/>
+        </w:rPr>
+        <w:t xml:space="preserve"> appears at the top of your dashboard, and an email notification is dispatched.</w:t>
+      </w:r>
+    </w:p>
+    <w:p>
+      <w:pPr>
+        <w:pStyle w:val="ListNumber"/>
+        <w:spacing w:before="20" w:after="40"/>
+      </w:pPr>
+      <w:r>
+        <w:rPr>
+          <w:rFonts w:ascii="Calibri" w:hAnsi="Calibri"/>
+          <w:color w:val="333333"/>
+          <w:sz w:val="22"/>
+        </w:rPr>
+        <w:t xml:space="preserve">Click </w:t>
+      </w:r>
+      <w:r>
+        <w:rPr>
+          <w:rFonts w:ascii="Calibri" w:hAnsi="Calibri"/>
+          <w:b/>
+          <w:color w:val="333333"/>
+          <w:sz w:val="22"/>
+        </w:rPr>
+        <w:t>✓ Confirm Attendance</w:t>
+      </w:r>
+      <w:r>
+        <w:rPr>
+          <w:rFonts w:ascii="Calibri" w:hAnsi="Calibri"/>
+          <w:color w:val="333333"/>
+          <w:sz w:val="22"/>
+        </w:rPr>
+        <w:t xml:space="preserve"> to mark your reservation as </w:t>
+      </w:r>
+      <w:r>
+        <w:rPr>
+          <w:rFonts w:ascii="Courier New" w:hAnsi="Courier New"/>
+          <w:color w:val="B42828"/>
+          <w:sz w:val="20"/>
+        </w:rPr>
+        <w:t>Verified</w:t>
+      </w:r>
+      <w:r>
+        <w:rPr>
+          <w:rFonts w:ascii="Calibri" w:hAnsi="Calibri"/>
+          <w:color w:val="333333"/>
+          <w:sz w:val="22"/>
+        </w:rPr>
+        <w:t>.</w:t>
+      </w:r>
+    </w:p>
+    <w:p>
+      <w:pPr>
+        <w:pStyle w:val="ListNumber"/>
+        <w:spacing w:before="20" w:after="40"/>
+      </w:pPr>
+      <w:r>
+        <w:rPr>
+          <w:rFonts w:ascii="Calibri" w:hAnsi="Calibri"/>
+          <w:color w:val="333333"/>
+          <w:sz w:val="22"/>
+        </w:rPr>
+        <w:t xml:space="preserve">If you no longer require the room, click </w:t>
+      </w:r>
+      <w:r>
+        <w:rPr>
+          <w:rFonts w:ascii="Calibri" w:hAnsi="Calibri"/>
+          <w:b/>
+          <w:color w:val="333333"/>
+          <w:sz w:val="22"/>
+        </w:rPr>
+        <w:t>✗ Cancel &amp; Release Slot</w:t>
+      </w:r>
+      <w:r>
+        <w:rPr>
+          <w:rFonts w:ascii="Calibri" w:hAnsi="Calibri"/>
+          <w:color w:val="333333"/>
+          <w:sz w:val="22"/>
+        </w:rPr>
+        <w:t xml:space="preserve"> to immediately free the hall for other students and staff.</w:t>
+      </w:r>
+    </w:p>
+    <w:p>
+      <w:pPr>
+        <w:pStyle w:val="ListNumber"/>
+        <w:spacing w:before="20" w:after="40"/>
+      </w:pPr>
+      <w:r>
+        <w:rPr>
+          <w:rFonts w:ascii="Calibri" w:hAnsi="Calibri"/>
+          <w:color w:val="333333"/>
+          <w:sz w:val="22"/>
+        </w:rPr>
+        <w:t>&gt; [!WARNING]</w:t>
+      </w:r>
+    </w:p>
+    <w:p>
+      <w:pPr>
+        <w:spacing w:before="80" w:after="80"/>
+        <w:ind w:left="432"/>
+      </w:pPr>
+      <w:r>
+        <w:rPr>
+          <w:rFonts w:ascii="Calibri" w:hAnsi="Calibri"/>
+          <w:i/>
+          <w:color w:val="505050"/>
           <w:sz w:val="21"/>
         </w:rPr>
-        <w:t>Every user in KNOT has a dedicated profile page.</w:t>
+        <w:t xml:space="preserve">If you do not respond before the remaining countdown deadline, the system will </w:t>
+      </w:r>
+      <w:r>
+        <w:rPr>
+          <w:rFonts w:ascii="Calibri" w:hAnsi="Calibri"/>
+          <w:b/>
+          <w:color w:val="505050"/>
+          <w:sz w:val="21"/>
+        </w:rPr>
+        <w:t>automatically cancel your reservation</w:t>
+      </w:r>
+      <w:r>
+        <w:rPr>
+          <w:rFonts w:ascii="Calibri" w:hAnsi="Calibri"/>
+          <w:color w:val="505050"/>
+          <w:sz w:val="21"/>
+        </w:rPr>
+        <w:t xml:space="preserve"> and release the hall.</w:t>
+      </w:r>
+    </w:p>
+    <w:p>
+      <w:pPr>
+        <w:spacing w:before="240" w:after="240"/>
+      </w:pPr>
+      <w:r>
+        <w:rPr>
+          <w:color w:val="C8C8C8"/>
+        </w:rPr>
+        <w:t>―――――――――――――――――――――――――――――――――――――――――――――――――――――――</w:t>
+      </w:r>
+    </w:p>
+    <w:p>
+      <w:pPr>
+        <w:pStyle w:val="Heading3"/>
+        <w:spacing w:before="200" w:after="60"/>
+      </w:pPr>
+      <w:r>
+        <w:rPr>
+          <w:rFonts w:ascii="Calibri" w:hAnsi="Calibri"/>
+          <w:color w:val="337AB7"/>
+          <w:sz w:val="25"/>
+        </w:rPr>
+        <w:t>4.4 Maintenance Fault Reporting (GIS Map Pins &amp; Evidence Photos)</w:t>
+      </w:r>
+    </w:p>
+    <w:p>
+      <w:pPr>
+        <w:pStyle w:val="ListNumber"/>
+        <w:spacing w:before="20" w:after="40"/>
+      </w:pPr>
+      <w:r>
+        <w:rPr>
+          <w:rFonts w:ascii="Calibri" w:hAnsi="Calibri"/>
+          <w:color w:val="333333"/>
+          <w:sz w:val="22"/>
+        </w:rPr>
+        <w:t xml:space="preserve">Click </w:t>
+      </w:r>
+      <w:r>
+        <w:rPr>
+          <w:rFonts w:ascii="Calibri" w:hAnsi="Calibri"/>
+          <w:b/>
+          <w:color w:val="333333"/>
+          <w:sz w:val="22"/>
+        </w:rPr>
+        <w:t>Report Maintenance Issue</w:t>
+      </w:r>
+      <w:r>
+        <w:rPr>
+          <w:rFonts w:ascii="Calibri" w:hAnsi="Calibri"/>
+          <w:color w:val="333333"/>
+          <w:sz w:val="22"/>
+        </w:rPr>
+        <w:t xml:space="preserve"> from the dashboard or sidebar.</w:t>
+      </w:r>
+    </w:p>
+    <w:p>
+      <w:pPr>
+        <w:pStyle w:val="ListNumber"/>
+        <w:spacing w:before="20" w:after="40"/>
+      </w:pPr>
+      <w:r>
+        <w:rPr>
+          <w:rFonts w:ascii="Calibri" w:hAnsi="Calibri"/>
+          <w:b/>
+          <w:color w:val="333333"/>
+          <w:sz w:val="22"/>
+        </w:rPr>
+        <w:t>Issue Category &amp; Title</w:t>
+      </w:r>
+      <w:r>
+        <w:rPr>
+          <w:rFonts w:ascii="Calibri" w:hAnsi="Calibri"/>
+          <w:color w:val="333333"/>
+          <w:sz w:val="22"/>
+        </w:rPr>
+        <w:t>: Select issue type (</w:t>
+      </w:r>
+      <w:r>
+        <w:rPr>
+          <w:rFonts w:ascii="Calibri" w:hAnsi="Calibri"/>
+          <w:i/>
+          <w:color w:val="333333"/>
+          <w:sz w:val="22"/>
+        </w:rPr>
+        <w:t>Projector/Audio</w:t>
+      </w:r>
+      <w:r>
+        <w:rPr>
+          <w:rFonts w:ascii="Calibri" w:hAnsi="Calibri"/>
+          <w:color w:val="333333"/>
+          <w:sz w:val="22"/>
+        </w:rPr>
+        <w:t xml:space="preserve">, </w:t>
+      </w:r>
+      <w:r>
+        <w:rPr>
+          <w:rFonts w:ascii="Calibri" w:hAnsi="Calibri"/>
+          <w:i/>
+          <w:color w:val="333333"/>
+          <w:sz w:val="22"/>
+        </w:rPr>
+        <w:t>Air Conditioning</w:t>
+      </w:r>
+      <w:r>
+        <w:rPr>
+          <w:rFonts w:ascii="Calibri" w:hAnsi="Calibri"/>
+          <w:color w:val="333333"/>
+          <w:sz w:val="22"/>
+        </w:rPr>
+        <w:t xml:space="preserve">, </w:t>
+      </w:r>
+      <w:r>
+        <w:rPr>
+          <w:rFonts w:ascii="Calibri" w:hAnsi="Calibri"/>
+          <w:i/>
+          <w:color w:val="333333"/>
+          <w:sz w:val="22"/>
+        </w:rPr>
+        <w:t>Electrical</w:t>
+      </w:r>
+      <w:r>
+        <w:rPr>
+          <w:rFonts w:ascii="Calibri" w:hAnsi="Calibri"/>
+          <w:color w:val="333333"/>
+          <w:sz w:val="22"/>
+        </w:rPr>
+        <w:t xml:space="preserve">, </w:t>
+      </w:r>
+      <w:r>
+        <w:rPr>
+          <w:rFonts w:ascii="Calibri" w:hAnsi="Calibri"/>
+          <w:i/>
+          <w:color w:val="333333"/>
+          <w:sz w:val="22"/>
+        </w:rPr>
+        <w:t>Plumbing</w:t>
+      </w:r>
+      <w:r>
+        <w:rPr>
+          <w:rFonts w:ascii="Calibri" w:hAnsi="Calibri"/>
+          <w:color w:val="333333"/>
+          <w:sz w:val="22"/>
+        </w:rPr>
+        <w:t xml:space="preserve">, </w:t>
+      </w:r>
+      <w:r>
+        <w:rPr>
+          <w:rFonts w:ascii="Calibri" w:hAnsi="Calibri"/>
+          <w:i/>
+          <w:color w:val="333333"/>
+          <w:sz w:val="22"/>
+        </w:rPr>
+        <w:t>Furniture/Structural</w:t>
+      </w:r>
+      <w:r>
+        <w:rPr>
+          <w:rFonts w:ascii="Calibri" w:hAnsi="Calibri"/>
+          <w:color w:val="333333"/>
+          <w:sz w:val="22"/>
+        </w:rPr>
+        <w:t>).</w:t>
+      </w:r>
+    </w:p>
+    <w:p>
+      <w:pPr>
+        <w:pStyle w:val="ListNumber"/>
+        <w:spacing w:before="20" w:after="40"/>
+      </w:pPr>
+      <w:r>
+        <w:rPr>
+          <w:rFonts w:ascii="Calibri" w:hAnsi="Calibri"/>
+          <w:b/>
+          <w:color w:val="333333"/>
+          <w:sz w:val="22"/>
+        </w:rPr>
+        <w:t>Interactive Map Pinning</w:t>
+      </w:r>
+      <w:r>
+        <w:rPr>
+          <w:rFonts w:ascii="Calibri" w:hAnsi="Calibri"/>
+          <w:color w:val="333333"/>
+          <w:sz w:val="22"/>
+        </w:rPr>
+        <w:t>: Use the interactive OpenStreetMap Leaflet map to place a pin at the exact location of the issue. The system auto-fills address text via reverse geocoding.</w:t>
+      </w:r>
+    </w:p>
+    <w:p>
+      <w:pPr>
+        <w:pStyle w:val="ListNumber"/>
+        <w:spacing w:before="20" w:after="40"/>
+      </w:pPr>
+      <w:r>
+        <w:rPr>
+          <w:rFonts w:ascii="Calibri" w:hAnsi="Calibri"/>
+          <w:b/>
+          <w:color w:val="333333"/>
+          <w:sz w:val="22"/>
+        </w:rPr>
+        <w:t>Photo Evidence Upload</w:t>
+      </w:r>
+      <w:r>
+        <w:rPr>
+          <w:rFonts w:ascii="Calibri" w:hAnsi="Calibri"/>
+          <w:color w:val="333333"/>
+          <w:sz w:val="22"/>
+        </w:rPr>
+        <w:t>: Attach a photo of the defect (supports up to 50MB Base64 uploads).</w:t>
+      </w:r>
+    </w:p>
+    <w:p>
+      <w:pPr>
+        <w:pStyle w:val="ListNumber"/>
+        <w:spacing w:before="20" w:after="40"/>
+      </w:pPr>
+      <w:r>
+        <w:rPr>
+          <w:rFonts w:ascii="Calibri" w:hAnsi="Calibri"/>
+          <w:color w:val="333333"/>
+          <w:sz w:val="22"/>
+        </w:rPr>
+        <w:t xml:space="preserve">Click </w:t>
+      </w:r>
+      <w:r>
+        <w:rPr>
+          <w:rFonts w:ascii="Calibri" w:hAnsi="Calibri"/>
+          <w:b/>
+          <w:color w:val="333333"/>
+          <w:sz w:val="22"/>
+        </w:rPr>
+        <w:t>Submit Fault Report</w:t>
+      </w:r>
+      <w:r>
+        <w:rPr>
+          <w:rFonts w:ascii="Calibri" w:hAnsi="Calibri"/>
+          <w:color w:val="333333"/>
+          <w:sz w:val="22"/>
+        </w:rPr>
+        <w:t xml:space="preserve">. Track maintenance progress under </w:t>
+      </w:r>
+      <w:r>
+        <w:rPr>
+          <w:rFonts w:ascii="Calibri" w:hAnsi="Calibri"/>
+          <w:b/>
+          <w:color w:val="333333"/>
+          <w:sz w:val="22"/>
+        </w:rPr>
+        <w:t>My Reported Faults</w:t>
+      </w:r>
+      <w:r>
+        <w:rPr>
+          <w:rFonts w:ascii="Calibri" w:hAnsi="Calibri"/>
+          <w:color w:val="333333"/>
+          <w:sz w:val="22"/>
+        </w:rPr>
+        <w:t>.</w:t>
+      </w:r>
+    </w:p>
+    <w:p>
+      <w:pPr>
+        <w:spacing w:before="240" w:after="240"/>
+      </w:pPr>
+      <w:r>
+        <w:rPr>
+          <w:color w:val="C8C8C8"/>
+        </w:rPr>
+        <w:t>―――――――――――――――――――――――――――――――――――――――――――――――――――――――</w:t>
+      </w:r>
+    </w:p>
+    <w:p>
+      <w:pPr>
+        <w:pStyle w:val="Heading2"/>
+        <w:spacing w:before="280" w:after="80"/>
+      </w:pPr>
+      <w:r>
+        <w:rPr>
+          <w:rFonts w:ascii="Calibri" w:hAnsi="Calibri"/>
+          <w:color w:val="2969A1"/>
+          <w:sz w:val="30"/>
+        </w:rPr>
+        <w:t>5. Lecturer Portal User Guide</w:t>
+      </w:r>
+    </w:p>
+    <w:p>
+      <w:pPr>
+        <w:pStyle w:val="Heading3"/>
+        <w:spacing w:before="200" w:after="60"/>
+      </w:pPr>
+      <w:r>
+        <w:rPr>
+          <w:rFonts w:ascii="Calibri" w:hAnsi="Calibri"/>
+          <w:color w:val="337AB7"/>
+          <w:sz w:val="25"/>
+        </w:rPr>
+        <w:t>5.1 Direct Lecture Hall &amp; Lab Reservations</w:t>
+      </w:r>
+    </w:p>
+    <w:p>
+      <w:pPr>
+        <w:pStyle w:val="ListBullet"/>
+        <w:spacing w:before="20" w:after="40"/>
+      </w:pPr>
+      <w:r>
+        <w:rPr>
+          <w:rFonts w:ascii="Calibri" w:hAnsi="Calibri"/>
+          <w:color w:val="333333"/>
+          <w:sz w:val="22"/>
+        </w:rPr>
+        <w:t>Lecturers (</w:t>
+      </w:r>
+      <w:r>
+        <w:rPr>
+          <w:rFonts w:ascii="Courier New" w:hAnsi="Courier New"/>
+          <w:color w:val="B42828"/>
+          <w:sz w:val="20"/>
+        </w:rPr>
+        <w:t>lecturer1</w:t>
+      </w:r>
+      <w:r>
+        <w:rPr>
+          <w:rFonts w:ascii="Calibri" w:hAnsi="Calibri"/>
+          <w:color w:val="333333"/>
+          <w:sz w:val="22"/>
+        </w:rPr>
+        <w:t>) can reserve rooms directly for classes or exams.</w:t>
+      </w:r>
+    </w:p>
+    <w:p>
+      <w:pPr>
+        <w:pStyle w:val="ListBullet"/>
+        <w:spacing w:before="20" w:after="40"/>
+      </w:pPr>
+      <w:r>
+        <w:rPr>
+          <w:rFonts w:ascii="Calibri" w:hAnsi="Calibri"/>
+          <w:color w:val="333333"/>
+          <w:sz w:val="22"/>
+        </w:rPr>
+        <w:t xml:space="preserve">Direct reservations bypass lecturer endorsement and enter the AR Office queue directly as </w:t>
+      </w:r>
+      <w:r>
+        <w:rPr>
+          <w:rFonts w:ascii="Courier New" w:hAnsi="Courier New"/>
+          <w:color w:val="B42828"/>
+          <w:sz w:val="20"/>
+        </w:rPr>
+        <w:t>Pending AR Approval</w:t>
+      </w:r>
+      <w:r>
+        <w:rPr>
+          <w:rFonts w:ascii="Calibri" w:hAnsi="Calibri"/>
+          <w:color w:val="333333"/>
+          <w:sz w:val="22"/>
+        </w:rPr>
+        <w:t xml:space="preserve"> (or receive instant approval if </w:t>
+      </w:r>
+      <w:r>
+        <w:rPr>
+          <w:rFonts w:ascii="Courier New" w:hAnsi="Courier New"/>
+          <w:color w:val="B42828"/>
+          <w:sz w:val="20"/>
+        </w:rPr>
+        <w:t>Auto-Booking</w:t>
+      </w:r>
+      <w:r>
+        <w:rPr>
+          <w:rFonts w:ascii="Calibri" w:hAnsi="Calibri"/>
+          <w:color w:val="333333"/>
+          <w:sz w:val="22"/>
+        </w:rPr>
+        <w:t xml:space="preserve"> is enabled).</w:t>
+      </w:r>
+    </w:p>
+    <w:p>
+      <w:pPr>
+        <w:spacing w:before="240" w:after="240"/>
+      </w:pPr>
+      <w:r>
+        <w:rPr>
+          <w:color w:val="C8C8C8"/>
+        </w:rPr>
+        <w:t>―――――――――――――――――――――――――――――――――――――――――――――――――――――――</w:t>
+      </w:r>
+    </w:p>
+    <w:p>
+      <w:pPr>
+        <w:pStyle w:val="Heading3"/>
+        <w:spacing w:before="200" w:after="60"/>
+      </w:pPr>
+      <w:r>
+        <w:rPr>
+          <w:rFonts w:ascii="Calibri" w:hAnsi="Calibri"/>
+          <w:color w:val="337AB7"/>
+          <w:sz w:val="25"/>
+        </w:rPr>
+        <w:t>5.2 Endorsing &amp; Reviewing Student Booking Requests</w:t>
+      </w:r>
+    </w:p>
+    <w:p>
+      <w:pPr>
+        <w:pStyle w:val="ListNumber"/>
+        <w:spacing w:before="20" w:after="40"/>
+      </w:pPr>
+      <w:r>
+        <w:rPr>
+          <w:rFonts w:ascii="Calibri" w:hAnsi="Calibri"/>
+          <w:color w:val="333333"/>
+          <w:sz w:val="22"/>
+        </w:rPr>
+        <w:t>Log in as a Lecturer (</w:t>
+      </w:r>
+      <w:r>
+        <w:rPr>
+          <w:rFonts w:ascii="Courier New" w:hAnsi="Courier New"/>
+          <w:color w:val="B42828"/>
+          <w:sz w:val="20"/>
+        </w:rPr>
+        <w:t>lecturer1</w:t>
+      </w:r>
+      <w:r>
+        <w:rPr>
+          <w:rFonts w:ascii="Calibri" w:hAnsi="Calibri"/>
+          <w:color w:val="333333"/>
+          <w:sz w:val="22"/>
+        </w:rPr>
+        <w:t>).</w:t>
+      </w:r>
+    </w:p>
+    <w:p>
+      <w:pPr>
+        <w:pStyle w:val="ListNumber"/>
+        <w:spacing w:before="20" w:after="40"/>
+      </w:pPr>
+      <w:r>
+        <w:rPr>
+          <w:rFonts w:ascii="Calibri" w:hAnsi="Calibri"/>
+          <w:color w:val="333333"/>
+          <w:sz w:val="22"/>
+        </w:rPr>
+        <w:t xml:space="preserve">Navigate to </w:t>
+      </w:r>
+      <w:r>
+        <w:rPr>
+          <w:rFonts w:ascii="Calibri" w:hAnsi="Calibri"/>
+          <w:b/>
+          <w:color w:val="333333"/>
+          <w:sz w:val="22"/>
+        </w:rPr>
+        <w:t>Pending Approvals</w:t>
+      </w:r>
+      <w:r>
+        <w:rPr>
+          <w:rFonts w:ascii="Calibri" w:hAnsi="Calibri"/>
+          <w:color w:val="333333"/>
+          <w:sz w:val="22"/>
+        </w:rPr>
+        <w:t xml:space="preserve"> on the Lecturer Dashboard.</w:t>
+      </w:r>
+    </w:p>
+    <w:p>
+      <w:pPr>
+        <w:pStyle w:val="ListNumber"/>
+        <w:spacing w:before="20" w:after="40"/>
+      </w:pPr>
+      <w:r>
+        <w:rPr>
+          <w:rFonts w:ascii="Calibri" w:hAnsi="Calibri"/>
+          <w:color w:val="333333"/>
+          <w:sz w:val="22"/>
+        </w:rPr>
+        <w:t>Review student requests naming you as the supervising lecturer.</w:t>
+      </w:r>
+    </w:p>
+    <w:p>
+      <w:pPr>
+        <w:pStyle w:val="ListNumber"/>
+        <w:spacing w:before="20" w:after="40"/>
+      </w:pPr>
+      <w:r>
+        <w:rPr>
+          <w:rFonts w:ascii="Calibri" w:hAnsi="Calibri"/>
+          <w:b/>
+          <w:color w:val="333333"/>
+          <w:sz w:val="22"/>
+        </w:rPr>
+        <w:t>To Endorse</w:t>
+      </w:r>
+      <w:r>
+        <w:rPr>
+          <w:rFonts w:ascii="Calibri" w:hAnsi="Calibri"/>
+          <w:color w:val="333333"/>
+          <w:sz w:val="22"/>
+        </w:rPr>
+        <w:t xml:space="preserve">: Click </w:t>
+      </w:r>
+      <w:r>
+        <w:rPr>
+          <w:rFonts w:ascii="Calibri" w:hAnsi="Calibri"/>
+          <w:b/>
+          <w:color w:val="333333"/>
+          <w:sz w:val="22"/>
+        </w:rPr>
+        <w:t>✓ Endorse Request</w:t>
+      </w:r>
+      <w:r>
+        <w:rPr>
+          <w:rFonts w:ascii="Calibri" w:hAnsi="Calibri"/>
+          <w:color w:val="333333"/>
+          <w:sz w:val="22"/>
+        </w:rPr>
+        <w:t xml:space="preserve">. The status updates to </w:t>
+      </w:r>
+      <w:r>
+        <w:rPr>
+          <w:rFonts w:ascii="Courier New" w:hAnsi="Courier New"/>
+          <w:color w:val="B42828"/>
+          <w:sz w:val="20"/>
+        </w:rPr>
+        <w:t>Pending AR Approval</w:t>
+      </w:r>
+      <w:r>
+        <w:rPr>
+          <w:rFonts w:ascii="Calibri" w:hAnsi="Calibri"/>
+          <w:color w:val="333333"/>
+          <w:sz w:val="22"/>
+        </w:rPr>
+        <w:t>.</w:t>
+      </w:r>
+    </w:p>
+    <w:p>
+      <w:pPr>
+        <w:pStyle w:val="ListNumber"/>
+        <w:spacing w:before="20" w:after="40"/>
+      </w:pPr>
+      <w:r>
+        <w:rPr>
+          <w:rFonts w:ascii="Calibri" w:hAnsi="Calibri"/>
+          <w:b/>
+          <w:color w:val="333333"/>
+          <w:sz w:val="22"/>
+        </w:rPr>
+        <w:t>To Reject</w:t>
+      </w:r>
+      <w:r>
+        <w:rPr>
+          <w:rFonts w:ascii="Calibri" w:hAnsi="Calibri"/>
+          <w:color w:val="333333"/>
+          <w:sz w:val="22"/>
+        </w:rPr>
+        <w:t xml:space="preserve">: Click </w:t>
+      </w:r>
+      <w:r>
+        <w:rPr>
+          <w:rFonts w:ascii="Calibri" w:hAnsi="Calibri"/>
+          <w:b/>
+          <w:color w:val="333333"/>
+          <w:sz w:val="22"/>
+        </w:rPr>
+        <w:t>✗ Reject Request</w:t>
+      </w:r>
+      <w:r>
+        <w:rPr>
+          <w:rFonts w:ascii="Calibri" w:hAnsi="Calibri"/>
+          <w:color w:val="333333"/>
+          <w:sz w:val="22"/>
+        </w:rPr>
+        <w:t xml:space="preserve"> and provide feedback explaining the reason for denial.</w:t>
+      </w:r>
+    </w:p>
+    <w:p>
+      <w:pPr>
+        <w:spacing w:before="240" w:after="240"/>
+      </w:pPr>
+      <w:r>
+        <w:rPr>
+          <w:color w:val="C8C8C8"/>
+        </w:rPr>
+        <w:t>―――――――――――――――――――――――――――――――――――――――――――――――――――――――</w:t>
+      </w:r>
+    </w:p>
+    <w:p>
+      <w:pPr>
+        <w:pStyle w:val="Heading3"/>
+        <w:spacing w:before="200" w:after="60"/>
+      </w:pPr>
+      <w:r>
+        <w:rPr>
+          <w:rFonts w:ascii="Calibri" w:hAnsi="Calibri"/>
+          <w:color w:val="337AB7"/>
+          <w:sz w:val="25"/>
+        </w:rPr>
+        <w:t>5.3 Department Schedule Timeline &amp; Calendar Filtering</w:t>
+      </w:r>
+    </w:p>
+    <w:p>
+      <w:pPr>
+        <w:pStyle w:val="ListBullet"/>
+        <w:spacing w:before="20" w:after="40"/>
+      </w:pPr>
+      <w:r>
+        <w:rPr>
+          <w:rFonts w:ascii="Calibri" w:hAnsi="Calibri"/>
+          <w:color w:val="333333"/>
+          <w:sz w:val="22"/>
+        </w:rPr>
+        <w:t>Lecturers can filter the schedule calendar by date, room, or department to verify hall availability before scheduling extra lectures.</w:t>
+      </w:r>
+    </w:p>
+    <w:p>
+      <w:pPr>
+        <w:spacing w:before="240" w:after="240"/>
+      </w:pPr>
+      <w:r>
+        <w:rPr>
+          <w:color w:val="C8C8C8"/>
+        </w:rPr>
+        <w:t>―――――――――――――――――――――――――――――――――――――――――――――――――――――――</w:t>
+      </w:r>
+    </w:p>
+    <w:p>
+      <w:pPr>
+        <w:pStyle w:val="Heading2"/>
+        <w:spacing w:before="280" w:after="80"/>
+      </w:pPr>
+      <w:r>
+        <w:rPr>
+          <w:rFonts w:ascii="Calibri" w:hAnsi="Calibri"/>
+          <w:color w:val="2969A1"/>
+          <w:sz w:val="30"/>
+        </w:rPr>
+        <w:t>6. Booking Admin (AR Office) Guide</w:t>
+      </w:r>
+    </w:p>
+    <w:p>
+      <w:pPr>
+        <w:pStyle w:val="Heading3"/>
+        <w:spacing w:before="200" w:after="60"/>
+      </w:pPr>
+      <w:r>
+        <w:rPr>
+          <w:rFonts w:ascii="Calibri" w:hAnsi="Calibri"/>
+          <w:color w:val="337AB7"/>
+          <w:sz w:val="25"/>
+        </w:rPr>
+        <w:t>6.1 AR Approval Queue &amp; Rejection Notes</w:t>
+      </w:r>
+    </w:p>
+    <w:p>
+      <w:pPr>
+        <w:pStyle w:val="ListNumber"/>
+        <w:spacing w:before="20" w:after="40"/>
+      </w:pPr>
+      <w:r>
+        <w:rPr>
+          <w:rFonts w:ascii="Calibri" w:hAnsi="Calibri"/>
+          <w:color w:val="333333"/>
+          <w:sz w:val="22"/>
+        </w:rPr>
+        <w:t>Log in as Booking Admin (</w:t>
+      </w:r>
+      <w:r>
+        <w:rPr>
+          <w:rFonts w:ascii="Courier New" w:hAnsi="Courier New"/>
+          <w:color w:val="B42828"/>
+          <w:sz w:val="20"/>
+        </w:rPr>
+        <w:t>bookadmin</w:t>
+      </w:r>
+      <w:r>
+        <w:rPr>
+          <w:rFonts w:ascii="Calibri" w:hAnsi="Calibri"/>
+          <w:color w:val="333333"/>
+          <w:sz w:val="22"/>
+        </w:rPr>
+        <w:t>).</w:t>
+      </w:r>
+    </w:p>
+    <w:p>
+      <w:pPr>
+        <w:pStyle w:val="ListNumber"/>
+        <w:spacing w:before="20" w:after="40"/>
+      </w:pPr>
+      <w:r>
+        <w:rPr>
+          <w:rFonts w:ascii="Calibri" w:hAnsi="Calibri"/>
+          <w:color w:val="333333"/>
+          <w:sz w:val="22"/>
+        </w:rPr>
+        <w:t xml:space="preserve">Open </w:t>
+      </w:r>
+      <w:r>
+        <w:rPr>
+          <w:rFonts w:ascii="Calibri" w:hAnsi="Calibri"/>
+          <w:b/>
+          <w:color w:val="333333"/>
+          <w:sz w:val="22"/>
+        </w:rPr>
+        <w:t>AR Booking Management</w:t>
+      </w:r>
+      <w:r>
+        <w:rPr>
+          <w:rFonts w:ascii="Calibri" w:hAnsi="Calibri"/>
+          <w:color w:val="333333"/>
+          <w:sz w:val="22"/>
+        </w:rPr>
+        <w:t>.</w:t>
+      </w:r>
+    </w:p>
+    <w:p>
+      <w:pPr>
+        <w:pStyle w:val="ListNumber"/>
+        <w:spacing w:before="20" w:after="40"/>
+      </w:pPr>
+      <w:r>
+        <w:rPr>
+          <w:rFonts w:ascii="Calibri" w:hAnsi="Calibri"/>
+          <w:color w:val="333333"/>
+          <w:sz w:val="22"/>
+        </w:rPr>
+        <w:t>Review endorsed student requests and direct lecturer requests.</w:t>
+      </w:r>
+    </w:p>
+    <w:p>
+      <w:pPr>
+        <w:pStyle w:val="ListNumber"/>
+        <w:spacing w:before="20" w:after="40"/>
+      </w:pPr>
+      <w:r>
+        <w:rPr>
+          <w:rFonts w:ascii="Calibri" w:hAnsi="Calibri"/>
+          <w:color w:val="333333"/>
+          <w:sz w:val="22"/>
+        </w:rPr>
+        <w:t xml:space="preserve">Click </w:t>
+      </w:r>
+      <w:r>
+        <w:rPr>
+          <w:rFonts w:ascii="Calibri" w:hAnsi="Calibri"/>
+          <w:b/>
+          <w:color w:val="333333"/>
+          <w:sz w:val="22"/>
+        </w:rPr>
+        <w:t>Approve</w:t>
+      </w:r>
+      <w:r>
+        <w:rPr>
+          <w:rFonts w:ascii="Calibri" w:hAnsi="Calibri"/>
+          <w:color w:val="333333"/>
+          <w:sz w:val="22"/>
+        </w:rPr>
+        <w:t xml:space="preserve"> to grant final reservation authorization or </w:t>
+      </w:r>
+      <w:r>
+        <w:rPr>
+          <w:rFonts w:ascii="Calibri" w:hAnsi="Calibri"/>
+          <w:b/>
+          <w:color w:val="333333"/>
+          <w:sz w:val="22"/>
+        </w:rPr>
+        <w:t>Reject</w:t>
+      </w:r>
+      <w:r>
+        <w:rPr>
+          <w:rFonts w:ascii="Calibri" w:hAnsi="Calibri"/>
+          <w:color w:val="333333"/>
+          <w:sz w:val="22"/>
+        </w:rPr>
+        <w:t xml:space="preserve"> to deny with feedback notes.</w:t>
+      </w:r>
+    </w:p>
+    <w:p>
+      <w:pPr>
+        <w:spacing w:before="240" w:after="240"/>
+      </w:pPr>
+      <w:r>
+        <w:rPr>
+          <w:color w:val="C8C8C8"/>
+        </w:rPr>
+        <w:t>―――――――――――――――――――――――――――――――――――――――――――――――――――――――</w:t>
+      </w:r>
+    </w:p>
+    <w:p>
+      <w:pPr>
+        <w:pStyle w:val="Heading3"/>
+        <w:spacing w:before="200" w:after="60"/>
+      </w:pPr>
+      <w:r>
+        <w:rPr>
+          <w:rFonts w:ascii="Calibri" w:hAnsi="Calibri"/>
+          <w:color w:val="337AB7"/>
+          <w:sz w:val="25"/>
+        </w:rPr>
+        <w:t>6.2 Advanced Sorting, Search &amp; Multi-Criteria Filtering</w:t>
+      </w:r>
+    </w:p>
+    <w:p>
+      <w:pPr>
+        <w:pStyle w:val="ListBullet"/>
+        <w:spacing w:before="20" w:after="40"/>
+      </w:pPr>
+      <w:r>
+        <w:rPr>
+          <w:rFonts w:ascii="Calibri" w:hAnsi="Calibri"/>
+          <w:b/>
+          <w:color w:val="333333"/>
+          <w:sz w:val="22"/>
+        </w:rPr>
+        <w:t>Keyword Search</w:t>
+      </w:r>
+      <w:r>
+        <w:rPr>
+          <w:rFonts w:ascii="Calibri" w:hAnsi="Calibri"/>
+          <w:color w:val="333333"/>
+          <w:sz w:val="22"/>
+        </w:rPr>
+        <w:t>: Filter by student ID, lecturer name, or purpose.</w:t>
+      </w:r>
+    </w:p>
+    <w:p>
+      <w:pPr>
+        <w:pStyle w:val="ListBullet"/>
+        <w:spacing w:before="20" w:after="40"/>
+      </w:pPr>
+      <w:r>
+        <w:rPr>
+          <w:rFonts w:ascii="Calibri" w:hAnsi="Calibri"/>
+          <w:b/>
+          <w:color w:val="333333"/>
+          <w:sz w:val="22"/>
+        </w:rPr>
+        <w:t>Room Badges</w:t>
+      </w:r>
+      <w:r>
+        <w:rPr>
+          <w:rFonts w:ascii="Calibri" w:hAnsi="Calibri"/>
+          <w:color w:val="333333"/>
+          <w:sz w:val="22"/>
+        </w:rPr>
+        <w:t>: Filter view by specific rooms (</w:t>
+      </w:r>
+      <w:r>
+        <w:rPr>
+          <w:rFonts w:ascii="Courier New" w:hAnsi="Courier New"/>
+          <w:color w:val="B42828"/>
+          <w:sz w:val="20"/>
+        </w:rPr>
+        <w:t>EOE Hall</w:t>
+      </w:r>
+      <w:r>
+        <w:rPr>
+          <w:rFonts w:ascii="Calibri" w:hAnsi="Calibri"/>
+          <w:color w:val="333333"/>
+          <w:sz w:val="22"/>
+        </w:rPr>
+        <w:t xml:space="preserve">, </w:t>
+      </w:r>
+      <w:r>
+        <w:rPr>
+          <w:rFonts w:ascii="Courier New" w:hAnsi="Courier New"/>
+          <w:color w:val="B42828"/>
+          <w:sz w:val="20"/>
+        </w:rPr>
+        <w:t>DO1</w:t>
+      </w:r>
+      <w:r>
+        <w:rPr>
+          <w:rFonts w:ascii="Calibri" w:hAnsi="Calibri"/>
+          <w:color w:val="333333"/>
+          <w:sz w:val="22"/>
+        </w:rPr>
+        <w:t xml:space="preserve">, </w:t>
+      </w:r>
+      <w:r>
+        <w:rPr>
+          <w:rFonts w:ascii="Courier New" w:hAnsi="Courier New"/>
+          <w:color w:val="B42828"/>
+          <w:sz w:val="20"/>
+        </w:rPr>
+        <w:t>LH01</w:t>
+      </w:r>
+      <w:r>
+        <w:rPr>
+          <w:rFonts w:ascii="Calibri" w:hAnsi="Calibri"/>
+          <w:color w:val="333333"/>
+          <w:sz w:val="22"/>
+        </w:rPr>
+        <w:t>).</w:t>
+      </w:r>
+    </w:p>
+    <w:p>
+      <w:pPr>
+        <w:pStyle w:val="ListBullet"/>
+        <w:spacing w:before="20" w:after="40"/>
+      </w:pPr>
+      <w:r>
+        <w:rPr>
+          <w:rFonts w:ascii="Calibri" w:hAnsi="Calibri"/>
+          <w:b/>
+          <w:color w:val="333333"/>
+          <w:sz w:val="22"/>
+        </w:rPr>
+        <w:t>Date Presets</w:t>
+      </w:r>
+      <w:r>
+        <w:rPr>
+          <w:rFonts w:ascii="Calibri" w:hAnsi="Calibri"/>
+          <w:color w:val="333333"/>
+          <w:sz w:val="22"/>
+        </w:rPr>
+        <w:t xml:space="preserve">: Filter by </w:t>
+      </w:r>
+      <w:r>
+        <w:rPr>
+          <w:rFonts w:ascii="Courier New" w:hAnsi="Courier New"/>
+          <w:color w:val="B42828"/>
+          <w:sz w:val="20"/>
+        </w:rPr>
+        <w:t>Today</w:t>
+      </w:r>
+      <w:r>
+        <w:rPr>
+          <w:rFonts w:ascii="Calibri" w:hAnsi="Calibri"/>
+          <w:color w:val="333333"/>
+          <w:sz w:val="22"/>
+        </w:rPr>
+        <w:t xml:space="preserve">, </w:t>
+      </w:r>
+      <w:r>
+        <w:rPr>
+          <w:rFonts w:ascii="Courier New" w:hAnsi="Courier New"/>
+          <w:color w:val="B42828"/>
+          <w:sz w:val="20"/>
+        </w:rPr>
+        <w:t>Tomorrow</w:t>
+      </w:r>
+      <w:r>
+        <w:rPr>
+          <w:rFonts w:ascii="Calibri" w:hAnsi="Calibri"/>
+          <w:color w:val="333333"/>
+          <w:sz w:val="22"/>
+        </w:rPr>
+        <w:t xml:space="preserve">, </w:t>
+      </w:r>
+      <w:r>
+        <w:rPr>
+          <w:rFonts w:ascii="Courier New" w:hAnsi="Courier New"/>
+          <w:color w:val="B42828"/>
+          <w:sz w:val="20"/>
+        </w:rPr>
+        <w:t>This Week</w:t>
+      </w:r>
+      <w:r>
+        <w:rPr>
+          <w:rFonts w:ascii="Calibri" w:hAnsi="Calibri"/>
+          <w:color w:val="333333"/>
+          <w:sz w:val="22"/>
+        </w:rPr>
+        <w:t xml:space="preserve">, </w:t>
+      </w:r>
+      <w:r>
+        <w:rPr>
+          <w:rFonts w:ascii="Courier New" w:hAnsi="Courier New"/>
+          <w:color w:val="B42828"/>
+          <w:sz w:val="20"/>
+        </w:rPr>
+        <w:t>Future</w:t>
+      </w:r>
+      <w:r>
+        <w:rPr>
+          <w:rFonts w:ascii="Calibri" w:hAnsi="Calibri"/>
+          <w:color w:val="333333"/>
+          <w:sz w:val="22"/>
+        </w:rPr>
+        <w:t>, or custom date range.</w:t>
+      </w:r>
+    </w:p>
+    <w:p>
+      <w:pPr>
+        <w:pStyle w:val="ListBullet"/>
+        <w:spacing w:before="20" w:after="40"/>
+      </w:pPr>
+      <w:r>
+        <w:rPr>
+          <w:rFonts w:ascii="Calibri" w:hAnsi="Calibri"/>
+          <w:b/>
+          <w:color w:val="333333"/>
+          <w:sz w:val="22"/>
+        </w:rPr>
+        <w:t>Status Filters</w:t>
+      </w:r>
+      <w:r>
+        <w:rPr>
+          <w:rFonts w:ascii="Calibri" w:hAnsi="Calibri"/>
+          <w:color w:val="333333"/>
+          <w:sz w:val="22"/>
+        </w:rPr>
+        <w:t xml:space="preserve">: Filter by </w:t>
+      </w:r>
+      <w:r>
+        <w:rPr>
+          <w:rFonts w:ascii="Courier New" w:hAnsi="Courier New"/>
+          <w:color w:val="B42828"/>
+          <w:sz w:val="20"/>
+        </w:rPr>
+        <w:t>Approved</w:t>
+      </w:r>
+      <w:r>
+        <w:rPr>
+          <w:rFonts w:ascii="Calibri" w:hAnsi="Calibri"/>
+          <w:color w:val="333333"/>
+          <w:sz w:val="22"/>
+        </w:rPr>
+        <w:t xml:space="preserve">, </w:t>
+      </w:r>
+      <w:r>
+        <w:rPr>
+          <w:rFonts w:ascii="Courier New" w:hAnsi="Courier New"/>
+          <w:color w:val="B42828"/>
+          <w:sz w:val="20"/>
+        </w:rPr>
+        <w:t>Pending AR</w:t>
+      </w:r>
+      <w:r>
+        <w:rPr>
+          <w:rFonts w:ascii="Calibri" w:hAnsi="Calibri"/>
+          <w:color w:val="333333"/>
+          <w:sz w:val="22"/>
+        </w:rPr>
+        <w:t xml:space="preserve">, </w:t>
+      </w:r>
+      <w:r>
+        <w:rPr>
+          <w:rFonts w:ascii="Courier New" w:hAnsi="Courier New"/>
+          <w:color w:val="B42828"/>
+          <w:sz w:val="20"/>
+        </w:rPr>
+        <w:t>Pending</w:t>
+      </w:r>
+      <w:r>
+        <w:rPr>
+          <w:rFonts w:ascii="Calibri" w:hAnsi="Calibri"/>
+          <w:color w:val="333333"/>
+          <w:sz w:val="22"/>
+        </w:rPr>
+        <w:t xml:space="preserve">, </w:t>
+      </w:r>
+      <w:r>
+        <w:rPr>
+          <w:rFonts w:ascii="Courier New" w:hAnsi="Courier New"/>
+          <w:color w:val="B42828"/>
+          <w:sz w:val="20"/>
+        </w:rPr>
+        <w:t>Rejected</w:t>
+      </w:r>
+      <w:r>
+        <w:rPr>
+          <w:rFonts w:ascii="Calibri" w:hAnsi="Calibri"/>
+          <w:color w:val="333333"/>
+          <w:sz w:val="22"/>
+        </w:rPr>
+        <w:t xml:space="preserve">, </w:t>
+      </w:r>
+      <w:r>
+        <w:rPr>
+          <w:rFonts w:ascii="Courier New" w:hAnsi="Courier New"/>
+          <w:color w:val="B42828"/>
+          <w:sz w:val="20"/>
+        </w:rPr>
+        <w:t>Cancelled</w:t>
+      </w:r>
+      <w:r>
+        <w:rPr>
+          <w:rFonts w:ascii="Calibri" w:hAnsi="Calibri"/>
+          <w:color w:val="333333"/>
+          <w:sz w:val="22"/>
+        </w:rPr>
+        <w:t>.</w:t>
+      </w:r>
+    </w:p>
+    <w:p>
+      <w:pPr>
+        <w:spacing w:before="240" w:after="240"/>
+      </w:pPr>
+      <w:r>
+        <w:rPr>
+          <w:color w:val="C8C8C8"/>
+        </w:rPr>
+        <w:t>―――――――――――――――――――――――――――――――――――――――――――――――――――――――</w:t>
+      </w:r>
+    </w:p>
+    <w:p>
+      <w:pPr>
+        <w:pStyle w:val="Heading3"/>
+        <w:spacing w:before="200" w:after="60"/>
+      </w:pPr>
+      <w:r>
+        <w:rPr>
+          <w:rFonts w:ascii="Calibri" w:hAnsi="Calibri"/>
+          <w:color w:val="337AB7"/>
+          <w:sz w:val="25"/>
+        </w:rPr>
+        <w:t>6.3 Automated Booking Approval Engine Toggle</w:t>
+      </w:r>
+    </w:p>
+    <w:p>
+      <w:pPr>
+        <w:pStyle w:val="ListNumber"/>
+        <w:spacing w:before="20" w:after="40"/>
+      </w:pPr>
+      <w:r>
+        <w:rPr>
+          <w:rFonts w:ascii="Calibri" w:hAnsi="Calibri"/>
+          <w:color w:val="333333"/>
+          <w:sz w:val="22"/>
+        </w:rPr>
+        <w:t xml:space="preserve">Click </w:t>
+      </w:r>
+      <w:r>
+        <w:rPr>
+          <w:rFonts w:ascii="Calibri" w:hAnsi="Calibri"/>
+          <w:b/>
+          <w:color w:val="333333"/>
+          <w:sz w:val="22"/>
+        </w:rPr>
+        <w:t>System Settings</w:t>
+      </w:r>
+      <w:r>
+        <w:rPr>
+          <w:rFonts w:ascii="Calibri" w:hAnsi="Calibri"/>
+          <w:color w:val="333333"/>
+          <w:sz w:val="22"/>
+        </w:rPr>
+        <w:t xml:space="preserve"> in the upper action bar.</w:t>
+      </w:r>
+    </w:p>
+    <w:p>
+      <w:pPr>
+        <w:pStyle w:val="ListNumber"/>
+        <w:spacing w:before="20" w:after="40"/>
+      </w:pPr>
+      <w:r>
+        <w:rPr>
+          <w:rFonts w:ascii="Calibri" w:hAnsi="Calibri"/>
+          <w:color w:val="333333"/>
+          <w:sz w:val="22"/>
+        </w:rPr>
+        <w:t xml:space="preserve">Toggle </w:t>
+      </w:r>
+      <w:r>
+        <w:rPr>
+          <w:rFonts w:ascii="Calibri" w:hAnsi="Calibri"/>
+          <w:b/>
+          <w:color w:val="333333"/>
+          <w:sz w:val="22"/>
+        </w:rPr>
+        <w:t>Auto-Booking Approval Engine</w:t>
+      </w:r>
+      <w:r>
+        <w:rPr>
+          <w:rFonts w:ascii="Calibri" w:hAnsi="Calibri"/>
+          <w:color w:val="333333"/>
+          <w:sz w:val="22"/>
+        </w:rPr>
+        <w:t>:</w:t>
+      </w:r>
+    </w:p>
+    <w:p>
+      <w:pPr>
+        <w:pStyle w:val="ListBullet"/>
+        <w:spacing w:before="20" w:after="40"/>
+      </w:pPr>
+      <w:r>
+        <w:rPr>
+          <w:rFonts w:ascii="Calibri" w:hAnsi="Calibri"/>
+          <w:b/>
+          <w:color w:val="333333"/>
+          <w:sz w:val="22"/>
+        </w:rPr>
+        <w:t>ON (`true`)</w:t>
+      </w:r>
+      <w:r>
+        <w:rPr>
+          <w:rFonts w:ascii="Calibri" w:hAnsi="Calibri"/>
+          <w:color w:val="333333"/>
+          <w:sz w:val="22"/>
+        </w:rPr>
+        <w:t>: Incoming conflict-free requests are automatically validated and instantly approved (</w:t>
+      </w:r>
+      <w:r>
+        <w:rPr>
+          <w:rFonts w:ascii="Courier New" w:hAnsi="Courier New"/>
+          <w:color w:val="B42828"/>
+          <w:sz w:val="20"/>
+        </w:rPr>
+        <w:t>Approved</w:t>
+      </w:r>
+      <w:r>
+        <w:rPr>
+          <w:rFonts w:ascii="Calibri" w:hAnsi="Calibri"/>
+          <w:color w:val="333333"/>
+          <w:sz w:val="22"/>
+        </w:rPr>
+        <w:t>).</w:t>
+      </w:r>
+    </w:p>
+    <w:p>
+      <w:pPr>
+        <w:pStyle w:val="ListBullet"/>
+        <w:spacing w:before="20" w:after="40"/>
+      </w:pPr>
+      <w:r>
+        <w:rPr>
+          <w:rFonts w:ascii="Calibri" w:hAnsi="Calibri"/>
+          <w:b/>
+          <w:color w:val="333333"/>
+          <w:sz w:val="22"/>
+        </w:rPr>
+        <w:t>OFF (`false`)</w:t>
+      </w:r>
+      <w:r>
+        <w:rPr>
+          <w:rFonts w:ascii="Calibri" w:hAnsi="Calibri"/>
+          <w:color w:val="333333"/>
+          <w:sz w:val="22"/>
+        </w:rPr>
+        <w:t>: All requests require manual AR Office review.</w:t>
+      </w:r>
+    </w:p>
+    <w:p>
+      <w:pPr>
+        <w:spacing w:before="240" w:after="240"/>
+      </w:pPr>
+      <w:r>
+        <w:rPr>
+          <w:color w:val="C8C8C8"/>
+        </w:rPr>
+        <w:t>―――――――――――――――――――――――――――――――――――――――――――――――――――――――</w:t>
+      </w:r>
+    </w:p>
+    <w:p>
+      <w:pPr>
+        <w:pStyle w:val="Heading3"/>
+        <w:spacing w:before="200" w:after="60"/>
+      </w:pPr>
+      <w:r>
+        <w:rPr>
+          <w:rFonts w:ascii="Calibri" w:hAnsi="Calibri"/>
+          <w:color w:val="337AB7"/>
+          <w:sz w:val="25"/>
+        </w:rPr>
+        <w:t>6.4 Master Semester Timetable Bulk Importer</w:t>
+      </w:r>
+    </w:p>
+    <w:p>
+      <w:pPr>
+        <w:pStyle w:val="ListNumber"/>
+        <w:spacing w:before="20" w:after="40"/>
+      </w:pPr>
+      <w:r>
+        <w:rPr>
+          <w:rFonts w:ascii="Calibri" w:hAnsi="Calibri"/>
+          <w:color w:val="333333"/>
+          <w:sz w:val="22"/>
+        </w:rPr>
+        <w:t xml:space="preserve">Click </w:t>
+      </w:r>
+      <w:r>
+        <w:rPr>
+          <w:rFonts w:ascii="Calibri" w:hAnsi="Calibri"/>
+          <w:b/>
+          <w:color w:val="333333"/>
+          <w:sz w:val="22"/>
+        </w:rPr>
+        <w:t>Bulk Schedule Import</w:t>
+      </w:r>
+      <w:r>
+        <w:rPr>
+          <w:rFonts w:ascii="Calibri" w:hAnsi="Calibri"/>
+          <w:color w:val="333333"/>
+          <w:sz w:val="22"/>
+        </w:rPr>
+        <w:t xml:space="preserve"> on the Booking Admin Dashboard.</w:t>
+      </w:r>
+    </w:p>
+    <w:p>
+      <w:pPr>
+        <w:pStyle w:val="ListNumber"/>
+        <w:spacing w:before="20" w:after="40"/>
+      </w:pPr>
+      <w:r>
+        <w:rPr>
+          <w:rFonts w:ascii="Calibri" w:hAnsi="Calibri"/>
+          <w:color w:val="333333"/>
+          <w:sz w:val="22"/>
+        </w:rPr>
+        <w:t>Select your master semester schedule CSV file.</w:t>
+      </w:r>
+    </w:p>
+    <w:p>
+      <w:pPr>
+        <w:pStyle w:val="ListNumber"/>
+        <w:spacing w:before="20" w:after="40"/>
+      </w:pPr>
+      <w:r>
+        <w:rPr>
+          <w:rFonts w:ascii="Calibri" w:hAnsi="Calibri"/>
+          <w:color w:val="333333"/>
+          <w:sz w:val="22"/>
+        </w:rPr>
+        <w:t xml:space="preserve">Click </w:t>
+      </w:r>
+      <w:r>
+        <w:rPr>
+          <w:rFonts w:ascii="Calibri" w:hAnsi="Calibri"/>
+          <w:b/>
+          <w:color w:val="333333"/>
+          <w:sz w:val="22"/>
+        </w:rPr>
+        <w:t>Import Timetable</w:t>
+      </w:r>
+      <w:r>
+        <w:rPr>
+          <w:rFonts w:ascii="Calibri" w:hAnsi="Calibri"/>
+          <w:color w:val="333333"/>
+          <w:sz w:val="22"/>
+        </w:rPr>
+        <w:t>. The engine validates hall names against standard rooms, skips overlapping slots, and populates recurring weekly lectures into the database.</w:t>
+      </w:r>
+    </w:p>
+    <w:p>
+      <w:pPr>
+        <w:spacing w:before="240" w:after="240"/>
+      </w:pPr>
+      <w:r>
+        <w:rPr>
+          <w:color w:val="C8C8C8"/>
+        </w:rPr>
+        <w:t>―――――――――――――――――――――――――――――――――――――――――――――――――――――――</w:t>
+      </w:r>
+    </w:p>
+    <w:p>
+      <w:pPr>
+        <w:pStyle w:val="Heading2"/>
+        <w:spacing w:before="280" w:after="80"/>
+      </w:pPr>
+      <w:r>
+        <w:rPr>
+          <w:rFonts w:ascii="Calibri" w:hAnsi="Calibri"/>
+          <w:color w:val="2969A1"/>
+          <w:sz w:val="30"/>
+        </w:rPr>
+        <w:t>7. Maintenance Admin Guide</w:t>
+      </w:r>
+    </w:p>
+    <w:p>
+      <w:pPr>
+        <w:pStyle w:val="Heading3"/>
+        <w:spacing w:before="200" w:after="60"/>
+      </w:pPr>
+      <w:r>
+        <w:rPr>
+          <w:rFonts w:ascii="Calibri" w:hAnsi="Calibri"/>
+          <w:color w:val="337AB7"/>
+          <w:sz w:val="25"/>
+        </w:rPr>
+        <w:t>7.1 Ticketing Management Dashboard</w:t>
+      </w:r>
+    </w:p>
+    <w:p>
+      <w:pPr>
+        <w:pStyle w:val="ListNumber"/>
+        <w:spacing w:before="20" w:after="40"/>
+      </w:pPr>
+      <w:r>
+        <w:rPr>
+          <w:rFonts w:ascii="Calibri" w:hAnsi="Calibri"/>
+          <w:color w:val="333333"/>
+          <w:sz w:val="22"/>
+        </w:rPr>
+        <w:t>Log in as Maintenance Admin (</w:t>
+      </w:r>
+      <w:r>
+        <w:rPr>
+          <w:rFonts w:ascii="Courier New" w:hAnsi="Courier New"/>
+          <w:color w:val="B42828"/>
+          <w:sz w:val="20"/>
+        </w:rPr>
+        <w:t>admin</w:t>
+      </w:r>
+      <w:r>
+        <w:rPr>
+          <w:rFonts w:ascii="Calibri" w:hAnsi="Calibri"/>
+          <w:color w:val="333333"/>
+          <w:sz w:val="22"/>
+        </w:rPr>
+        <w:t>).</w:t>
+      </w:r>
+    </w:p>
+    <w:p>
+      <w:pPr>
+        <w:pStyle w:val="ListNumber"/>
+        <w:spacing w:before="20" w:after="40"/>
+      </w:pPr>
+      <w:r>
+        <w:rPr>
+          <w:rFonts w:ascii="Calibri" w:hAnsi="Calibri"/>
+          <w:color w:val="333333"/>
+          <w:sz w:val="22"/>
+        </w:rPr>
+        <w:t xml:space="preserve">Access the </w:t>
+      </w:r>
+      <w:r>
+        <w:rPr>
+          <w:rFonts w:ascii="Calibri" w:hAnsi="Calibri"/>
+          <w:b/>
+          <w:color w:val="333333"/>
+          <w:sz w:val="22"/>
+        </w:rPr>
+        <w:t>Maintenance Management Dashboard</w:t>
+      </w:r>
+      <w:r>
+        <w:rPr>
+          <w:rFonts w:ascii="Calibri" w:hAnsi="Calibri"/>
+          <w:color w:val="333333"/>
+          <w:sz w:val="22"/>
+        </w:rPr>
+        <w:t>.</w:t>
+      </w:r>
+    </w:p>
+    <w:p>
+      <w:pPr>
+        <w:pStyle w:val="ListNumber"/>
+        <w:spacing w:before="20" w:after="40"/>
+      </w:pPr>
+      <w:r>
+        <w:rPr>
+          <w:rFonts w:ascii="Calibri" w:hAnsi="Calibri"/>
+          <w:color w:val="333333"/>
+          <w:sz w:val="22"/>
+        </w:rPr>
+        <w:t>View all campus fault reports with real-time status badges (</w:t>
+      </w:r>
+      <w:r>
+        <w:rPr>
+          <w:rFonts w:ascii="Courier New" w:hAnsi="Courier New"/>
+          <w:color w:val="B42828"/>
+          <w:sz w:val="20"/>
+        </w:rPr>
+        <w:t>Open</w:t>
+      </w:r>
+      <w:r>
+        <w:rPr>
+          <w:rFonts w:ascii="Calibri" w:hAnsi="Calibri"/>
+          <w:color w:val="333333"/>
+          <w:sz w:val="22"/>
+        </w:rPr>
+        <w:t xml:space="preserve">, </w:t>
+      </w:r>
+      <w:r>
+        <w:rPr>
+          <w:rFonts w:ascii="Courier New" w:hAnsi="Courier New"/>
+          <w:color w:val="B42828"/>
+          <w:sz w:val="20"/>
+        </w:rPr>
+        <w:t>In Progress</w:t>
+      </w:r>
+      <w:r>
+        <w:rPr>
+          <w:rFonts w:ascii="Calibri" w:hAnsi="Calibri"/>
+          <w:color w:val="333333"/>
+          <w:sz w:val="22"/>
+        </w:rPr>
+        <w:t xml:space="preserve">, </w:t>
+      </w:r>
+      <w:r>
+        <w:rPr>
+          <w:rFonts w:ascii="Courier New" w:hAnsi="Courier New"/>
+          <w:color w:val="B42828"/>
+          <w:sz w:val="20"/>
+        </w:rPr>
+        <w:t>Resolved</w:t>
+      </w:r>
+      <w:r>
+        <w:rPr>
+          <w:rFonts w:ascii="Calibri" w:hAnsi="Calibri"/>
+          <w:color w:val="333333"/>
+          <w:sz w:val="22"/>
+        </w:rPr>
+        <w:t>).</w:t>
+      </w:r>
+    </w:p>
+    <w:p>
+      <w:pPr>
+        <w:spacing w:before="240" w:after="240"/>
+      </w:pPr>
+      <w:r>
+        <w:rPr>
+          <w:color w:val="C8C8C8"/>
+        </w:rPr>
+        <w:t>―――――――――――――――――――――――――――――――――――――――――――――――――――――――</w:t>
+      </w:r>
+    </w:p>
+    <w:p>
+      <w:pPr>
+        <w:pStyle w:val="Heading3"/>
+        <w:spacing w:before="200" w:after="60"/>
+      </w:pPr>
+      <w:r>
+        <w:rPr>
+          <w:rFonts w:ascii="Calibri" w:hAnsi="Calibri"/>
+          <w:color w:val="337AB7"/>
+          <w:sz w:val="25"/>
+        </w:rPr>
+        <w:t>7.2 Interactive Evidence Viewer &amp; Location Coordinates Inspector</w:t>
+      </w:r>
+    </w:p>
+    <w:p>
+      <w:pPr>
+        <w:pStyle w:val="ListNumber"/>
+        <w:spacing w:before="20" w:after="40"/>
+      </w:pPr>
+      <w:r>
+        <w:rPr>
+          <w:rFonts w:ascii="Calibri" w:hAnsi="Calibri"/>
+          <w:color w:val="333333"/>
+          <w:sz w:val="22"/>
+        </w:rPr>
+        <w:t xml:space="preserve">Click on any ticket row to open the </w:t>
+      </w:r>
+      <w:r>
+        <w:rPr>
+          <w:rFonts w:ascii="Calibri" w:hAnsi="Calibri"/>
+          <w:b/>
+          <w:color w:val="333333"/>
+          <w:sz w:val="22"/>
+        </w:rPr>
+        <w:t>Ticket Details Modal</w:t>
+      </w:r>
+      <w:r>
+        <w:rPr>
+          <w:rFonts w:ascii="Calibri" w:hAnsi="Calibri"/>
+          <w:color w:val="333333"/>
+          <w:sz w:val="22"/>
+        </w:rPr>
+        <w:t>.</w:t>
+      </w:r>
+    </w:p>
+    <w:p>
+      <w:pPr>
+        <w:pStyle w:val="ListNumber"/>
+        <w:spacing w:before="20" w:after="40"/>
+      </w:pPr>
+      <w:r>
+        <w:rPr>
+          <w:rFonts w:ascii="Calibri" w:hAnsi="Calibri"/>
+          <w:b/>
+          <w:color w:val="333333"/>
+          <w:sz w:val="22"/>
+        </w:rPr>
+        <w:t>Inspect Evidence</w:t>
+      </w:r>
+      <w:r>
+        <w:rPr>
+          <w:rFonts w:ascii="Calibri" w:hAnsi="Calibri"/>
+          <w:color w:val="333333"/>
+          <w:sz w:val="22"/>
+        </w:rPr>
+        <w:t>: View high-resolution evidence photos uploaded by reporters.</w:t>
+      </w:r>
+    </w:p>
+    <w:p>
+      <w:pPr>
+        <w:pStyle w:val="ListNumber"/>
+        <w:spacing w:before="20" w:after="40"/>
+      </w:pPr>
+      <w:r>
+        <w:rPr>
+          <w:rFonts w:ascii="Calibri" w:hAnsi="Calibri"/>
+          <w:b/>
+          <w:color w:val="333333"/>
+          <w:sz w:val="22"/>
+        </w:rPr>
+        <w:t>Inspect Map Location</w:t>
+      </w:r>
+      <w:r>
+        <w:rPr>
+          <w:rFonts w:ascii="Calibri" w:hAnsi="Calibri"/>
+          <w:color w:val="333333"/>
+          <w:sz w:val="22"/>
+        </w:rPr>
+        <w:t>: View exact latitude/longitude coordinates and address description.</w:t>
+      </w:r>
+    </w:p>
+    <w:p>
+      <w:pPr>
+        <w:spacing w:before="240" w:after="240"/>
+      </w:pPr>
+      <w:r>
+        <w:rPr>
+          <w:color w:val="C8C8C8"/>
+        </w:rPr>
+        <w:t>―――――――――――――――――――――――――――――――――――――――――――――――――――――――</w:t>
+      </w:r>
+    </w:p>
+    <w:p>
+      <w:pPr>
+        <w:pStyle w:val="Heading3"/>
+        <w:spacing w:before="200" w:after="60"/>
+      </w:pPr>
+      <w:r>
+        <w:rPr>
+          <w:rFonts w:ascii="Calibri" w:hAnsi="Calibri"/>
+          <w:color w:val="337AB7"/>
+          <w:sz w:val="25"/>
+        </w:rPr>
+        <w:t>7.3 Technician Task Assignment &amp; Priority Classification</w:t>
+      </w:r>
+    </w:p>
+    <w:p>
+      <w:pPr>
+        <w:pStyle w:val="ListNumber"/>
+        <w:spacing w:before="20" w:after="40"/>
+      </w:pPr>
+      <w:r>
+        <w:rPr>
+          <w:rFonts w:ascii="Calibri" w:hAnsi="Calibri"/>
+          <w:color w:val="333333"/>
+          <w:sz w:val="22"/>
+        </w:rPr>
+        <w:t>In the Ticket Details modal, assign a field technician (</w:t>
+      </w:r>
+      <w:r>
+        <w:rPr>
+          <w:rFonts w:ascii="Calibri" w:hAnsi="Calibri"/>
+          <w:i/>
+          <w:color w:val="333333"/>
+          <w:sz w:val="22"/>
+        </w:rPr>
+        <w:t>Alex Johnson</w:t>
+      </w:r>
+      <w:r>
+        <w:rPr>
+          <w:rFonts w:ascii="Calibri" w:hAnsi="Calibri"/>
+          <w:color w:val="333333"/>
+          <w:sz w:val="22"/>
+        </w:rPr>
+        <w:t xml:space="preserve"> or </w:t>
+      </w:r>
+      <w:r>
+        <w:rPr>
+          <w:rFonts w:ascii="Calibri" w:hAnsi="Calibri"/>
+          <w:i/>
+          <w:color w:val="333333"/>
+          <w:sz w:val="22"/>
+        </w:rPr>
+        <w:t>Sam Carter</w:t>
+      </w:r>
+      <w:r>
+        <w:rPr>
+          <w:rFonts w:ascii="Calibri" w:hAnsi="Calibri"/>
+          <w:color w:val="333333"/>
+          <w:sz w:val="22"/>
+        </w:rPr>
+        <w:t>).</w:t>
+      </w:r>
+    </w:p>
+    <w:p>
+      <w:pPr>
+        <w:pStyle w:val="ListNumber"/>
+        <w:spacing w:before="20" w:after="40"/>
+      </w:pPr>
+      <w:r>
+        <w:rPr>
+          <w:rFonts w:ascii="Calibri" w:hAnsi="Calibri"/>
+          <w:color w:val="333333"/>
+          <w:sz w:val="22"/>
+        </w:rPr>
+        <w:t>Set Priority Level (</w:t>
+      </w:r>
+      <w:r>
+        <w:rPr>
+          <w:rFonts w:ascii="Courier New" w:hAnsi="Courier New"/>
+          <w:color w:val="B42828"/>
+          <w:sz w:val="20"/>
+        </w:rPr>
+        <w:t>Low</w:t>
+      </w:r>
+      <w:r>
+        <w:rPr>
+          <w:rFonts w:ascii="Calibri" w:hAnsi="Calibri"/>
+          <w:color w:val="333333"/>
+          <w:sz w:val="22"/>
+        </w:rPr>
+        <w:t xml:space="preserve">, </w:t>
+      </w:r>
+      <w:r>
+        <w:rPr>
+          <w:rFonts w:ascii="Courier New" w:hAnsi="Courier New"/>
+          <w:color w:val="B42828"/>
+          <w:sz w:val="20"/>
+        </w:rPr>
+        <w:t>Medium</w:t>
+      </w:r>
+      <w:r>
+        <w:rPr>
+          <w:rFonts w:ascii="Calibri" w:hAnsi="Calibri"/>
+          <w:color w:val="333333"/>
+          <w:sz w:val="22"/>
+        </w:rPr>
+        <w:t xml:space="preserve">, </w:t>
+      </w:r>
+      <w:r>
+        <w:rPr>
+          <w:rFonts w:ascii="Courier New" w:hAnsi="Courier New"/>
+          <w:color w:val="B42828"/>
+          <w:sz w:val="20"/>
+        </w:rPr>
+        <w:t>High</w:t>
+      </w:r>
+      <w:r>
+        <w:rPr>
+          <w:rFonts w:ascii="Calibri" w:hAnsi="Calibri"/>
+          <w:color w:val="333333"/>
+          <w:sz w:val="22"/>
+        </w:rPr>
+        <w:t xml:space="preserve">, </w:t>
+      </w:r>
+      <w:r>
+        <w:rPr>
+          <w:rFonts w:ascii="Courier New" w:hAnsi="Courier New"/>
+          <w:color w:val="B42828"/>
+          <w:sz w:val="20"/>
+        </w:rPr>
+        <w:t>Urgent</w:t>
+      </w:r>
+      <w:r>
+        <w:rPr>
+          <w:rFonts w:ascii="Calibri" w:hAnsi="Calibri"/>
+          <w:color w:val="333333"/>
+          <w:sz w:val="22"/>
+        </w:rPr>
+        <w:t>).</w:t>
+      </w:r>
+    </w:p>
+    <w:p>
+      <w:pPr>
+        <w:pStyle w:val="ListNumber"/>
+        <w:spacing w:before="20" w:after="40"/>
+      </w:pPr>
+      <w:r>
+        <w:rPr>
+          <w:rFonts w:ascii="Calibri" w:hAnsi="Calibri"/>
+          <w:color w:val="333333"/>
+          <w:sz w:val="22"/>
+        </w:rPr>
+        <w:t xml:space="preserve">Enter </w:t>
+      </w:r>
+      <w:r>
+        <w:rPr>
+          <w:rFonts w:ascii="Calibri" w:hAnsi="Calibri"/>
+          <w:b/>
+          <w:color w:val="333333"/>
+          <w:sz w:val="22"/>
+        </w:rPr>
+        <w:t>Manager Directives / Work Notes</w:t>
+      </w:r>
+      <w:r>
+        <w:rPr>
+          <w:rFonts w:ascii="Calibri" w:hAnsi="Calibri"/>
+          <w:color w:val="333333"/>
+          <w:sz w:val="22"/>
+        </w:rPr>
+        <w:t>.</w:t>
+      </w:r>
+    </w:p>
+    <w:p>
+      <w:pPr>
+        <w:pStyle w:val="ListNumber"/>
+        <w:spacing w:before="20" w:after="40"/>
+      </w:pPr>
+      <w:r>
+        <w:rPr>
+          <w:rFonts w:ascii="Calibri" w:hAnsi="Calibri"/>
+          <w:color w:val="333333"/>
+          <w:sz w:val="22"/>
+        </w:rPr>
+        <w:t xml:space="preserve">Click </w:t>
+      </w:r>
+      <w:r>
+        <w:rPr>
+          <w:rFonts w:ascii="Calibri" w:hAnsi="Calibri"/>
+          <w:b/>
+          <w:color w:val="333333"/>
+          <w:sz w:val="22"/>
+        </w:rPr>
+        <w:t>Assign &amp; Update Ticket</w:t>
+      </w:r>
+      <w:r>
+        <w:rPr>
+          <w:rFonts w:ascii="Calibri" w:hAnsi="Calibri"/>
+          <w:color w:val="333333"/>
+          <w:sz w:val="22"/>
+        </w:rPr>
+        <w:t>. An automated email notification will be sent to the assigned technician.</w:t>
+      </w:r>
+    </w:p>
+    <w:p>
+      <w:pPr>
+        <w:spacing w:before="240" w:after="240"/>
+      </w:pPr>
+      <w:r>
+        <w:rPr>
+          <w:color w:val="C8C8C8"/>
+        </w:rPr>
+        <w:t>―――――――――――――――――――――――――――――――――――――――――――――――――――――――</w:t>
+      </w:r>
+    </w:p>
+    <w:p>
+      <w:pPr>
+        <w:pStyle w:val="Heading2"/>
+        <w:spacing w:before="280" w:after="80"/>
+      </w:pPr>
+      <w:r>
+        <w:rPr>
+          <w:rFonts w:ascii="Calibri" w:hAnsi="Calibri"/>
+          <w:color w:val="2969A1"/>
+          <w:sz w:val="30"/>
+        </w:rPr>
+        <w:t>8. Technician / Field Worker Guide</w:t>
+      </w:r>
+    </w:p>
+    <w:p>
+      <w:pPr>
+        <w:pStyle w:val="Heading3"/>
+        <w:spacing w:before="200" w:after="60"/>
+      </w:pPr>
+      <w:r>
+        <w:rPr>
+          <w:rFonts w:ascii="Calibri" w:hAnsi="Calibri"/>
+          <w:color w:val="337AB7"/>
+          <w:sz w:val="25"/>
+        </w:rPr>
+        <w:t>8.1 Accessing Technician Task Queue (</w:t>
+      </w:r>
+      <w:r>
+        <w:rPr>
+          <w:rFonts w:ascii="Courier New" w:hAnsi="Courier New"/>
+          <w:color w:val="B42828"/>
+          <w:sz w:val="20"/>
+        </w:rPr>
+        <w:t>TechnicianDashboard</w:t>
+      </w:r>
+      <w:r>
+        <w:rPr>
+          <w:rFonts w:ascii="Calibri" w:hAnsi="Calibri"/>
+          <w:color w:val="337AB7"/>
+          <w:sz w:val="25"/>
+        </w:rPr>
+        <w:t>)</w:t>
+      </w:r>
+    </w:p>
+    <w:p>
+      <w:pPr>
+        <w:pStyle w:val="ListNumber"/>
+        <w:spacing w:before="20" w:after="40"/>
+      </w:pPr>
+      <w:r>
+        <w:rPr>
+          <w:rFonts w:ascii="Calibri" w:hAnsi="Calibri"/>
+          <w:color w:val="333333"/>
+          <w:sz w:val="22"/>
+        </w:rPr>
+        <w:t>Log in as Technician (</w:t>
+      </w:r>
+      <w:r>
+        <w:rPr>
+          <w:rFonts w:ascii="Courier New" w:hAnsi="Courier New"/>
+          <w:color w:val="B42828"/>
+          <w:sz w:val="20"/>
+        </w:rPr>
+        <w:t>alex</w:t>
+      </w:r>
+      <w:r>
+        <w:rPr>
+          <w:rFonts w:ascii="Calibri" w:hAnsi="Calibri"/>
+          <w:color w:val="333333"/>
+          <w:sz w:val="22"/>
+        </w:rPr>
+        <w:t>).</w:t>
+      </w:r>
+    </w:p>
+    <w:p>
+      <w:pPr>
+        <w:pStyle w:val="ListNumber"/>
+        <w:spacing w:before="20" w:after="40"/>
+      </w:pPr>
+      <w:r>
+        <w:rPr>
+          <w:rFonts w:ascii="Calibri" w:hAnsi="Calibri"/>
+          <w:color w:val="333333"/>
+          <w:sz w:val="22"/>
+        </w:rPr>
+        <w:t xml:space="preserve">You will be greeted by your custom </w:t>
+      </w:r>
+      <w:r>
+        <w:rPr>
+          <w:rFonts w:ascii="Calibri" w:hAnsi="Calibri"/>
+          <w:b/>
+          <w:color w:val="333333"/>
+          <w:sz w:val="22"/>
+        </w:rPr>
+        <w:t>Technician Dashboard</w:t>
+      </w:r>
+      <w:r>
+        <w:rPr>
+          <w:rFonts w:ascii="Calibri" w:hAnsi="Calibri"/>
+          <w:color w:val="333333"/>
+          <w:sz w:val="22"/>
+        </w:rPr>
+        <w:t xml:space="preserve"> (</w:t>
+      </w:r>
+      <w:r>
+        <w:rPr>
+          <w:rFonts w:ascii="Courier New" w:hAnsi="Courier New"/>
+          <w:color w:val="B42828"/>
+          <w:sz w:val="20"/>
+        </w:rPr>
+        <w:t>TechnicianDashboard</w:t>
+      </w:r>
+      <w:r>
+        <w:rPr>
+          <w:rFonts w:ascii="Calibri" w:hAnsi="Calibri"/>
+          <w:color w:val="333333"/>
+          <w:sz w:val="22"/>
+        </w:rPr>
+        <w:t>).</w:t>
+      </w:r>
+    </w:p>
+    <w:p>
+      <w:pPr>
+        <w:pStyle w:val="ListNumber"/>
+        <w:spacing w:before="20" w:after="40"/>
+      </w:pPr>
+      <w:r>
+        <w:rPr>
+          <w:rFonts w:ascii="Calibri" w:hAnsi="Calibri"/>
+          <w:color w:val="333333"/>
+          <w:sz w:val="22"/>
+        </w:rPr>
+        <w:t>Your queue displays tasks assigned specifically to your user ID.</w:t>
+      </w:r>
+    </w:p>
+    <w:p>
+      <w:pPr>
+        <w:spacing w:before="120" w:after="120"/>
+        <w:ind w:left="288" w:right="288"/>
+      </w:pPr>
+      <w:r>
+        <w:rPr>
+          <w:rFonts w:ascii="Consolas" w:hAnsi="Consolas"/>
+          <w:color w:val="282828"/>
+          <w:sz w:val="19"/>
+        </w:rPr>
+        <w:t>+-----------------------------------------------------------------------+</w:t>
+        <w:br/>
+        <w:t>|  MY ASSIGNED MAINTENANCE TASKS                                        |</w:t>
+        <w:br/>
+        <w:t>+--------------------+------------+----------+--------------------------+</w:t>
+        <w:br/>
+        <w:t>| Fault Title        | Location   | Priority | Action                   |</w:t>
+        <w:br/>
+        <w:t>+--------------------+------------+----------+--------------------------+</w:t>
+        <w:br/>
+        <w:t>| Projector Room 1   | EOE South  | High     | [ Inspect &amp; Start Job ]  |</w:t>
+        <w:br/>
+        <w:t>| HVAC Unit B4       | DO1        | Medium   | [ Inspect &amp; Start Job ]  |</w:t>
+        <w:br/>
+        <w:t>+--------------------+------------+----------+--------------------------+</w:t>
+      </w:r>
+    </w:p>
+    <w:p>
+      <w:pPr>
+        <w:spacing w:before="240" w:after="240"/>
+      </w:pPr>
+      <w:r>
+        <w:rPr>
+          <w:color w:val="C8C8C8"/>
+        </w:rPr>
+        <w:t>―――――――――――――――――――――――――――――――――――――――――――――――――――――――</w:t>
+      </w:r>
+    </w:p>
+    <w:p>
+      <w:pPr>
+        <w:pStyle w:val="Heading3"/>
+        <w:spacing w:before="200" w:after="60"/>
+      </w:pPr>
+      <w:r>
+        <w:rPr>
+          <w:rFonts w:ascii="Calibri" w:hAnsi="Calibri"/>
+          <w:color w:val="337AB7"/>
+          <w:sz w:val="25"/>
+        </w:rPr>
+        <w:t>8.2 Inspecting Job Directives &amp; Map Locations</w:t>
+      </w:r>
+    </w:p>
+    <w:p>
+      <w:pPr>
+        <w:pStyle w:val="ListNumber"/>
+        <w:spacing w:before="20" w:after="40"/>
+      </w:pPr>
+      <w:r>
+        <w:rPr>
+          <w:rFonts w:ascii="Calibri" w:hAnsi="Calibri"/>
+          <w:color w:val="333333"/>
+          <w:sz w:val="22"/>
+        </w:rPr>
+        <w:t xml:space="preserve">Click </w:t>
+      </w:r>
+      <w:r>
+        <w:rPr>
+          <w:rFonts w:ascii="Calibri" w:hAnsi="Calibri"/>
+          <w:b/>
+          <w:color w:val="333333"/>
+          <w:sz w:val="22"/>
+        </w:rPr>
+        <w:t>Inspect &amp; Start Job</w:t>
+      </w:r>
+      <w:r>
+        <w:rPr>
+          <w:rFonts w:ascii="Calibri" w:hAnsi="Calibri"/>
+          <w:color w:val="333333"/>
+          <w:sz w:val="22"/>
+        </w:rPr>
+        <w:t xml:space="preserve"> on any ticket in your queue.</w:t>
+      </w:r>
+    </w:p>
+    <w:p>
+      <w:pPr>
+        <w:pStyle w:val="ListNumber"/>
+        <w:spacing w:before="20" w:after="40"/>
+      </w:pPr>
+      <w:r>
+        <w:rPr>
+          <w:rFonts w:ascii="Calibri" w:hAnsi="Calibri"/>
+          <w:color w:val="333333"/>
+          <w:sz w:val="22"/>
+        </w:rPr>
+        <w:t>Review reporter descriptions, map location coordinates, and evidence photos.</w:t>
+      </w:r>
+    </w:p>
+    <w:p>
+      <w:pPr>
+        <w:pStyle w:val="ListNumber"/>
+        <w:spacing w:before="20" w:after="40"/>
+      </w:pPr>
+      <w:r>
+        <w:rPr>
+          <w:rFonts w:ascii="Calibri" w:hAnsi="Calibri"/>
+          <w:color w:val="333333"/>
+          <w:sz w:val="22"/>
+        </w:rPr>
+        <w:t>Read Manager Instructions attached by the Maintenance Admin.</w:t>
+      </w:r>
+    </w:p>
+    <w:p>
+      <w:pPr>
+        <w:spacing w:before="240" w:after="240"/>
+      </w:pPr>
+      <w:r>
+        <w:rPr>
+          <w:color w:val="C8C8C8"/>
+        </w:rPr>
+        <w:t>―――――――――――――――――――――――――――――――――――――――――――――――――――――――</w:t>
+      </w:r>
+    </w:p>
+    <w:p>
+      <w:pPr>
+        <w:pStyle w:val="Heading3"/>
+        <w:spacing w:before="200" w:after="60"/>
+      </w:pPr>
+      <w:r>
+        <w:rPr>
+          <w:rFonts w:ascii="Calibri" w:hAnsi="Calibri"/>
+          <w:color w:val="337AB7"/>
+          <w:sz w:val="25"/>
+        </w:rPr>
+        <w:t>8.3 Updating Work Status &amp; Uploading Proof-of-Work Logs</w:t>
+      </w:r>
+    </w:p>
+    <w:p>
+      <w:pPr>
+        <w:pStyle w:val="ListNumber"/>
+        <w:spacing w:before="20" w:after="40"/>
+      </w:pPr>
+      <w:r>
+        <w:rPr>
+          <w:rFonts w:ascii="Calibri" w:hAnsi="Calibri"/>
+          <w:b/>
+          <w:color w:val="333333"/>
+          <w:sz w:val="22"/>
+        </w:rPr>
+        <w:t>Update Status</w:t>
+      </w:r>
+      <w:r>
+        <w:rPr>
+          <w:rFonts w:ascii="Calibri" w:hAnsi="Calibri"/>
+          <w:color w:val="333333"/>
+          <w:sz w:val="22"/>
+        </w:rPr>
+        <w:t xml:space="preserve">: Set status to </w:t>
+      </w:r>
+      <w:r>
+        <w:rPr>
+          <w:rFonts w:ascii="Courier New" w:hAnsi="Courier New"/>
+          <w:color w:val="B42828"/>
+          <w:sz w:val="20"/>
+        </w:rPr>
+        <w:t>In Progress</w:t>
+      </w:r>
+      <w:r>
+        <w:rPr>
+          <w:rFonts w:ascii="Calibri" w:hAnsi="Calibri"/>
+          <w:color w:val="333333"/>
+          <w:sz w:val="22"/>
+        </w:rPr>
+        <w:t xml:space="preserve"> when beginning repairs, and </w:t>
+      </w:r>
+      <w:r>
+        <w:rPr>
+          <w:rFonts w:ascii="Courier New" w:hAnsi="Courier New"/>
+          <w:color w:val="B42828"/>
+          <w:sz w:val="20"/>
+        </w:rPr>
+        <w:t>Resolved</w:t>
+      </w:r>
+      <w:r>
+        <w:rPr>
+          <w:rFonts w:ascii="Calibri" w:hAnsi="Calibri"/>
+          <w:color w:val="333333"/>
+          <w:sz w:val="22"/>
+        </w:rPr>
+        <w:t xml:space="preserve"> upon completion.</w:t>
+      </w:r>
+    </w:p>
+    <w:p>
+      <w:pPr>
+        <w:pStyle w:val="ListNumber"/>
+        <w:spacing w:before="20" w:after="40"/>
+      </w:pPr>
+      <w:r>
+        <w:rPr>
+          <w:rFonts w:ascii="Calibri" w:hAnsi="Calibri"/>
+          <w:b/>
+          <w:color w:val="333333"/>
+          <w:sz w:val="22"/>
+        </w:rPr>
+        <w:t>Add Maintenance Resolution Notes</w:t>
+      </w:r>
+      <w:r>
+        <w:rPr>
+          <w:rFonts w:ascii="Calibri" w:hAnsi="Calibri"/>
+          <w:color w:val="333333"/>
+          <w:sz w:val="22"/>
+        </w:rPr>
+        <w:t>: Enter details of repairs executed.</w:t>
+      </w:r>
+    </w:p>
+    <w:p>
+      <w:pPr>
+        <w:pStyle w:val="ListNumber"/>
+        <w:spacing w:before="20" w:after="40"/>
+      </w:pPr>
+      <w:r>
+        <w:rPr>
+          <w:rFonts w:ascii="Calibri" w:hAnsi="Calibri"/>
+          <w:b/>
+          <w:color w:val="333333"/>
+          <w:sz w:val="22"/>
+        </w:rPr>
+        <w:t>Upload Proof-of-Work Photo</w:t>
+      </w:r>
+      <w:r>
+        <w:rPr>
+          <w:rFonts w:ascii="Calibri" w:hAnsi="Calibri"/>
+          <w:color w:val="333333"/>
+          <w:sz w:val="22"/>
+        </w:rPr>
+        <w:t>: Attach a photo showing the completed repair.</w:t>
+      </w:r>
+    </w:p>
+    <w:p>
+      <w:pPr>
+        <w:pStyle w:val="ListNumber"/>
+        <w:spacing w:before="20" w:after="40"/>
+      </w:pPr>
+      <w:r>
+        <w:rPr>
+          <w:rFonts w:ascii="Calibri" w:hAnsi="Calibri"/>
+          <w:color w:val="333333"/>
+          <w:sz w:val="22"/>
+        </w:rPr>
+        <w:t xml:space="preserve">Click </w:t>
+      </w:r>
+      <w:r>
+        <w:rPr>
+          <w:rFonts w:ascii="Calibri" w:hAnsi="Calibri"/>
+          <w:b/>
+          <w:color w:val="333333"/>
+          <w:sz w:val="22"/>
+        </w:rPr>
+        <w:t>Save Work Log</w:t>
+      </w:r>
+      <w:r>
+        <w:rPr>
+          <w:rFonts w:ascii="Calibri" w:hAnsi="Calibri"/>
+          <w:color w:val="333333"/>
+          <w:sz w:val="22"/>
+        </w:rPr>
+        <w:t>. The reporter and Maintenance Admin will receive automated completion notifications.</w:t>
+      </w:r>
+    </w:p>
+    <w:p>
+      <w:pPr>
+        <w:spacing w:before="240" w:after="240"/>
+      </w:pPr>
+      <w:r>
+        <w:rPr>
+          <w:color w:val="C8C8C8"/>
+        </w:rPr>
+        <w:t>―――――――――――――――――――――――――――――――――――――――――――――――――――――――</w:t>
+      </w:r>
+    </w:p>
+    <w:p>
+      <w:pPr>
+        <w:pStyle w:val="Heading2"/>
+        <w:spacing w:before="280" w:after="80"/>
+      </w:pPr>
+      <w:r>
+        <w:rPr>
+          <w:rFonts w:ascii="Calibri" w:hAnsi="Calibri"/>
+          <w:color w:val="2969A1"/>
+          <w:sz w:val="30"/>
+        </w:rPr>
+        <w:t>9. System Notifications &amp; Email Alerts</w:t>
+      </w:r>
+    </w:p>
+    <w:p>
+      <w:pPr>
+        <w:spacing w:before="60" w:after="80" w:line="276" w:lineRule="auto"/>
+      </w:pPr>
+      <w:r>
+        <w:rPr>
+          <w:rFonts w:ascii="Calibri" w:hAnsi="Calibri"/>
+          <w:color w:val="333333"/>
+          <w:sz w:val="22"/>
+        </w:rPr>
+        <w:t>Automated email notifications are dispatched for key system events:</w:t>
       </w:r>
     </w:p>
     <w:tbl>
       <w:tblPr>
         <w:tblW w:type="auto" w:w="0"/>
         <w:jc w:val="center"/>
+        <w:tblLayout w:type="autofit"/>
         <w:tblLook w:firstColumn="1" w:firstRow="1" w:lastColumn="0" w:lastRow="0" w:noHBand="0" w:noVBand="1" w:val="04A0"/>
       </w:tblPr>
       <w:tblGrid>
-        <w:gridCol w:w="9360"/>
+        <w:gridCol w:w="3120"/>
+        <w:gridCol w:w="3120"/>
+        <w:gridCol w:w="3120"/>
       </w:tblGrid>
       <w:tr>
         <w:tc>
           <w:tcPr>
-            <w:tcW w:type="dxa" w:w="9360"/>
-            <w:shd w:fill="F3F4F6"/>
+            <w:tcW w:type="dxa" w:w="3120"/>
             <w:tcMar>
-              <w:top w:w="140" w:type="dxa"/>
-              <w:bottom w:w="140" w:type="dxa"/>
-              <w:left w:w="200" w:type="dxa"/>
-              <w:right w:w="200" w:type="dxa"/>
+              <w:top w:w="120" w:type="dxa"/>
+              <w:bottom w:w="120" w:type="dxa"/>
+              <w:left w:w="150" w:type="dxa"/>
+              <w:right w:w="150" w:type="dxa"/>
             </w:tcMar>
+            <w:shd w:val="clear" w:color="auto" w:fill="1F4E79"/>
           </w:tcPr>
           <w:p>
             <w:pPr>
-              <w:spacing w:after="40"/>
+              <w:spacing w:before="40" w:after="40"/>
             </w:pPr>
             <w:r>
               <w:rPr>
-                <w:rFonts w:ascii="Consolas" w:hAnsi="Consolas"/>
-                <w:color w:val="1F2937"/>
+                <w:rFonts w:ascii="Calibri" w:hAnsi="Calibri"/>
+                <w:b/>
+                <w:color w:val="FFFFFF"/>
+                <w:sz w:val="20"/>
+              </w:rPr>
+              <w:t>Event Trigger</w:t>
+            </w:r>
+          </w:p>
+        </w:tc>
+        <w:tc>
+          <w:tcPr>
+            <w:tcW w:type="dxa" w:w="3120"/>
+            <w:tcMar>
+              <w:top w:w="120" w:type="dxa"/>
+              <w:bottom w:w="120" w:type="dxa"/>
+              <w:left w:w="150" w:type="dxa"/>
+              <w:right w:w="150" w:type="dxa"/>
+            </w:tcMar>
+            <w:shd w:val="clear" w:color="auto" w:fill="1F4E79"/>
+          </w:tcPr>
+          <w:p>
+            <w:pPr>
+              <w:spacing w:before="40" w:after="40"/>
+            </w:pPr>
+            <w:r>
+              <w:rPr>
+                <w:rFonts w:ascii="Calibri" w:hAnsi="Calibri"/>
+                <w:b/>
+                <w:color w:val="FFFFFF"/>
+                <w:sz w:val="20"/>
+              </w:rPr>
+              <w:t>Email Recipient</w:t>
+            </w:r>
+          </w:p>
+        </w:tc>
+        <w:tc>
+          <w:tcPr>
+            <w:tcW w:type="dxa" w:w="3120"/>
+            <w:tcMar>
+              <w:top w:w="120" w:type="dxa"/>
+              <w:bottom w:w="120" w:type="dxa"/>
+              <w:left w:w="150" w:type="dxa"/>
+              <w:right w:w="150" w:type="dxa"/>
+            </w:tcMar>
+            <w:shd w:val="clear" w:color="auto" w:fill="1F4E79"/>
+          </w:tcPr>
+          <w:p>
+            <w:pPr>
+              <w:spacing w:before="40" w:after="40"/>
+            </w:pPr>
+            <w:r>
+              <w:rPr>
+                <w:rFonts w:ascii="Calibri" w:hAnsi="Calibri"/>
+                <w:b/>
+                <w:color w:val="FFFFFF"/>
+                <w:sz w:val="20"/>
+              </w:rPr>
+              <w:t>Email Contents</w:t>
+            </w:r>
+          </w:p>
+        </w:tc>
+      </w:tr>
+      <w:tr>
+        <w:tc>
+          <w:tcPr>
+            <w:tcW w:type="dxa" w:w="3120"/>
+            <w:tcMar>
+              <w:top w:w="120" w:type="dxa"/>
+              <w:bottom w:w="120" w:type="dxa"/>
+              <w:left w:w="150" w:type="dxa"/>
+              <w:right w:w="150" w:type="dxa"/>
+            </w:tcMar>
+            <w:shd w:val="clear" w:color="auto" w:fill="F2F4F7"/>
+          </w:tcPr>
+          <w:p>
+            <w:pPr>
+              <w:spacing w:before="40" w:after="40"/>
+            </w:pPr>
+            <w:r>
+              <w:rPr>
+                <w:rFonts w:ascii="Calibri" w:hAnsi="Calibri"/>
+                <w:b/>
+                <w:color w:val="333333"/>
                 <w:sz w:val="19"/>
               </w:rPr>
-              <w:t xml:space="preserve">                      [ Click User Photo / Avatar ]</w:t>
-              <w:br/>
-              <w:t xml:space="preserve">                        (Top-Right Corner Header)</w:t>
-              <w:br/>
-              <w:t xml:space="preserve">                                   |</w:t>
-              <w:br/>
-              <w:t xml:space="preserve">                         [ View / Edit Profile ]</w:t>
-              <w:br/>
-              <w:t xml:space="preserve">                                   |</w:t>
-              <w:br/>
-              <w:t xml:space="preserve">    ---------------------------------------------------------------</w:t>
-              <w:br/>
-              <w:t xml:space="preserve">    | Full Name          | Position (Student, Lecturer, Tech)     |</w:t>
-              <w:br/>
-              <w:t xml:space="preserve">    | Registration / ID  | Email Address                          |</w:t>
-              <w:br/>
-              <w:t xml:space="preserve">    | Phone Number       | Department                             |</w:t>
-              <w:br/>
-              <w:t xml:space="preserve">    | Residential Address| Profile Picture / Avatar               |</w:t>
-              <w:br/>
-              <w:t xml:space="preserve">    ---------------------------------------------------------------</w:t>
-              <w:br/>
-              <w:t xml:space="preserve">                                   |</w:t>
-              <w:br/>
-              <w:t xml:space="preserve">                           [ Save Changes ]</w:t>
+              <w:t>New Fault Ticket Created</w:t>
+            </w:r>
+          </w:p>
+        </w:tc>
+        <w:tc>
+          <w:tcPr>
+            <w:tcW w:type="dxa" w:w="3120"/>
+            <w:tcMar>
+              <w:top w:w="120" w:type="dxa"/>
+              <w:bottom w:w="120" w:type="dxa"/>
+              <w:left w:w="150" w:type="dxa"/>
+              <w:right w:w="150" w:type="dxa"/>
+            </w:tcMar>
+            <w:shd w:val="clear" w:color="auto" w:fill="F2F4F7"/>
+          </w:tcPr>
+          <w:p>
+            <w:pPr>
+              <w:spacing w:before="40" w:after="40"/>
+            </w:pPr>
+            <w:r>
+              <w:rPr>
+                <w:rFonts w:ascii="Calibri" w:hAnsi="Calibri"/>
+                <w:color w:val="333333"/>
+                <w:sz w:val="19"/>
+              </w:rPr>
+              <w:t>Reporter &amp; Maintenance Admin</w:t>
+            </w:r>
+          </w:p>
+        </w:tc>
+        <w:tc>
+          <w:tcPr>
+            <w:tcW w:type="dxa" w:w="3120"/>
+            <w:tcMar>
+              <w:top w:w="120" w:type="dxa"/>
+              <w:bottom w:w="120" w:type="dxa"/>
+              <w:left w:w="150" w:type="dxa"/>
+              <w:right w:w="150" w:type="dxa"/>
+            </w:tcMar>
+            <w:shd w:val="clear" w:color="auto" w:fill="F2F4F7"/>
+          </w:tcPr>
+          <w:p>
+            <w:pPr>
+              <w:spacing w:before="40" w:after="40"/>
+            </w:pPr>
+            <w:r>
+              <w:rPr>
+                <w:rFonts w:ascii="Calibri" w:hAnsi="Calibri"/>
+                <w:color w:val="333333"/>
+                <w:sz w:val="19"/>
+              </w:rPr>
+              <w:t>Ticket ID, fault title, category, location text</w:t>
+            </w:r>
+          </w:p>
+        </w:tc>
+      </w:tr>
+      <w:tr>
+        <w:tc>
+          <w:tcPr>
+            <w:tcW w:type="dxa" w:w="3120"/>
+            <w:tcMar>
+              <w:top w:w="120" w:type="dxa"/>
+              <w:bottom w:w="120" w:type="dxa"/>
+              <w:left w:w="150" w:type="dxa"/>
+              <w:right w:w="150" w:type="dxa"/>
+            </w:tcMar>
+            <w:shd w:val="clear" w:color="auto" w:fill="FFFFFF"/>
+          </w:tcPr>
+          <w:p>
+            <w:pPr>
+              <w:spacing w:before="40" w:after="40"/>
+            </w:pPr>
+            <w:r>
+              <w:rPr>
+                <w:rFonts w:ascii="Calibri" w:hAnsi="Calibri"/>
+                <w:b/>
+                <w:color w:val="333333"/>
+                <w:sz w:val="19"/>
+              </w:rPr>
+              <w:t>Technician Assigned</w:t>
+            </w:r>
+          </w:p>
+        </w:tc>
+        <w:tc>
+          <w:tcPr>
+            <w:tcW w:type="dxa" w:w="3120"/>
+            <w:tcMar>
+              <w:top w:w="120" w:type="dxa"/>
+              <w:bottom w:w="120" w:type="dxa"/>
+              <w:left w:w="150" w:type="dxa"/>
+              <w:right w:w="150" w:type="dxa"/>
+            </w:tcMar>
+            <w:shd w:val="clear" w:color="auto" w:fill="FFFFFF"/>
+          </w:tcPr>
+          <w:p>
+            <w:pPr>
+              <w:spacing w:before="40" w:after="40"/>
+            </w:pPr>
+            <w:r>
+              <w:rPr>
+                <w:rFonts w:ascii="Calibri" w:hAnsi="Calibri"/>
+                <w:color w:val="333333"/>
+                <w:sz w:val="19"/>
+              </w:rPr>
+              <w:t>Assigned Worker</w:t>
+            </w:r>
+          </w:p>
+        </w:tc>
+        <w:tc>
+          <w:tcPr>
+            <w:tcW w:type="dxa" w:w="3120"/>
+            <w:tcMar>
+              <w:top w:w="120" w:type="dxa"/>
+              <w:bottom w:w="120" w:type="dxa"/>
+              <w:left w:w="150" w:type="dxa"/>
+              <w:right w:w="150" w:type="dxa"/>
+            </w:tcMar>
+            <w:shd w:val="clear" w:color="auto" w:fill="FFFFFF"/>
+          </w:tcPr>
+          <w:p>
+            <w:pPr>
+              <w:spacing w:before="40" w:after="40"/>
+            </w:pPr>
+            <w:r>
+              <w:rPr>
+                <w:rFonts w:ascii="Calibri" w:hAnsi="Calibri"/>
+                <w:color w:val="333333"/>
+                <w:sz w:val="19"/>
+              </w:rPr>
+              <w:t>Ticket details, priority level, manager directives</w:t>
+            </w:r>
+          </w:p>
+        </w:tc>
+      </w:tr>
+      <w:tr>
+        <w:tc>
+          <w:tcPr>
+            <w:tcW w:type="dxa" w:w="3120"/>
+            <w:tcMar>
+              <w:top w:w="120" w:type="dxa"/>
+              <w:bottom w:w="120" w:type="dxa"/>
+              <w:left w:w="150" w:type="dxa"/>
+              <w:right w:w="150" w:type="dxa"/>
+            </w:tcMar>
+            <w:shd w:val="clear" w:color="auto" w:fill="F2F4F7"/>
+          </w:tcPr>
+          <w:p>
+            <w:pPr>
+              <w:spacing w:before="40" w:after="40"/>
+            </w:pPr>
+            <w:r>
+              <w:rPr>
+                <w:rFonts w:ascii="Calibri" w:hAnsi="Calibri"/>
+                <w:b/>
+                <w:color w:val="333333"/>
+                <w:sz w:val="19"/>
+              </w:rPr>
+              <w:t>Ticket Resolved</w:t>
+            </w:r>
+          </w:p>
+        </w:tc>
+        <w:tc>
+          <w:tcPr>
+            <w:tcW w:type="dxa" w:w="3120"/>
+            <w:tcMar>
+              <w:top w:w="120" w:type="dxa"/>
+              <w:bottom w:w="120" w:type="dxa"/>
+              <w:left w:w="150" w:type="dxa"/>
+              <w:right w:w="150" w:type="dxa"/>
+            </w:tcMar>
+            <w:shd w:val="clear" w:color="auto" w:fill="F2F4F7"/>
+          </w:tcPr>
+          <w:p>
+            <w:pPr>
+              <w:spacing w:before="40" w:after="40"/>
+            </w:pPr>
+            <w:r>
+              <w:rPr>
+                <w:rFonts w:ascii="Calibri" w:hAnsi="Calibri"/>
+                <w:color w:val="333333"/>
+                <w:sz w:val="19"/>
+              </w:rPr>
+              <w:t>Ticket Reporter</w:t>
+            </w:r>
+          </w:p>
+        </w:tc>
+        <w:tc>
+          <w:tcPr>
+            <w:tcW w:type="dxa" w:w="3120"/>
+            <w:tcMar>
+              <w:top w:w="120" w:type="dxa"/>
+              <w:bottom w:w="120" w:type="dxa"/>
+              <w:left w:w="150" w:type="dxa"/>
+              <w:right w:w="150" w:type="dxa"/>
+            </w:tcMar>
+            <w:shd w:val="clear" w:color="auto" w:fill="F2F4F7"/>
+          </w:tcPr>
+          <w:p>
+            <w:pPr>
+              <w:spacing w:before="40" w:after="40"/>
+            </w:pPr>
+            <w:r>
+              <w:rPr>
+                <w:rFonts w:ascii="Calibri" w:hAnsi="Calibri"/>
+                <w:color w:val="333333"/>
+                <w:sz w:val="19"/>
+              </w:rPr>
+              <w:t>Resolution notes, proof photo, resolution timestamp</w:t>
+            </w:r>
+          </w:p>
+        </w:tc>
+      </w:tr>
+      <w:tr>
+        <w:tc>
+          <w:tcPr>
+            <w:tcW w:type="dxa" w:w="3120"/>
+            <w:tcMar>
+              <w:top w:w="120" w:type="dxa"/>
+              <w:bottom w:w="120" w:type="dxa"/>
+              <w:left w:w="150" w:type="dxa"/>
+              <w:right w:w="150" w:type="dxa"/>
+            </w:tcMar>
+            <w:shd w:val="clear" w:color="auto" w:fill="FFFFFF"/>
+          </w:tcPr>
+          <w:p>
+            <w:pPr>
+              <w:spacing w:before="40" w:after="40"/>
+            </w:pPr>
+            <w:r>
+              <w:rPr>
+                <w:rFonts w:ascii="Calibri" w:hAnsi="Calibri"/>
+                <w:b/>
+                <w:color w:val="333333"/>
+                <w:sz w:val="19"/>
+              </w:rPr>
+              <w:t>2-Step Verification Required</w:t>
+            </w:r>
+          </w:p>
+        </w:tc>
+        <w:tc>
+          <w:tcPr>
+            <w:tcW w:type="dxa" w:w="3120"/>
+            <w:tcMar>
+              <w:top w:w="120" w:type="dxa"/>
+              <w:bottom w:w="120" w:type="dxa"/>
+              <w:left w:w="150" w:type="dxa"/>
+              <w:right w:w="150" w:type="dxa"/>
+            </w:tcMar>
+            <w:shd w:val="clear" w:color="auto" w:fill="FFFFFF"/>
+          </w:tcPr>
+          <w:p>
+            <w:pPr>
+              <w:spacing w:before="40" w:after="40"/>
+            </w:pPr>
+            <w:r>
+              <w:rPr>
+                <w:rFonts w:ascii="Calibri" w:hAnsi="Calibri"/>
+                <w:color w:val="333333"/>
+                <w:sz w:val="19"/>
+              </w:rPr>
+              <w:t>Booker</w:t>
+            </w:r>
+          </w:p>
+        </w:tc>
+        <w:tc>
+          <w:tcPr>
+            <w:tcW w:type="dxa" w:w="3120"/>
+            <w:tcMar>
+              <w:top w:w="120" w:type="dxa"/>
+              <w:bottom w:w="120" w:type="dxa"/>
+              <w:left w:w="150" w:type="dxa"/>
+              <w:right w:w="150" w:type="dxa"/>
+            </w:tcMar>
+            <w:shd w:val="clear" w:color="auto" w:fill="FFFFFF"/>
+          </w:tcPr>
+          <w:p>
+            <w:pPr>
+              <w:spacing w:before="40" w:after="40"/>
+            </w:pPr>
+            <w:r>
+              <w:rPr>
+                <w:rFonts w:ascii="Calibri" w:hAnsi="Calibri"/>
+                <w:color w:val="333333"/>
+                <w:sz w:val="19"/>
+              </w:rPr>
+              <w:t>Booking details, verification deadline countdown link</w:t>
+            </w:r>
+          </w:p>
+        </w:tc>
+      </w:tr>
+      <w:tr>
+        <w:tc>
+          <w:tcPr>
+            <w:tcW w:type="dxa" w:w="3120"/>
+            <w:tcMar>
+              <w:top w:w="120" w:type="dxa"/>
+              <w:bottom w:w="120" w:type="dxa"/>
+              <w:left w:w="150" w:type="dxa"/>
+              <w:right w:w="150" w:type="dxa"/>
+            </w:tcMar>
+            <w:shd w:val="clear" w:color="auto" w:fill="F2F4F7"/>
+          </w:tcPr>
+          <w:p>
+            <w:pPr>
+              <w:spacing w:before="40" w:after="40"/>
+            </w:pPr>
+            <w:r>
+              <w:rPr>
+                <w:rFonts w:ascii="Calibri" w:hAnsi="Calibri"/>
+                <w:b/>
+                <w:color w:val="333333"/>
+                <w:sz w:val="19"/>
+              </w:rPr>
+              <w:t>Booking Confirmed</w:t>
+            </w:r>
+          </w:p>
+        </w:tc>
+        <w:tc>
+          <w:tcPr>
+            <w:tcW w:type="dxa" w:w="3120"/>
+            <w:tcMar>
+              <w:top w:w="120" w:type="dxa"/>
+              <w:bottom w:w="120" w:type="dxa"/>
+              <w:left w:w="150" w:type="dxa"/>
+              <w:right w:w="150" w:type="dxa"/>
+            </w:tcMar>
+            <w:shd w:val="clear" w:color="auto" w:fill="F2F4F7"/>
+          </w:tcPr>
+          <w:p>
+            <w:pPr>
+              <w:spacing w:before="40" w:after="40"/>
+            </w:pPr>
+            <w:r>
+              <w:rPr>
+                <w:rFonts w:ascii="Calibri" w:hAnsi="Calibri"/>
+                <w:color w:val="333333"/>
+                <w:sz w:val="19"/>
+              </w:rPr>
+              <w:t>Booker</w:t>
+            </w:r>
+          </w:p>
+        </w:tc>
+        <w:tc>
+          <w:tcPr>
+            <w:tcW w:type="dxa" w:w="3120"/>
+            <w:tcMar>
+              <w:top w:w="120" w:type="dxa"/>
+              <w:bottom w:w="120" w:type="dxa"/>
+              <w:left w:w="150" w:type="dxa"/>
+              <w:right w:w="150" w:type="dxa"/>
+            </w:tcMar>
+            <w:shd w:val="clear" w:color="auto" w:fill="F2F4F7"/>
+          </w:tcPr>
+          <w:p>
+            <w:pPr>
+              <w:spacing w:before="40" w:after="40"/>
+            </w:pPr>
+            <w:r>
+              <w:rPr>
+                <w:rFonts w:ascii="Calibri" w:hAnsi="Calibri"/>
+                <w:color w:val="333333"/>
+                <w:sz w:val="19"/>
+              </w:rPr>
+              <w:t>Reservation confirmation receipt &amp; room details</w:t>
+            </w:r>
+          </w:p>
+        </w:tc>
+      </w:tr>
+      <w:tr>
+        <w:tc>
+          <w:tcPr>
+            <w:tcW w:type="dxa" w:w="3120"/>
+            <w:tcMar>
+              <w:top w:w="120" w:type="dxa"/>
+              <w:bottom w:w="120" w:type="dxa"/>
+              <w:left w:w="150" w:type="dxa"/>
+              <w:right w:w="150" w:type="dxa"/>
+            </w:tcMar>
+            <w:shd w:val="clear" w:color="auto" w:fill="FFFFFF"/>
+          </w:tcPr>
+          <w:p>
+            <w:pPr>
+              <w:spacing w:before="40" w:after="40"/>
+            </w:pPr>
+            <w:r>
+              <w:rPr>
+                <w:rFonts w:ascii="Calibri" w:hAnsi="Calibri"/>
+                <w:b/>
+                <w:color w:val="333333"/>
+                <w:sz w:val="19"/>
+              </w:rPr>
+              <w:t>Booking Expired / Cancelled</w:t>
+            </w:r>
+          </w:p>
+        </w:tc>
+        <w:tc>
+          <w:tcPr>
+            <w:tcW w:type="dxa" w:w="3120"/>
+            <w:tcMar>
+              <w:top w:w="120" w:type="dxa"/>
+              <w:bottom w:w="120" w:type="dxa"/>
+              <w:left w:w="150" w:type="dxa"/>
+              <w:right w:w="150" w:type="dxa"/>
+            </w:tcMar>
+            <w:shd w:val="clear" w:color="auto" w:fill="FFFFFF"/>
+          </w:tcPr>
+          <w:p>
+            <w:pPr>
+              <w:spacing w:before="40" w:after="40"/>
+            </w:pPr>
+            <w:r>
+              <w:rPr>
+                <w:rFonts w:ascii="Calibri" w:hAnsi="Calibri"/>
+                <w:color w:val="333333"/>
+                <w:sz w:val="19"/>
+              </w:rPr>
+              <w:t>Booker</w:t>
+            </w:r>
+          </w:p>
+        </w:tc>
+        <w:tc>
+          <w:tcPr>
+            <w:tcW w:type="dxa" w:w="3120"/>
+            <w:tcMar>
+              <w:top w:w="120" w:type="dxa"/>
+              <w:bottom w:w="120" w:type="dxa"/>
+              <w:left w:w="150" w:type="dxa"/>
+              <w:right w:w="150" w:type="dxa"/>
+            </w:tcMar>
+            <w:shd w:val="clear" w:color="auto" w:fill="FFFFFF"/>
+          </w:tcPr>
+          <w:p>
+            <w:pPr>
+              <w:spacing w:before="40" w:after="40"/>
+            </w:pPr>
+            <w:r>
+              <w:rPr>
+                <w:rFonts w:ascii="Calibri" w:hAnsi="Calibri"/>
+                <w:color w:val="333333"/>
+                <w:sz w:val="19"/>
+              </w:rPr>
+              <w:t>Cancellation notification due to missed verification deadline</w:t>
             </w:r>
           </w:p>
         </w:tc>
@@ -1556,3228 +5820,330 @@
     </w:p>
     <w:p>
       <w:pPr>
-        <w:spacing w:before="200" w:after="60"/>
-      </w:pPr>
-      <w:r>
-        <w:rPr>
-          <w:rFonts w:ascii="Calibri" w:hAnsi="Calibri"/>
-          <w:b/>
-          <w:color w:val="111827"/>
-          <w:sz w:val="25"/>
-        </w:rPr>
-        <w:t>Updating Profile Information</w:t>
+        <w:spacing w:before="240" w:after="240"/>
+      </w:pPr>
+      <w:r>
+        <w:rPr>
+          <w:color w:val="C8C8C8"/>
+        </w:rPr>
+        <w:t>―――――――――――――――――――――――――――――――――――――――――――――――――――――――</w:t>
       </w:r>
     </w:p>
     <w:p>
       <w:pPr>
-        <w:pStyle w:val="ListNumber"/>
-        <w:spacing w:before="40" w:after="40"/>
-      </w:pPr>
-      <w:r>
-        <w:rPr>
-          <w:rFonts w:ascii="Calibri" w:hAnsi="Calibri"/>
-          <w:color w:val="333333"/>
-          <w:sz w:val="21"/>
-        </w:rPr>
-        <w:t>Click your profile avatar or initials in the upper right-hand corner of the navigation bar.</w:t>
+        <w:pStyle w:val="Heading2"/>
+        <w:spacing w:before="280" w:after="80"/>
+      </w:pPr>
+      <w:r>
+        <w:rPr>
+          <w:rFonts w:ascii="Calibri" w:hAnsi="Calibri"/>
+          <w:color w:val="2969A1"/>
+          <w:sz w:val="30"/>
+        </w:rPr>
+        <w:t>10. Frequently Asked Questions (FAQ) &amp; Troubleshooting</w:t>
       </w:r>
     </w:p>
     <w:p>
       <w:pPr>
-        <w:pStyle w:val="ListNumber"/>
-        <w:spacing w:before="40" w:after="40"/>
-      </w:pPr>
-      <w:r>
-        <w:rPr>
-          <w:rFonts w:ascii="Calibri" w:hAnsi="Calibri"/>
-          <w:color w:val="333333"/>
-          <w:sz w:val="21"/>
-        </w:rPr>
-        <w:t xml:space="preserve">Select </w:t>
-      </w:r>
-      <w:r>
-        <w:rPr>
-          <w:rFonts w:ascii="Calibri" w:hAnsi="Calibri"/>
-          <w:b/>
-          <w:color w:val="333333"/>
-          <w:sz w:val="21"/>
-        </w:rPr>
-        <w:t>Profile</w:t>
-      </w:r>
-      <w:r>
-        <w:rPr>
-          <w:rFonts w:ascii="Calibri" w:hAnsi="Calibri"/>
-          <w:color w:val="333333"/>
-          <w:sz w:val="21"/>
-        </w:rPr>
-        <w:t xml:space="preserve"> from the dropdown menu.</w:t>
+        <w:pStyle w:val="Heading4"/>
+        <w:spacing w:before="160" w:after="40"/>
+      </w:pPr>
+      <w:r>
+        <w:rPr>
+          <w:rFonts w:ascii="Calibri" w:hAnsi="Calibri"/>
+          <w:color w:val="464646"/>
+          <w:sz w:val="22"/>
+        </w:rPr>
+        <w:t>Q1: What happens if I miss the 2-step verification deadline for a booking?</w:t>
       </w:r>
     </w:p>
     <w:p>
       <w:pPr>
-        <w:pStyle w:val="ListNumber"/>
-        <w:spacing w:before="40" w:after="40"/>
-      </w:pPr>
-      <w:r>
-        <w:rPr>
-          <w:rFonts w:ascii="Calibri" w:hAnsi="Calibri"/>
-          <w:color w:val="333333"/>
+        <w:spacing w:before="80" w:after="80"/>
+        <w:ind w:left="432"/>
+      </w:pPr>
+      <w:r>
+        <w:rPr>
+          <w:rFonts w:ascii="Calibri" w:hAnsi="Calibri"/>
+          <w:i/>
+          <w:color w:val="505050"/>
           <w:sz w:val="21"/>
         </w:rPr>
-        <w:t>Update your contact details (Phone Number, Email Address, Registration/Employee Number, Address).</w:t>
+        <w:t xml:space="preserve">If you do not click </w:t>
+      </w:r>
+      <w:r>
+        <w:rPr>
+          <w:rFonts w:ascii="Calibri" w:hAnsi="Calibri"/>
+          <w:b/>
+          <w:color w:val="505050"/>
+          <w:sz w:val="21"/>
+        </w:rPr>
+        <w:t>Confirm Attendance</w:t>
+      </w:r>
+      <w:r>
+        <w:rPr>
+          <w:rFonts w:ascii="Calibri" w:hAnsi="Calibri"/>
+          <w:color w:val="505050"/>
+          <w:sz w:val="21"/>
+        </w:rPr>
+        <w:t xml:space="preserve"> before the deadline (12 hours before slot start for advance bookings, or 7:30 AM for same-day bookings), the system automatically cancels the reservation and releases the room slot for other users.</w:t>
       </w:r>
     </w:p>
     <w:p>
       <w:pPr>
-        <w:pStyle w:val="ListNumber"/>
-        <w:spacing w:before="40" w:after="40"/>
-      </w:pPr>
-      <w:r>
-        <w:rPr>
-          <w:rFonts w:ascii="Calibri" w:hAnsi="Calibri"/>
-          <w:color w:val="333333"/>
-          <w:sz w:val="21"/>
-        </w:rPr>
-        <w:t xml:space="preserve">Click </w:t>
-      </w:r>
-      <w:r>
-        <w:rPr>
-          <w:rFonts w:ascii="Calibri" w:hAnsi="Calibri"/>
-          <w:b/>
-          <w:color w:val="333333"/>
-          <w:sz w:val="21"/>
-        </w:rPr>
-        <w:t>Save Changes</w:t>
-      </w:r>
-      <w:r>
-        <w:rPr>
-          <w:rFonts w:ascii="Calibri" w:hAnsi="Calibri"/>
-          <w:color w:val="333333"/>
-          <w:sz w:val="21"/>
-        </w:rPr>
-        <w:t xml:space="preserve"> to update your account records.</w:t>
+        <w:pStyle w:val="Heading4"/>
+        <w:spacing w:before="160" w:after="40"/>
+      </w:pPr>
+      <w:r>
+        <w:rPr>
+          <w:rFonts w:ascii="Calibri" w:hAnsi="Calibri"/>
+          <w:color w:val="464646"/>
+          <w:sz w:val="22"/>
+        </w:rPr>
+        <w:t>Q2: Can students book rooms directly without lecturer approval?</w:t>
       </w:r>
     </w:p>
     <w:p>
       <w:pPr>
-        <w:spacing w:before="120" w:after="120"/>
-        <w:pBdr>
-          <w:bottom w:val="single" w:sz="6" w:space="1" w:color="E5E7EB"/>
-        </w:pBdr>
-      </w:pPr>
+        <w:spacing w:before="80" w:after="80"/>
+        <w:ind w:left="432"/>
+      </w:pPr>
+      <w:r>
+        <w:rPr>
+          <w:rFonts w:ascii="Calibri" w:hAnsi="Calibri"/>
+          <w:i/>
+          <w:color w:val="505050"/>
+          <w:sz w:val="21"/>
+        </w:rPr>
+        <w:t xml:space="preserve">Student requests require selecting a supervising lecturer for academic endorsement unless the Booking Admin has enabled </w:t>
+      </w:r>
+      <w:r>
+        <w:rPr>
+          <w:rFonts w:ascii="Courier New" w:hAnsi="Courier New"/>
+          <w:color w:val="B42828"/>
+          <w:sz w:val="20"/>
+        </w:rPr>
+        <w:t>Auto-Booking</w:t>
+      </w:r>
+      <w:r>
+        <w:rPr>
+          <w:rFonts w:ascii="Calibri" w:hAnsi="Calibri"/>
+          <w:color w:val="505050"/>
+          <w:sz w:val="21"/>
+        </w:rPr>
+        <w:t>.</w:t>
+      </w:r>
     </w:p>
     <w:p>
       <w:pPr>
-        <w:spacing w:before="280" w:after="80"/>
-      </w:pPr>
-      <w:r>
-        <w:rPr>
-          <w:rFonts w:ascii="Calibri" w:hAnsi="Calibri"/>
-          <w:b/>
-          <w:color w:val="2563EB"/>
-          <w:sz w:val="30"/>
-        </w:rPr>
-        <w:t>4. Student User Guide</w:t>
+        <w:pStyle w:val="Heading4"/>
+        <w:spacing w:before="160" w:after="40"/>
+      </w:pPr>
+      <w:r>
+        <w:rPr>
+          <w:rFonts w:ascii="Calibri" w:hAnsi="Calibri"/>
+          <w:color w:val="464646"/>
+          <w:sz w:val="22"/>
+        </w:rPr>
+        <w:t>Q3: How do technicians access their task queues?</w:t>
       </w:r>
     </w:p>
     <w:p>
       <w:pPr>
-        <w:spacing w:before="200" w:after="60"/>
-      </w:pPr>
-      <w:r>
-        <w:rPr>
-          <w:rFonts w:ascii="Calibri" w:hAnsi="Calibri"/>
-          <w:b/>
-          <w:color w:val="111827"/>
-          <w:sz w:val="25"/>
-        </w:rPr>
-        <w:t>4.1 Booking a Lecture Hall or Laboratory</w:t>
-      </w:r>
-    </w:p>
-    <w:tbl>
-      <w:tblPr>
-        <w:tblW w:type="auto" w:w="0"/>
-        <w:jc w:val="center"/>
-        <w:tblLook w:firstColumn="1" w:firstRow="1" w:lastColumn="0" w:lastRow="0" w:noHBand="0" w:noVBand="1" w:val="04A0"/>
-      </w:tblPr>
-      <w:tblGrid>
-        <w:gridCol w:w="9360"/>
-      </w:tblGrid>
-      <w:tr>
-        <w:tc>
-          <w:tcPr>
-            <w:tcW w:type="dxa" w:w="9360"/>
-            <w:shd w:fill="F3F4F6"/>
-            <w:tcMar>
-              <w:top w:w="140" w:type="dxa"/>
-              <w:bottom w:w="140" w:type="dxa"/>
-              <w:left w:w="200" w:type="dxa"/>
-              <w:right w:w="200" w:type="dxa"/>
-            </w:tcMar>
-          </w:tcPr>
-          <w:p>
-            <w:pPr>
-              <w:spacing w:after="40"/>
-            </w:pPr>
-            <w:r>
-              <w:rPr>
-                <w:rFonts w:ascii="Consolas" w:hAnsi="Consolas"/>
-                <w:color w:val="1F2937"/>
-                <w:sz w:val="19"/>
-              </w:rPr>
-              <w:t>[ Step 1: Open Book Space ] ➡️ [ Step 2: Select Date &amp; Hall ] ➡️ [ Step 3: Pick Hourly Slot Grid ]</w:t>
-              <w:br/>
-              <w:t xml:space="preserve">                                                                             |</w:t>
-              <w:br/>
-              <w:t>[ Step 5: Submit Request ] ⬅️ [ Step 4: Select Lecturer &amp; Enter Purpose ] ⬅️-+</w:t>
-            </w:r>
-          </w:p>
-        </w:tc>
-      </w:tr>
-    </w:tbl>
-    <w:p>
-      <w:pPr>
-        <w:spacing w:after="120"/>
-      </w:pPr>
+        <w:spacing w:before="80" w:after="80"/>
+        <w:ind w:left="432"/>
+      </w:pPr>
+      <w:r>
+        <w:rPr>
+          <w:rFonts w:ascii="Calibri" w:hAnsi="Calibri"/>
+          <w:i/>
+          <w:color w:val="505050"/>
+          <w:sz w:val="21"/>
+        </w:rPr>
+        <w:t xml:space="preserve">Technicians log in using their credentials (e.g. </w:t>
+      </w:r>
+      <w:r>
+        <w:rPr>
+          <w:rFonts w:ascii="Courier New" w:hAnsi="Courier New"/>
+          <w:color w:val="B42828"/>
+          <w:sz w:val="20"/>
+        </w:rPr>
+        <w:t>alex</w:t>
+      </w:r>
+      <w:r>
+        <w:rPr>
+          <w:rFonts w:ascii="Calibri" w:hAnsi="Calibri"/>
+          <w:color w:val="505050"/>
+          <w:sz w:val="21"/>
+        </w:rPr>
+        <w:t xml:space="preserve">) to access their personalized task queue on the </w:t>
+      </w:r>
+      <w:r>
+        <w:rPr>
+          <w:rFonts w:ascii="Courier New" w:hAnsi="Courier New"/>
+          <w:color w:val="B42828"/>
+          <w:sz w:val="20"/>
+        </w:rPr>
+        <w:t>TechnicianDashboard</w:t>
+      </w:r>
+      <w:r>
+        <w:rPr>
+          <w:rFonts w:ascii="Calibri" w:hAnsi="Calibri"/>
+          <w:color w:val="505050"/>
+          <w:sz w:val="21"/>
+        </w:rPr>
+        <w:t>.</w:t>
+      </w:r>
     </w:p>
     <w:p>
       <w:pPr>
-        <w:pStyle w:val="ListNumber"/>
-        <w:spacing w:before="40" w:after="40"/>
-      </w:pPr>
-      <w:r>
-        <w:rPr>
-          <w:rFonts w:ascii="Calibri" w:hAnsi="Calibri"/>
-          <w:color w:val="333333"/>
-          <w:sz w:val="21"/>
-        </w:rPr>
-        <w:t xml:space="preserve">Navigate to </w:t>
-      </w:r>
-      <w:r>
-        <w:rPr>
-          <w:rFonts w:ascii="Calibri" w:hAnsi="Calibri"/>
-          <w:b/>
-          <w:color w:val="333333"/>
-          <w:sz w:val="21"/>
-        </w:rPr>
-        <w:t>Book Space</w:t>
-      </w:r>
-      <w:r>
-        <w:rPr>
-          <w:rFonts w:ascii="Calibri" w:hAnsi="Calibri"/>
-          <w:color w:val="333333"/>
-          <w:sz w:val="21"/>
-        </w:rPr>
-        <w:t xml:space="preserve"> from the left navigation menu.</w:t>
+        <w:pStyle w:val="Heading4"/>
+        <w:spacing w:before="160" w:after="40"/>
+      </w:pPr>
+      <w:r>
+        <w:rPr>
+          <w:rFonts w:ascii="Calibri" w:hAnsi="Calibri"/>
+          <w:color w:val="464646"/>
+          <w:sz w:val="22"/>
+        </w:rPr>
+        <w:t>Q4: What file formats are supported for bulk schedule importing?</w:t>
       </w:r>
     </w:p>
     <w:p>
       <w:pPr>
-        <w:pStyle w:val="ListNumber"/>
-        <w:spacing w:before="40" w:after="40"/>
-      </w:pPr>
-      <w:r>
-        <w:rPr>
-          <w:rFonts w:ascii="Calibri" w:hAnsi="Calibri"/>
-          <w:b/>
-          <w:color w:val="333333"/>
+        <w:spacing w:before="80" w:after="80"/>
+        <w:ind w:left="432"/>
+      </w:pPr>
+      <w:r>
+        <w:rPr>
+          <w:rFonts w:ascii="Calibri" w:hAnsi="Calibri"/>
+          <w:i/>
+          <w:color w:val="505050"/>
           <w:sz w:val="21"/>
         </w:rPr>
-        <w:t>Select Date</w:t>
-      </w:r>
-      <w:r>
-        <w:rPr>
-          <w:rFonts w:ascii="Calibri" w:hAnsi="Calibri"/>
-          <w:color w:val="333333"/>
+        <w:t xml:space="preserve">The system accepts </w:t>
+      </w:r>
+      <w:r>
+        <w:rPr>
+          <w:rFonts w:ascii="Courier New" w:hAnsi="Courier New"/>
+          <w:color w:val="B42828"/>
+          <w:sz w:val="20"/>
+        </w:rPr>
+        <w:t>.csv</w:t>
+      </w:r>
+      <w:r>
+        <w:rPr>
+          <w:rFonts w:ascii="Calibri" w:hAnsi="Calibri"/>
+          <w:color w:val="505050"/>
           <w:sz w:val="21"/>
         </w:rPr>
-        <w:t>: Choose your desired date using the date selector.</w:t>
+        <w:t xml:space="preserve"> files containing </w:t>
+      </w:r>
+      <w:r>
+        <w:rPr>
+          <w:rFonts w:ascii="Courier New" w:hAnsi="Courier New"/>
+          <w:color w:val="B42828"/>
+          <w:sz w:val="20"/>
+        </w:rPr>
+        <w:t>Room</w:t>
+      </w:r>
+      <w:r>
+        <w:rPr>
+          <w:rFonts w:ascii="Calibri" w:hAnsi="Calibri"/>
+          <w:color w:val="505050"/>
+          <w:sz w:val="21"/>
+        </w:rPr>
+        <w:t xml:space="preserve">, </w:t>
+      </w:r>
+      <w:r>
+        <w:rPr>
+          <w:rFonts w:ascii="Courier New" w:hAnsi="Courier New"/>
+          <w:color w:val="B42828"/>
+          <w:sz w:val="20"/>
+        </w:rPr>
+        <w:t>Day</w:t>
+      </w:r>
+      <w:r>
+        <w:rPr>
+          <w:rFonts w:ascii="Calibri" w:hAnsi="Calibri"/>
+          <w:color w:val="505050"/>
+          <w:sz w:val="21"/>
+        </w:rPr>
+        <w:t xml:space="preserve">, </w:t>
+      </w:r>
+      <w:r>
+        <w:rPr>
+          <w:rFonts w:ascii="Courier New" w:hAnsi="Courier New"/>
+          <w:color w:val="B42828"/>
+          <w:sz w:val="20"/>
+        </w:rPr>
+        <w:t>Start Time</w:t>
+      </w:r>
+      <w:r>
+        <w:rPr>
+          <w:rFonts w:ascii="Calibri" w:hAnsi="Calibri"/>
+          <w:color w:val="505050"/>
+          <w:sz w:val="21"/>
+        </w:rPr>
+        <w:t xml:space="preserve">, </w:t>
+      </w:r>
+      <w:r>
+        <w:rPr>
+          <w:rFonts w:ascii="Courier New" w:hAnsi="Courier New"/>
+          <w:color w:val="B42828"/>
+          <w:sz w:val="20"/>
+        </w:rPr>
+        <w:t>End Time</w:t>
+      </w:r>
+      <w:r>
+        <w:rPr>
+          <w:rFonts w:ascii="Calibri" w:hAnsi="Calibri"/>
+          <w:color w:val="505050"/>
+          <w:sz w:val="21"/>
+        </w:rPr>
+        <w:t xml:space="preserve">, and </w:t>
+      </w:r>
+      <w:r>
+        <w:rPr>
+          <w:rFonts w:ascii="Courier New" w:hAnsi="Courier New"/>
+          <w:color w:val="B42828"/>
+          <w:sz w:val="20"/>
+        </w:rPr>
+        <w:t>Course/Lecturer</w:t>
+      </w:r>
+      <w:r>
+        <w:rPr>
+          <w:rFonts w:ascii="Calibri" w:hAnsi="Calibri"/>
+          <w:color w:val="505050"/>
+          <w:sz w:val="21"/>
+        </w:rPr>
+        <w:t xml:space="preserve"> columns.</w:t>
       </w:r>
     </w:p>
     <w:p>
       <w:pPr>
-        <w:pStyle w:val="ListNumber"/>
-        <w:spacing w:before="40" w:after="40"/>
-      </w:pPr>
-      <w:r>
-        <w:rPr>
-          <w:rFonts w:ascii="Calibri" w:hAnsi="Calibri"/>
-          <w:b/>
-          <w:color w:val="333333"/>
-          <w:sz w:val="21"/>
-        </w:rPr>
-        <w:t>Select Hall / Laboratory</w:t>
-      </w:r>
-      <w:r>
-        <w:rPr>
-          <w:rFonts w:ascii="Calibri" w:hAnsi="Calibri"/>
-          <w:color w:val="333333"/>
-          <w:sz w:val="21"/>
-        </w:rPr>
-        <w:t>: Choose from the standard 10 university rooms:</w:t>
+        <w:spacing w:before="240" w:after="240"/>
+      </w:pPr>
+      <w:r>
+        <w:rPr>
+          <w:color w:val="C8C8C8"/>
+        </w:rPr>
+        <w:t>―――――――――――――――――――――――――――――――――――――――――――――――――――――――</w:t>
       </w:r>
     </w:p>
     <w:p>
       <w:pPr>
-        <w:pStyle w:val="ListBullet"/>
-        <w:spacing w:before="40" w:after="40"/>
-      </w:pPr>
-      <w:r>
-        <w:rPr>
-          <w:rFonts w:ascii="Consolas" w:hAnsi="Consolas"/>
-          <w:color w:val="1E40AF"/>
-          <w:sz w:val="19"/>
-        </w:rPr>
-        <w:t>EOE Hall</w:t>
-      </w:r>
-      <w:r>
-        <w:rPr>
-          <w:rFonts w:ascii="Calibri" w:hAnsi="Calibri"/>
-          <w:color w:val="333333"/>
-          <w:sz w:val="21"/>
-        </w:rPr>
-        <w:t xml:space="preserve">, </w:t>
-      </w:r>
-      <w:r>
-        <w:rPr>
-          <w:rFonts w:ascii="Consolas" w:hAnsi="Consolas"/>
-          <w:color w:val="1E40AF"/>
-          <w:sz w:val="19"/>
-        </w:rPr>
-        <w:t>DO1</w:t>
-      </w:r>
-      <w:r>
-        <w:rPr>
-          <w:rFonts w:ascii="Calibri" w:hAnsi="Calibri"/>
-          <w:color w:val="333333"/>
-          <w:sz w:val="21"/>
-        </w:rPr>
-        <w:t xml:space="preserve">, </w:t>
-      </w:r>
-      <w:r>
-        <w:rPr>
-          <w:rFonts w:ascii="Consolas" w:hAnsi="Consolas"/>
-          <w:color w:val="1E40AF"/>
-          <w:sz w:val="19"/>
-        </w:rPr>
-        <w:t>DO2</w:t>
-      </w:r>
-      <w:r>
-        <w:rPr>
-          <w:rFonts w:ascii="Calibri" w:hAnsi="Calibri"/>
-          <w:color w:val="333333"/>
-          <w:sz w:val="21"/>
-        </w:rPr>
-        <w:t xml:space="preserve">, </w:t>
-      </w:r>
-      <w:r>
-        <w:rPr>
-          <w:rFonts w:ascii="Consolas" w:hAnsi="Consolas"/>
-          <w:color w:val="1E40AF"/>
-          <w:sz w:val="19"/>
-        </w:rPr>
-        <w:t>LH01</w:t>
-      </w:r>
-      <w:r>
-        <w:rPr>
-          <w:rFonts w:ascii="Calibri" w:hAnsi="Calibri"/>
-          <w:color w:val="333333"/>
-          <w:sz w:val="21"/>
-        </w:rPr>
-        <w:t xml:space="preserve">, </w:t>
-      </w:r>
-      <w:r>
-        <w:rPr>
-          <w:rFonts w:ascii="Consolas" w:hAnsi="Consolas"/>
-          <w:color w:val="1E40AF"/>
-          <w:sz w:val="19"/>
-        </w:rPr>
-        <w:t>LH02</w:t>
-      </w:r>
-      <w:r>
-        <w:rPr>
-          <w:rFonts w:ascii="Calibri" w:hAnsi="Calibri"/>
-          <w:color w:val="333333"/>
-          <w:sz w:val="21"/>
-        </w:rPr>
-        <w:t xml:space="preserve">, </w:t>
-      </w:r>
-      <w:r>
-        <w:rPr>
-          <w:rFonts w:ascii="Consolas" w:hAnsi="Consolas"/>
-          <w:color w:val="1E40AF"/>
-          <w:sz w:val="19"/>
-        </w:rPr>
-        <w:t>Seminar Room A</w:t>
-      </w:r>
-      <w:r>
-        <w:rPr>
-          <w:rFonts w:ascii="Calibri" w:hAnsi="Calibri"/>
-          <w:color w:val="333333"/>
-          <w:sz w:val="21"/>
-        </w:rPr>
-        <w:t xml:space="preserve">, </w:t>
-      </w:r>
-      <w:r>
-        <w:rPr>
-          <w:rFonts w:ascii="Consolas" w:hAnsi="Consolas"/>
-          <w:color w:val="1E40AF"/>
-          <w:sz w:val="19"/>
-        </w:rPr>
-        <w:t>Seminar Room B</w:t>
-      </w:r>
-      <w:r>
-        <w:rPr>
-          <w:rFonts w:ascii="Calibri" w:hAnsi="Calibri"/>
-          <w:color w:val="333333"/>
-          <w:sz w:val="21"/>
-        </w:rPr>
-        <w:t xml:space="preserve">, </w:t>
-      </w:r>
-      <w:r>
-        <w:rPr>
-          <w:rFonts w:ascii="Consolas" w:hAnsi="Consolas"/>
-          <w:color w:val="1E40AF"/>
-          <w:sz w:val="19"/>
-        </w:rPr>
-        <w:t>Computer Lab 01</w:t>
-      </w:r>
-      <w:r>
-        <w:rPr>
-          <w:rFonts w:ascii="Calibri" w:hAnsi="Calibri"/>
-          <w:color w:val="333333"/>
-          <w:sz w:val="21"/>
-        </w:rPr>
-        <w:t xml:space="preserve">, </w:t>
-      </w:r>
-      <w:r>
-        <w:rPr>
-          <w:rFonts w:ascii="Consolas" w:hAnsi="Consolas"/>
-          <w:color w:val="1E40AF"/>
-          <w:sz w:val="19"/>
-        </w:rPr>
-        <w:t>Computer Lab 02</w:t>
-      </w:r>
-      <w:r>
-        <w:rPr>
-          <w:rFonts w:ascii="Calibri" w:hAnsi="Calibri"/>
-          <w:color w:val="333333"/>
-          <w:sz w:val="21"/>
-        </w:rPr>
-        <w:t xml:space="preserve">, </w:t>
-      </w:r>
-      <w:r>
-        <w:rPr>
-          <w:rFonts w:ascii="Consolas" w:hAnsi="Consolas"/>
-          <w:color w:val="1E40AF"/>
-          <w:sz w:val="19"/>
-        </w:rPr>
-        <w:t>Electronics Lab</w:t>
-      </w:r>
-      <w:r>
-        <w:rPr>
-          <w:rFonts w:ascii="Calibri" w:hAnsi="Calibri"/>
-          <w:color w:val="333333"/>
-          <w:sz w:val="21"/>
-        </w:rPr>
-        <w:t>.</w:t>
-      </w:r>
-    </w:p>
-    <w:p>
-      <w:pPr>
-        <w:pStyle w:val="ListNumber"/>
-        <w:spacing w:before="40" w:after="40"/>
-      </w:pPr>
-      <w:r>
-        <w:rPr>
-          <w:rFonts w:ascii="Calibri" w:hAnsi="Calibri"/>
-          <w:b/>
-          <w:color w:val="333333"/>
-          <w:sz w:val="21"/>
-        </w:rPr>
-        <w:t>Interactive Slot Grid</w:t>
-      </w:r>
-      <w:r>
-        <w:rPr>
-          <w:rFonts w:ascii="Calibri" w:hAnsi="Calibri"/>
-          <w:color w:val="333333"/>
-          <w:sz w:val="21"/>
-        </w:rPr>
-        <w:t>: View real-time hour-by-hour availability badges:</w:t>
-      </w:r>
-    </w:p>
-    <w:p>
-      <w:pPr>
-        <w:pStyle w:val="ListBullet"/>
-        <w:spacing w:before="40" w:after="40"/>
-      </w:pPr>
-      <w:r>
-        <w:rPr>
-          <w:rFonts w:ascii="Consolas" w:hAnsi="Consolas"/>
-          <w:color w:val="1E40AF"/>
-          <w:sz w:val="19"/>
-        </w:rPr>
-        <w:t>Available</w:t>
-      </w:r>
-      <w:r>
-        <w:rPr>
-          <w:rFonts w:ascii="Calibri" w:hAnsi="Calibri"/>
-          <w:color w:val="333333"/>
-          <w:sz w:val="21"/>
-        </w:rPr>
-        <w:t xml:space="preserve"> (Green): Click to select.</w:t>
-      </w:r>
-    </w:p>
-    <w:p>
-      <w:pPr>
-        <w:pStyle w:val="ListBullet"/>
-        <w:spacing w:before="40" w:after="40"/>
-      </w:pPr>
-      <w:r>
-        <w:rPr>
-          <w:rFonts w:ascii="Consolas" w:hAnsi="Consolas"/>
-          <w:color w:val="1E40AF"/>
-          <w:sz w:val="19"/>
-        </w:rPr>
-        <w:t>Booked: [Purpose]</w:t>
-      </w:r>
-      <w:r>
-        <w:rPr>
-          <w:rFonts w:ascii="Calibri" w:hAnsi="Calibri"/>
-          <w:color w:val="333333"/>
-          <w:sz w:val="21"/>
-        </w:rPr>
-        <w:t xml:space="preserve"> (Red): Slot is occupied.</w:t>
-      </w:r>
-    </w:p>
-    <w:p>
-      <w:pPr>
-        <w:pStyle w:val="ListBullet"/>
-        <w:spacing w:before="40" w:after="40"/>
-      </w:pPr>
-      <w:r>
-        <w:rPr>
-          <w:rFonts w:ascii="Consolas" w:hAnsi="Consolas"/>
-          <w:color w:val="1E40AF"/>
-          <w:sz w:val="19"/>
-        </w:rPr>
-        <w:t>Passed</w:t>
-      </w:r>
-      <w:r>
-        <w:rPr>
-          <w:rFonts w:ascii="Calibri" w:hAnsi="Calibri"/>
-          <w:color w:val="333333"/>
-          <w:sz w:val="21"/>
-        </w:rPr>
-        <w:t xml:space="preserve"> (Grey): Slot has already elapsed.</w:t>
-      </w:r>
-    </w:p>
-    <w:p>
-      <w:pPr>
-        <w:pStyle w:val="ListNumber"/>
-        <w:spacing w:before="40" w:after="40"/>
-      </w:pPr>
-      <w:r>
-        <w:rPr>
-          <w:rFonts w:ascii="Calibri" w:hAnsi="Calibri"/>
-          <w:b/>
-          <w:color w:val="333333"/>
-          <w:sz w:val="21"/>
-        </w:rPr>
-        <w:t>Lecturer Assignment</w:t>
-      </w:r>
-      <w:r>
-        <w:rPr>
-          <w:rFonts w:ascii="Calibri" w:hAnsi="Calibri"/>
-          <w:color w:val="333333"/>
-          <w:sz w:val="21"/>
-        </w:rPr>
-        <w:t>: Select the supervising lecturer responsible for endorsing your booking.</w:t>
-      </w:r>
-    </w:p>
-    <w:p>
-      <w:pPr>
-        <w:pStyle w:val="ListNumber"/>
-        <w:spacing w:before="40" w:after="40"/>
-      </w:pPr>
-      <w:r>
-        <w:rPr>
-          <w:rFonts w:ascii="Calibri" w:hAnsi="Calibri"/>
-          <w:b/>
-          <w:color w:val="333333"/>
-          <w:sz w:val="21"/>
-        </w:rPr>
-        <w:t>Enter Purpose</w:t>
-      </w:r>
-      <w:r>
-        <w:rPr>
-          <w:rFonts w:ascii="Calibri" w:hAnsi="Calibri"/>
-          <w:color w:val="333333"/>
-          <w:sz w:val="21"/>
-        </w:rPr>
-        <w:t xml:space="preserve">: Specify course code or activity (e.g. </w:t>
-      </w:r>
+        <w:spacing w:before="60" w:after="80" w:line="276" w:lineRule="auto"/>
+      </w:pPr>
       <w:r>
         <w:rPr>
           <w:rFonts w:ascii="Calibri" w:hAnsi="Calibri"/>
           <w:i/>
           <w:color w:val="333333"/>
-          <w:sz w:val="21"/>
-        </w:rPr>
-        <w:t>E/22 Batch Project Discussion</w:t>
-      </w:r>
-      <w:r>
-        <w:rPr>
-          <w:rFonts w:ascii="Calibri" w:hAnsi="Calibri"/>
-          <w:color w:val="333333"/>
-          <w:sz w:val="21"/>
-        </w:rPr>
-        <w:t>).</w:t>
-      </w:r>
-    </w:p>
-    <w:p>
-      <w:pPr>
-        <w:pStyle w:val="ListNumber"/>
-        <w:spacing w:before="40" w:after="40"/>
-      </w:pPr>
-      <w:r>
-        <w:rPr>
-          <w:rFonts w:ascii="Calibri" w:hAnsi="Calibri"/>
-          <w:color w:val="333333"/>
-          <w:sz w:val="21"/>
-        </w:rPr>
-        <w:t xml:space="preserve">Click </w:t>
-      </w:r>
-      <w:r>
-        <w:rPr>
-          <w:rFonts w:ascii="Calibri" w:hAnsi="Calibri"/>
-          <w:b/>
-          <w:color w:val="333333"/>
-          <w:sz w:val="21"/>
-        </w:rPr>
-        <w:t>Submit Booking Request</w:t>
-      </w:r>
-      <w:r>
-        <w:rPr>
-          <w:rFonts w:ascii="Calibri" w:hAnsi="Calibri"/>
-          <w:color w:val="333333"/>
-          <w:sz w:val="21"/>
-        </w:rPr>
-        <w:t>.</w:t>
-      </w:r>
-    </w:p>
-    <w:p>
-      <w:pPr>
-        <w:spacing w:before="120" w:after="120"/>
-        <w:pBdr>
-          <w:bottom w:val="single" w:sz="6" w:space="1" w:color="E5E7EB"/>
-        </w:pBdr>
-      </w:pPr>
-    </w:p>
-    <w:p>
-      <w:pPr>
-        <w:spacing w:before="200" w:after="60"/>
-      </w:pPr>
-      <w:r>
-        <w:rPr>
-          <w:rFonts w:ascii="Calibri" w:hAnsi="Calibri"/>
-          <w:b/>
-          <w:color w:val="111827"/>
-          <w:sz w:val="25"/>
-        </w:rPr>
-        <w:t>4.2 2-Step Booking Verification System</w:t>
-      </w:r>
-    </w:p>
-    <w:p>
-      <w:pPr>
-        <w:spacing w:before="40" w:after="100" w:line="276" w:lineRule="auto"/>
-      </w:pPr>
-      <w:r>
-        <w:rPr>
-          <w:rFonts w:ascii="Calibri" w:hAnsi="Calibri"/>
-          <w:color w:val="333333"/>
-          <w:sz w:val="21"/>
-        </w:rPr>
-        <w:t>To prevent empty halls caused by no-shows, KNOT requires users to confirm their attendance before the booking slot.</w:t>
-      </w:r>
-    </w:p>
-    <w:p>
-      <w:pPr>
-        <w:spacing w:before="160" w:after="40"/>
-      </w:pPr>
-      <w:r>
-        <w:rPr>
-          <w:rFonts w:ascii="Calibri" w:hAnsi="Calibri"/>
-          <w:b/>
-          <w:color w:val="1F2937"/>
           <w:sz w:val="22"/>
         </w:rPr>
-        <w:t>How It Works:</w:t>
-      </w:r>
-    </w:p>
-    <w:p>
-      <w:pPr>
-        <w:pStyle w:val="ListBullet"/>
-        <w:spacing w:before="40" w:after="40"/>
-      </w:pPr>
-      <w:r>
-        <w:rPr>
-          <w:rFonts w:ascii="Calibri" w:hAnsi="Calibri"/>
-          <w:b/>
-          <w:color w:val="333333"/>
-          <w:sz w:val="21"/>
-        </w:rPr>
-        <w:t>Bookings Made &gt; 12 Hours in Advance</w:t>
-      </w:r>
-      <w:r>
-        <w:rPr>
-          <w:rFonts w:ascii="Calibri" w:hAnsi="Calibri"/>
-          <w:color w:val="333333"/>
-          <w:sz w:val="21"/>
-        </w:rPr>
-        <w:t>:</w:t>
-      </w:r>
-    </w:p>
-    <w:p>
-      <w:pPr>
-        <w:pStyle w:val="ListBullet"/>
-        <w:spacing w:before="40" w:after="40"/>
-      </w:pPr>
-      <w:r>
-        <w:rPr>
-          <w:rFonts w:ascii="Calibri" w:hAnsi="Calibri"/>
-          <w:color w:val="333333"/>
-          <w:sz w:val="21"/>
-        </w:rPr>
-        <w:t xml:space="preserve">A verification prompt opens </w:t>
-      </w:r>
-      <w:r>
-        <w:rPr>
-          <w:rFonts w:ascii="Calibri" w:hAnsi="Calibri"/>
-          <w:b/>
-          <w:color w:val="333333"/>
-          <w:sz w:val="21"/>
-        </w:rPr>
-        <w:t>24 hours</w:t>
-      </w:r>
-      <w:r>
-        <w:rPr>
-          <w:rFonts w:ascii="Calibri" w:hAnsi="Calibri"/>
-          <w:color w:val="333333"/>
-          <w:sz w:val="21"/>
-        </w:rPr>
-        <w:t xml:space="preserve"> before the slot start time.</w:t>
-      </w:r>
-    </w:p>
-    <w:p>
-      <w:pPr>
-        <w:pStyle w:val="ListBullet"/>
-        <w:spacing w:before="40" w:after="40"/>
-      </w:pPr>
-      <w:r>
-        <w:rPr>
-          <w:rFonts w:ascii="Calibri" w:hAnsi="Calibri"/>
-          <w:color w:val="333333"/>
-          <w:sz w:val="21"/>
-        </w:rPr>
-        <w:t xml:space="preserve">You must click </w:t>
-      </w:r>
-      <w:r>
-        <w:rPr>
-          <w:rFonts w:ascii="Calibri" w:hAnsi="Calibri"/>
-          <w:b/>
-          <w:color w:val="333333"/>
-          <w:sz w:val="21"/>
-        </w:rPr>
-        <w:t>Confirm &amp; Keep Slot</w:t>
-      </w:r>
-      <w:r>
-        <w:rPr>
-          <w:rFonts w:ascii="Calibri" w:hAnsi="Calibri"/>
-          <w:color w:val="333333"/>
-          <w:sz w:val="21"/>
-        </w:rPr>
-        <w:t xml:space="preserve"> before the </w:t>
-      </w:r>
-      <w:r>
-        <w:rPr>
-          <w:rFonts w:ascii="Calibri" w:hAnsi="Calibri"/>
-          <w:b/>
-          <w:color w:val="333333"/>
-          <w:sz w:val="21"/>
-        </w:rPr>
-        <w:t>12-hour remaining</w:t>
-      </w:r>
-      <w:r>
-        <w:rPr>
-          <w:rFonts w:ascii="Calibri" w:hAnsi="Calibri"/>
-          <w:color w:val="333333"/>
-          <w:sz w:val="21"/>
-        </w:rPr>
-        <w:t xml:space="preserve"> deadline.</w:t>
-      </w:r>
-    </w:p>
-    <w:p>
-      <w:pPr>
-        <w:pStyle w:val="ListBullet"/>
-        <w:spacing w:before="40" w:after="40"/>
-      </w:pPr>
-      <w:r>
-        <w:rPr>
-          <w:rFonts w:ascii="Calibri" w:hAnsi="Calibri"/>
-          <w:b/>
-          <w:color w:val="333333"/>
-          <w:sz w:val="21"/>
-        </w:rPr>
-        <w:t>Bookings Made &lt; 12 Hours in Advance (Same-Day)</w:t>
-      </w:r>
-      <w:r>
-        <w:rPr>
-          <w:rFonts w:ascii="Calibri" w:hAnsi="Calibri"/>
-          <w:color w:val="333333"/>
-          <w:sz w:val="21"/>
-        </w:rPr>
-        <w:t>:</w:t>
-      </w:r>
-    </w:p>
-    <w:p>
-      <w:pPr>
-        <w:pStyle w:val="ListBullet"/>
-        <w:spacing w:before="40" w:after="40"/>
-      </w:pPr>
-      <w:r>
-        <w:rPr>
-          <w:rFonts w:ascii="Calibri" w:hAnsi="Calibri"/>
-          <w:color w:val="333333"/>
-          <w:sz w:val="21"/>
-        </w:rPr>
-        <w:t xml:space="preserve">A verification prompt opens at </w:t>
-      </w:r>
-      <w:r>
-        <w:rPr>
-          <w:rFonts w:ascii="Calibri" w:hAnsi="Calibri"/>
-          <w:b/>
-          <w:color w:val="333333"/>
-          <w:sz w:val="21"/>
-        </w:rPr>
-        <w:t>7:00 AM</w:t>
-      </w:r>
-      <w:r>
-        <w:rPr>
-          <w:rFonts w:ascii="Calibri" w:hAnsi="Calibri"/>
-          <w:color w:val="333333"/>
-          <w:sz w:val="21"/>
-        </w:rPr>
-        <w:t xml:space="preserve"> on the morning of the booking.</w:t>
-      </w:r>
-    </w:p>
-    <w:p>
-      <w:pPr>
-        <w:pStyle w:val="ListBullet"/>
-        <w:spacing w:before="40" w:after="40"/>
-      </w:pPr>
-      <w:r>
-        <w:rPr>
-          <w:rFonts w:ascii="Calibri" w:hAnsi="Calibri"/>
-          <w:color w:val="333333"/>
-          <w:sz w:val="21"/>
-        </w:rPr>
-        <w:t xml:space="preserve">You must confirm before </w:t>
-      </w:r>
-      <w:r>
-        <w:rPr>
-          <w:rFonts w:ascii="Calibri" w:hAnsi="Calibri"/>
-          <w:b/>
-          <w:color w:val="333333"/>
-          <w:sz w:val="21"/>
-        </w:rPr>
-        <w:t>7:30 AM</w:t>
-      </w:r>
-      <w:r>
-        <w:rPr>
-          <w:rFonts w:ascii="Calibri" w:hAnsi="Calibri"/>
-          <w:color w:val="333333"/>
-          <w:sz w:val="21"/>
-        </w:rPr>
-        <w:t>.</w:t>
-      </w:r>
-    </w:p>
-    <w:p>
-      <w:pPr>
-        <w:spacing w:before="160" w:after="40"/>
-      </w:pPr>
-      <w:r>
-        <w:rPr>
-          <w:rFonts w:ascii="Calibri" w:hAnsi="Calibri"/>
-          <w:b/>
-          <w:color w:val="1F2937"/>
-          <w:sz w:val="22"/>
-        </w:rPr>
-        <w:t>Confirming Your Booking:</w:t>
-      </w:r>
-    </w:p>
-    <w:p>
-      <w:pPr>
-        <w:pStyle w:val="ListNumber"/>
-        <w:spacing w:before="40" w:after="40"/>
-      </w:pPr>
-      <w:r>
-        <w:rPr>
-          <w:rFonts w:ascii="Calibri" w:hAnsi="Calibri"/>
-          <w:color w:val="333333"/>
-          <w:sz w:val="21"/>
-        </w:rPr>
-        <w:t>When a verification prompt is active, a yellow notification banner appears at the top of your Dashboard.</w:t>
-      </w:r>
-    </w:p>
-    <w:p>
-      <w:pPr>
-        <w:pStyle w:val="ListNumber"/>
-        <w:spacing w:before="40" w:after="40"/>
-      </w:pPr>
-      <w:r>
-        <w:rPr>
-          <w:rFonts w:ascii="Calibri" w:hAnsi="Calibri"/>
-          <w:color w:val="333333"/>
-          <w:sz w:val="21"/>
-        </w:rPr>
-        <w:t xml:space="preserve">Click </w:t>
-      </w:r>
-      <w:r>
-        <w:rPr>
-          <w:rFonts w:ascii="Calibri" w:hAnsi="Calibri"/>
-          <w:b/>
-          <w:color w:val="333333"/>
-          <w:sz w:val="21"/>
-        </w:rPr>
-        <w:t>✓ Confirm &amp; Keep Slot</w:t>
-      </w:r>
-      <w:r>
-        <w:rPr>
-          <w:rFonts w:ascii="Calibri" w:hAnsi="Calibri"/>
-          <w:color w:val="333333"/>
-          <w:sz w:val="21"/>
-        </w:rPr>
-        <w:t xml:space="preserve"> to confirm your attendance.</w:t>
-      </w:r>
-    </w:p>
-    <w:p>
-      <w:pPr>
-        <w:pStyle w:val="ListNumber"/>
-        <w:spacing w:before="40" w:after="40"/>
-      </w:pPr>
-      <w:r>
-        <w:rPr>
-          <w:rFonts w:ascii="Calibri" w:hAnsi="Calibri"/>
-          <w:color w:val="333333"/>
-          <w:sz w:val="21"/>
-        </w:rPr>
-        <w:t xml:space="preserve">If you no longer require the hall, click </w:t>
-      </w:r>
-      <w:r>
-        <w:rPr>
-          <w:rFonts w:ascii="Calibri" w:hAnsi="Calibri"/>
-          <w:b/>
-          <w:color w:val="333333"/>
-          <w:sz w:val="21"/>
-        </w:rPr>
-        <w:t>✗ Cancel &amp; Free Slot</w:t>
-      </w:r>
-      <w:r>
-        <w:rPr>
-          <w:rFonts w:ascii="Calibri" w:hAnsi="Calibri"/>
-          <w:color w:val="333333"/>
-          <w:sz w:val="21"/>
-        </w:rPr>
-        <w:t xml:space="preserve"> to immediately release the slot for others.</w:t>
-      </w:r>
-    </w:p>
-    <w:p>
-      <w:pPr>
-        <w:pStyle w:val="ListNumber"/>
-        <w:spacing w:before="40" w:after="40"/>
-      </w:pPr>
-      <w:r>
-        <w:rPr>
-          <w:rFonts w:ascii="Calibri" w:hAnsi="Calibri"/>
-          <w:color w:val="333333"/>
-          <w:sz w:val="21"/>
-        </w:rPr>
-        <w:t>&gt; [!WARNING]</w:t>
-      </w:r>
-    </w:p>
-    <w:p>
-      <w:pPr>
-        <w:spacing w:before="80" w:after="80"/>
-        <w:ind w:left="360"/>
-      </w:pPr>
-      <w:r>
-        <w:rPr>
-          <w:rFonts w:ascii="Calibri" w:hAnsi="Calibri"/>
-          <w:i/>
-          <w:color w:val="4B5563"/>
-          <w:sz w:val="20"/>
-        </w:rPr>
-        <w:t xml:space="preserve">If you do not respond before the countdown timer expires, the system will </w:t>
-      </w:r>
-      <w:r>
-        <w:rPr>
-          <w:rFonts w:ascii="Calibri" w:hAnsi="Calibri"/>
-          <w:b/>
-          <w:color w:val="4B5563"/>
-          <w:sz w:val="20"/>
-        </w:rPr>
-        <w:t>automatically cancel the reservation</w:t>
-      </w:r>
-      <w:r>
-        <w:rPr>
-          <w:rFonts w:ascii="Calibri" w:hAnsi="Calibri"/>
-          <w:color w:val="4B5563"/>
-          <w:sz w:val="20"/>
-        </w:rPr>
-        <w:t xml:space="preserve"> and free the hall slot for other users.</w:t>
-      </w:r>
-    </w:p>
-    <w:p>
-      <w:pPr>
-        <w:spacing w:before="120" w:after="120"/>
-        <w:pBdr>
-          <w:bottom w:val="single" w:sz="6" w:space="1" w:color="E5E7EB"/>
-        </w:pBdr>
-      </w:pPr>
-    </w:p>
-    <w:p>
-      <w:pPr>
-        <w:spacing w:before="200" w:after="60"/>
-      </w:pPr>
-      <w:r>
-        <w:rPr>
-          <w:rFonts w:ascii="Calibri" w:hAnsi="Calibri"/>
-          <w:b/>
-          <w:color w:val="111827"/>
-          <w:sz w:val="25"/>
-        </w:rPr>
-        <w:t>4.3 Reporting Maintenance Faults</w:t>
-      </w:r>
-    </w:p>
-    <w:p>
-      <w:pPr>
-        <w:pStyle w:val="ListNumber"/>
-        <w:spacing w:before="40" w:after="40"/>
-      </w:pPr>
-      <w:r>
-        <w:rPr>
-          <w:rFonts w:ascii="Calibri" w:hAnsi="Calibri"/>
-          <w:color w:val="333333"/>
-          <w:sz w:val="21"/>
-        </w:rPr>
-        <w:t xml:space="preserve">Click </w:t>
-      </w:r>
-      <w:r>
-        <w:rPr>
-          <w:rFonts w:ascii="Calibri" w:hAnsi="Calibri"/>
-          <w:b/>
-          <w:color w:val="333333"/>
-          <w:sz w:val="21"/>
-        </w:rPr>
-        <w:t>Report Maintenance Issue</w:t>
-      </w:r>
-      <w:r>
-        <w:rPr>
-          <w:rFonts w:ascii="Calibri" w:hAnsi="Calibri"/>
-          <w:color w:val="333333"/>
-          <w:sz w:val="21"/>
-        </w:rPr>
-        <w:t xml:space="preserve"> from the dashboard or sidebar.</w:t>
-      </w:r>
-    </w:p>
-    <w:p>
-      <w:pPr>
-        <w:pStyle w:val="ListNumber"/>
-        <w:spacing w:before="40" w:after="40"/>
-      </w:pPr>
-      <w:r>
-        <w:rPr>
-          <w:rFonts w:ascii="Calibri" w:hAnsi="Calibri"/>
-          <w:b/>
-          <w:color w:val="333333"/>
-          <w:sz w:val="21"/>
-        </w:rPr>
-        <w:t>Issue Title &amp; Category</w:t>
-      </w:r>
-      <w:r>
-        <w:rPr>
-          <w:rFonts w:ascii="Calibri" w:hAnsi="Calibri"/>
-          <w:color w:val="333333"/>
-          <w:sz w:val="21"/>
-        </w:rPr>
-        <w:t xml:space="preserve">: Select category (e.g. </w:t>
-      </w:r>
-      <w:r>
-        <w:rPr>
-          <w:rFonts w:ascii="Calibri" w:hAnsi="Calibri"/>
-          <w:i/>
-          <w:color w:val="333333"/>
-          <w:sz w:val="21"/>
-        </w:rPr>
-        <w:t>Projector / Audio</w:t>
-      </w:r>
-      <w:r>
-        <w:rPr>
-          <w:rFonts w:ascii="Calibri" w:hAnsi="Calibri"/>
-          <w:color w:val="333333"/>
-          <w:sz w:val="21"/>
-        </w:rPr>
-        <w:t xml:space="preserve">, </w:t>
-      </w:r>
-      <w:r>
-        <w:rPr>
-          <w:rFonts w:ascii="Calibri" w:hAnsi="Calibri"/>
-          <w:i/>
-          <w:color w:val="333333"/>
-          <w:sz w:val="21"/>
-        </w:rPr>
-        <w:t>Air Conditioning</w:t>
-      </w:r>
-      <w:r>
-        <w:rPr>
-          <w:rFonts w:ascii="Calibri" w:hAnsi="Calibri"/>
-          <w:color w:val="333333"/>
-          <w:sz w:val="21"/>
-        </w:rPr>
-        <w:t xml:space="preserve">, </w:t>
-      </w:r>
-      <w:r>
-        <w:rPr>
-          <w:rFonts w:ascii="Calibri" w:hAnsi="Calibri"/>
-          <w:i/>
-          <w:color w:val="333333"/>
-          <w:sz w:val="21"/>
-        </w:rPr>
-        <w:t>Electrical</w:t>
-      </w:r>
-      <w:r>
-        <w:rPr>
-          <w:rFonts w:ascii="Calibri" w:hAnsi="Calibri"/>
-          <w:color w:val="333333"/>
-          <w:sz w:val="21"/>
-        </w:rPr>
-        <w:t xml:space="preserve">, </w:t>
-      </w:r>
-      <w:r>
-        <w:rPr>
-          <w:rFonts w:ascii="Calibri" w:hAnsi="Calibri"/>
-          <w:i/>
-          <w:color w:val="333333"/>
-          <w:sz w:val="21"/>
-        </w:rPr>
-        <w:t>Plumbing</w:t>
-      </w:r>
-      <w:r>
-        <w:rPr>
-          <w:rFonts w:ascii="Calibri" w:hAnsi="Calibri"/>
-          <w:color w:val="333333"/>
-          <w:sz w:val="21"/>
-        </w:rPr>
-        <w:t>).</w:t>
-      </w:r>
-    </w:p>
-    <w:p>
-      <w:pPr>
-        <w:pStyle w:val="ListNumber"/>
-        <w:spacing w:before="40" w:after="40"/>
-      </w:pPr>
-      <w:r>
-        <w:rPr>
-          <w:rFonts w:ascii="Calibri" w:hAnsi="Calibri"/>
-          <w:b/>
-          <w:color w:val="333333"/>
-          <w:sz w:val="21"/>
-        </w:rPr>
-        <w:t>Interactive Map Pinning</w:t>
-      </w:r>
-      <w:r>
-        <w:rPr>
-          <w:rFonts w:ascii="Calibri" w:hAnsi="Calibri"/>
-          <w:color w:val="333333"/>
-          <w:sz w:val="21"/>
-        </w:rPr>
-        <w:t>: Use the OpenStreetMap Leaflet map to drop a pin at the exact fault location.</w:t>
-      </w:r>
-    </w:p>
-    <w:p>
-      <w:pPr>
-        <w:pStyle w:val="ListNumber"/>
-        <w:spacing w:before="40" w:after="40"/>
-      </w:pPr>
-      <w:r>
-        <w:rPr>
-          <w:rFonts w:ascii="Calibri" w:hAnsi="Calibri"/>
-          <w:b/>
-          <w:color w:val="333333"/>
-          <w:sz w:val="21"/>
-        </w:rPr>
-        <w:t>Photo Evidence Upload</w:t>
-      </w:r>
-      <w:r>
-        <w:rPr>
-          <w:rFonts w:ascii="Calibri" w:hAnsi="Calibri"/>
-          <w:color w:val="333333"/>
-          <w:sz w:val="21"/>
-        </w:rPr>
-        <w:t xml:space="preserve">: Click </w:t>
-      </w:r>
-      <w:r>
-        <w:rPr>
-          <w:rFonts w:ascii="Calibri" w:hAnsi="Calibri"/>
-          <w:b/>
-          <w:color w:val="333333"/>
-          <w:sz w:val="21"/>
-        </w:rPr>
-        <w:t>Upload Evidence Photo</w:t>
-      </w:r>
-      <w:r>
-        <w:rPr>
-          <w:rFonts w:ascii="Calibri" w:hAnsi="Calibri"/>
-          <w:color w:val="333333"/>
-          <w:sz w:val="21"/>
-        </w:rPr>
-        <w:t xml:space="preserve"> to attach a photo of the defect (up to 50MB).</w:t>
-      </w:r>
-    </w:p>
-    <w:p>
-      <w:pPr>
-        <w:pStyle w:val="ListNumber"/>
-        <w:spacing w:before="40" w:after="40"/>
-      </w:pPr>
-      <w:r>
-        <w:rPr>
-          <w:rFonts w:ascii="Calibri" w:hAnsi="Calibri"/>
-          <w:b/>
-          <w:color w:val="333333"/>
-          <w:sz w:val="21"/>
-        </w:rPr>
-        <w:t>Submit Report</w:t>
-      </w:r>
-      <w:r>
-        <w:rPr>
-          <w:rFonts w:ascii="Calibri" w:hAnsi="Calibri"/>
-          <w:color w:val="333333"/>
-          <w:sz w:val="21"/>
-        </w:rPr>
-        <w:t xml:space="preserve">: Click </w:t>
-      </w:r>
-      <w:r>
-        <w:rPr>
-          <w:rFonts w:ascii="Calibri" w:hAnsi="Calibri"/>
-          <w:b/>
-          <w:color w:val="333333"/>
-          <w:sz w:val="21"/>
-        </w:rPr>
-        <w:t>Submit Fault Ticket</w:t>
-      </w:r>
-      <w:r>
-        <w:rPr>
-          <w:rFonts w:ascii="Calibri" w:hAnsi="Calibri"/>
-          <w:color w:val="333333"/>
-          <w:sz w:val="21"/>
-        </w:rPr>
-        <w:t>. You can track resolution progress on your Dashboard (</w:t>
-      </w:r>
-      <w:r>
-        <w:rPr>
-          <w:rFonts w:ascii="Consolas" w:hAnsi="Consolas"/>
-          <w:color w:val="1E40AF"/>
-          <w:sz w:val="19"/>
-        </w:rPr>
-        <w:t>Open</w:t>
-      </w:r>
-      <w:r>
-        <w:rPr>
-          <w:rFonts w:ascii="Calibri" w:hAnsi="Calibri"/>
-          <w:color w:val="333333"/>
-          <w:sz w:val="21"/>
-        </w:rPr>
-        <w:t xml:space="preserve"> ➡️ </w:t>
-      </w:r>
-      <w:r>
-        <w:rPr>
-          <w:rFonts w:ascii="Consolas" w:hAnsi="Consolas"/>
-          <w:color w:val="1E40AF"/>
-          <w:sz w:val="19"/>
-        </w:rPr>
-        <w:t>In Progress</w:t>
-      </w:r>
-      <w:r>
-        <w:rPr>
-          <w:rFonts w:ascii="Calibri" w:hAnsi="Calibri"/>
-          <w:color w:val="333333"/>
-          <w:sz w:val="21"/>
-        </w:rPr>
-        <w:t xml:space="preserve"> ➡️ </w:t>
-      </w:r>
-      <w:r>
-        <w:rPr>
-          <w:rFonts w:ascii="Consolas" w:hAnsi="Consolas"/>
-          <w:color w:val="1E40AF"/>
-          <w:sz w:val="19"/>
-        </w:rPr>
-        <w:t>Resolved</w:t>
-      </w:r>
-      <w:r>
-        <w:rPr>
-          <w:rFonts w:ascii="Calibri" w:hAnsi="Calibri"/>
-          <w:color w:val="333333"/>
-          <w:sz w:val="21"/>
-        </w:rPr>
-        <w:t>).</w:t>
-      </w:r>
-    </w:p>
-    <w:p>
-      <w:pPr>
-        <w:spacing w:before="120" w:after="120"/>
-        <w:pBdr>
-          <w:bottom w:val="single" w:sz="6" w:space="1" w:color="E5E7EB"/>
-        </w:pBdr>
-      </w:pPr>
-    </w:p>
-    <w:p>
-      <w:pPr>
-        <w:spacing w:before="280" w:after="80"/>
-      </w:pPr>
-      <w:r>
-        <w:rPr>
-          <w:rFonts w:ascii="Calibri" w:hAnsi="Calibri"/>
-          <w:b/>
-          <w:color w:val="2563EB"/>
-          <w:sz w:val="30"/>
-        </w:rPr>
-        <w:t>5. Lecturer User Guide</w:t>
-      </w:r>
-    </w:p>
-    <w:p>
-      <w:pPr>
-        <w:spacing w:before="200" w:after="60"/>
-      </w:pPr>
-      <w:r>
-        <w:rPr>
-          <w:rFonts w:ascii="Calibri" w:hAnsi="Calibri"/>
-          <w:b/>
-          <w:color w:val="111827"/>
-          <w:sz w:val="25"/>
-        </w:rPr>
-        <w:t>5.1 Direct Lecture Hall Booking</w:t>
-      </w:r>
-    </w:p>
-    <w:p>
-      <w:pPr>
-        <w:pStyle w:val="ListBullet"/>
-        <w:spacing w:before="40" w:after="40"/>
-      </w:pPr>
-      <w:r>
-        <w:rPr>
-          <w:rFonts w:ascii="Calibri" w:hAnsi="Calibri"/>
-          <w:color w:val="333333"/>
-          <w:sz w:val="21"/>
-        </w:rPr>
-        <w:t>Lecturers can book lecture halls directly.</w:t>
-      </w:r>
-    </w:p>
-    <w:p>
-      <w:pPr>
-        <w:pStyle w:val="ListBullet"/>
-        <w:spacing w:before="40" w:after="40"/>
-      </w:pPr>
-      <w:r>
-        <w:rPr>
-          <w:rFonts w:ascii="Calibri" w:hAnsi="Calibri"/>
-          <w:color w:val="333333"/>
-          <w:sz w:val="21"/>
-        </w:rPr>
-        <w:t xml:space="preserve">Direct bookings bypass the preliminary endorsement phase and enter the AR Office queue as </w:t>
-      </w:r>
-      <w:r>
-        <w:rPr>
-          <w:rFonts w:ascii="Consolas" w:hAnsi="Consolas"/>
-          <w:color w:val="1E40AF"/>
-          <w:sz w:val="19"/>
-        </w:rPr>
-        <w:t>Pending AR Approval</w:t>
-      </w:r>
-      <w:r>
-        <w:rPr>
-          <w:rFonts w:ascii="Calibri" w:hAnsi="Calibri"/>
-          <w:color w:val="333333"/>
-          <w:sz w:val="21"/>
-        </w:rPr>
-        <w:t xml:space="preserve"> (or receive instant approval if </w:t>
-      </w:r>
-      <w:r>
-        <w:rPr>
-          <w:rFonts w:ascii="Consolas" w:hAnsi="Consolas"/>
-          <w:color w:val="1E40AF"/>
-          <w:sz w:val="19"/>
-        </w:rPr>
-        <w:t>Auto-Booking</w:t>
-      </w:r>
-      <w:r>
-        <w:rPr>
-          <w:rFonts w:ascii="Calibri" w:hAnsi="Calibri"/>
-          <w:color w:val="333333"/>
-          <w:sz w:val="21"/>
-        </w:rPr>
-        <w:t xml:space="preserve"> is enabled).</w:t>
-      </w:r>
-    </w:p>
-    <w:p>
-      <w:pPr>
-        <w:spacing w:before="200" w:after="60"/>
-      </w:pPr>
-      <w:r>
-        <w:rPr>
-          <w:rFonts w:ascii="Calibri" w:hAnsi="Calibri"/>
-          <w:b/>
-          <w:color w:val="111827"/>
-          <w:sz w:val="25"/>
-        </w:rPr>
-        <w:t>5.2 Endorsing or Rejecting Student Booking Requests</w:t>
-      </w:r>
-    </w:p>
-    <w:p>
-      <w:pPr>
-        <w:pStyle w:val="ListNumber"/>
-        <w:spacing w:before="40" w:after="40"/>
-      </w:pPr>
-      <w:r>
-        <w:rPr>
-          <w:rFonts w:ascii="Calibri" w:hAnsi="Calibri"/>
-          <w:color w:val="333333"/>
-          <w:sz w:val="21"/>
-        </w:rPr>
-        <w:t>Log in as a Lecturer (</w:t>
-      </w:r>
-      <w:r>
-        <w:rPr>
-          <w:rFonts w:ascii="Consolas" w:hAnsi="Consolas"/>
-          <w:color w:val="1E40AF"/>
-          <w:sz w:val="19"/>
-        </w:rPr>
-        <w:t>lecturer1</w:t>
-      </w:r>
-      <w:r>
-        <w:rPr>
-          <w:rFonts w:ascii="Calibri" w:hAnsi="Calibri"/>
-          <w:color w:val="333333"/>
-          <w:sz w:val="21"/>
-        </w:rPr>
-        <w:t>).</w:t>
-      </w:r>
-    </w:p>
-    <w:p>
-      <w:pPr>
-        <w:pStyle w:val="ListNumber"/>
-        <w:spacing w:before="40" w:after="40"/>
-      </w:pPr>
-      <w:r>
-        <w:rPr>
-          <w:rFonts w:ascii="Calibri" w:hAnsi="Calibri"/>
-          <w:color w:val="333333"/>
-          <w:sz w:val="21"/>
-        </w:rPr>
-        <w:t xml:space="preserve">Navigate to </w:t>
-      </w:r>
-      <w:r>
-        <w:rPr>
-          <w:rFonts w:ascii="Calibri" w:hAnsi="Calibri"/>
-          <w:b/>
-          <w:color w:val="333333"/>
-          <w:sz w:val="21"/>
-        </w:rPr>
-        <w:t>Pending Approvals</w:t>
-      </w:r>
-      <w:r>
-        <w:rPr>
-          <w:rFonts w:ascii="Calibri" w:hAnsi="Calibri"/>
-          <w:color w:val="333333"/>
-          <w:sz w:val="21"/>
-        </w:rPr>
-        <w:t xml:space="preserve"> on your Lecturer Dashboard.</w:t>
-      </w:r>
-    </w:p>
-    <w:p>
-      <w:pPr>
-        <w:pStyle w:val="ListNumber"/>
-        <w:spacing w:before="40" w:after="40"/>
-      </w:pPr>
-      <w:r>
-        <w:rPr>
-          <w:rFonts w:ascii="Calibri" w:hAnsi="Calibri"/>
-          <w:color w:val="333333"/>
-          <w:sz w:val="21"/>
-        </w:rPr>
-        <w:t>Review incoming student requests naming you as the supervising lecturer.</w:t>
-      </w:r>
-    </w:p>
-    <w:p>
-      <w:pPr>
-        <w:pStyle w:val="ListNumber"/>
-        <w:spacing w:before="40" w:after="40"/>
-      </w:pPr>
-      <w:r>
-        <w:rPr>
-          <w:rFonts w:ascii="Calibri" w:hAnsi="Calibri"/>
-          <w:b/>
-          <w:color w:val="333333"/>
-          <w:sz w:val="21"/>
-        </w:rPr>
-        <w:t>To Endorse</w:t>
-      </w:r>
-      <w:r>
-        <w:rPr>
-          <w:rFonts w:ascii="Calibri" w:hAnsi="Calibri"/>
-          <w:color w:val="333333"/>
-          <w:sz w:val="21"/>
-        </w:rPr>
-        <w:t xml:space="preserve">: Click </w:t>
-      </w:r>
-      <w:r>
-        <w:rPr>
-          <w:rFonts w:ascii="Calibri" w:hAnsi="Calibri"/>
-          <w:b/>
-          <w:color w:val="333333"/>
-          <w:sz w:val="21"/>
-        </w:rPr>
-        <w:t>✓ Endorse Request</w:t>
-      </w:r>
-      <w:r>
-        <w:rPr>
-          <w:rFonts w:ascii="Calibri" w:hAnsi="Calibri"/>
-          <w:color w:val="333333"/>
-          <w:sz w:val="21"/>
-        </w:rPr>
-        <w:t xml:space="preserve">. The booking moves to </w:t>
-      </w:r>
-      <w:r>
-        <w:rPr>
-          <w:rFonts w:ascii="Consolas" w:hAnsi="Consolas"/>
-          <w:color w:val="1E40AF"/>
-          <w:sz w:val="19"/>
-        </w:rPr>
-        <w:t>Pending AR Approval</w:t>
-      </w:r>
-      <w:r>
-        <w:rPr>
-          <w:rFonts w:ascii="Calibri" w:hAnsi="Calibri"/>
-          <w:color w:val="333333"/>
-          <w:sz w:val="21"/>
-        </w:rPr>
-        <w:t>.</w:t>
-      </w:r>
-    </w:p>
-    <w:p>
-      <w:pPr>
-        <w:pStyle w:val="ListNumber"/>
-        <w:spacing w:before="40" w:after="40"/>
-      </w:pPr>
-      <w:r>
-        <w:rPr>
-          <w:rFonts w:ascii="Calibri" w:hAnsi="Calibri"/>
-          <w:b/>
-          <w:color w:val="333333"/>
-          <w:sz w:val="21"/>
-        </w:rPr>
-        <w:t>To Reject</w:t>
-      </w:r>
-      <w:r>
-        <w:rPr>
-          <w:rFonts w:ascii="Calibri" w:hAnsi="Calibri"/>
-          <w:color w:val="333333"/>
-          <w:sz w:val="21"/>
-        </w:rPr>
-        <w:t xml:space="preserve">: Click </w:t>
-      </w:r>
-      <w:r>
-        <w:rPr>
-          <w:rFonts w:ascii="Calibri" w:hAnsi="Calibri"/>
-          <w:b/>
-          <w:color w:val="333333"/>
-          <w:sz w:val="21"/>
-        </w:rPr>
-        <w:t>✗ Reject Request</w:t>
-      </w:r>
-      <w:r>
-        <w:rPr>
-          <w:rFonts w:ascii="Calibri" w:hAnsi="Calibri"/>
-          <w:color w:val="333333"/>
-          <w:sz w:val="21"/>
-        </w:rPr>
-        <w:t xml:space="preserve"> and provide feedback explaining why the request cannot be endorsed.</w:t>
-      </w:r>
-    </w:p>
-    <w:p>
-      <w:pPr>
-        <w:spacing w:before="120" w:after="120"/>
-        <w:pBdr>
-          <w:bottom w:val="single" w:sz="6" w:space="1" w:color="E5E7EB"/>
-        </w:pBdr>
-      </w:pPr>
-    </w:p>
-    <w:p>
-      <w:pPr>
-        <w:spacing w:before="280" w:after="80"/>
-      </w:pPr>
-      <w:r>
-        <w:rPr>
-          <w:rFonts w:ascii="Calibri" w:hAnsi="Calibri"/>
-          <w:b/>
-          <w:color w:val="2563EB"/>
-          <w:sz w:val="30"/>
-        </w:rPr>
-        <w:t>6. Booking Admin (AR Office) Guide</w:t>
-      </w:r>
-    </w:p>
-    <w:p>
-      <w:pPr>
-        <w:spacing w:before="200" w:after="60"/>
-      </w:pPr>
-      <w:r>
-        <w:rPr>
-          <w:rFonts w:ascii="Calibri" w:hAnsi="Calibri"/>
-          <w:b/>
-          <w:color w:val="111827"/>
-          <w:sz w:val="25"/>
-        </w:rPr>
-        <w:t>6.1 Reviewing &amp; Approving Booking Requests</w:t>
-      </w:r>
-    </w:p>
-    <w:p>
-      <w:pPr>
-        <w:pStyle w:val="ListNumber"/>
-        <w:spacing w:before="40" w:after="40"/>
-      </w:pPr>
-      <w:r>
-        <w:rPr>
-          <w:rFonts w:ascii="Calibri" w:hAnsi="Calibri"/>
-          <w:color w:val="333333"/>
-          <w:sz w:val="21"/>
-        </w:rPr>
-        <w:t>Log in as Booking Admin (</w:t>
-      </w:r>
-      <w:r>
-        <w:rPr>
-          <w:rFonts w:ascii="Consolas" w:hAnsi="Consolas"/>
-          <w:color w:val="1E40AF"/>
-          <w:sz w:val="19"/>
-        </w:rPr>
-        <w:t>bookadmin</w:t>
-      </w:r>
-      <w:r>
-        <w:rPr>
-          <w:rFonts w:ascii="Calibri" w:hAnsi="Calibri"/>
-          <w:color w:val="333333"/>
-          <w:sz w:val="21"/>
-        </w:rPr>
-        <w:t>).</w:t>
-      </w:r>
-    </w:p>
-    <w:p>
-      <w:pPr>
-        <w:pStyle w:val="ListNumber"/>
-        <w:spacing w:before="40" w:after="40"/>
-      </w:pPr>
-      <w:r>
-        <w:rPr>
-          <w:rFonts w:ascii="Calibri" w:hAnsi="Calibri"/>
-          <w:color w:val="333333"/>
-          <w:sz w:val="21"/>
-        </w:rPr>
-        <w:t xml:space="preserve">Navigate to </w:t>
-      </w:r>
-      <w:r>
-        <w:rPr>
-          <w:rFonts w:ascii="Calibri" w:hAnsi="Calibri"/>
-          <w:b/>
-          <w:color w:val="333333"/>
-          <w:sz w:val="21"/>
-        </w:rPr>
-        <w:t>AR Booking Management</w:t>
-      </w:r>
-      <w:r>
-        <w:rPr>
-          <w:rFonts w:ascii="Calibri" w:hAnsi="Calibri"/>
-          <w:color w:val="333333"/>
-          <w:sz w:val="21"/>
-        </w:rPr>
-        <w:t>.</w:t>
-      </w:r>
-    </w:p>
-    <w:p>
-      <w:pPr>
-        <w:pStyle w:val="ListNumber"/>
-        <w:spacing w:before="40" w:after="40"/>
-      </w:pPr>
-      <w:r>
-        <w:rPr>
-          <w:rFonts w:ascii="Calibri" w:hAnsi="Calibri"/>
-          <w:b/>
-          <w:color w:val="333333"/>
-          <w:sz w:val="21"/>
-        </w:rPr>
-        <w:t>Multi-Criteria Filter Bar</w:t>
-      </w:r>
-      <w:r>
-        <w:rPr>
-          <w:rFonts w:ascii="Calibri" w:hAnsi="Calibri"/>
-          <w:color w:val="333333"/>
-          <w:sz w:val="21"/>
-        </w:rPr>
-        <w:t>:</w:t>
-      </w:r>
-    </w:p>
-    <w:p>
-      <w:pPr>
-        <w:pStyle w:val="ListBullet"/>
-        <w:spacing w:before="40" w:after="40"/>
-      </w:pPr>
-      <w:r>
-        <w:rPr>
-          <w:rFonts w:ascii="Calibri" w:hAnsi="Calibri"/>
-          <w:color w:val="333333"/>
-          <w:sz w:val="21"/>
-        </w:rPr>
-        <w:t xml:space="preserve">Filter by </w:t>
-      </w:r>
-      <w:r>
-        <w:rPr>
-          <w:rFonts w:ascii="Calibri" w:hAnsi="Calibri"/>
-          <w:b/>
-          <w:color w:val="333333"/>
-          <w:sz w:val="21"/>
-        </w:rPr>
-        <w:t>Search Keyword</w:t>
-      </w:r>
-      <w:r>
-        <w:rPr>
-          <w:rFonts w:ascii="Calibri" w:hAnsi="Calibri"/>
-          <w:color w:val="333333"/>
-          <w:sz w:val="21"/>
-        </w:rPr>
-        <w:t xml:space="preserve"> (room, lecturer name, student ID).</w:t>
-      </w:r>
-    </w:p>
-    <w:p>
-      <w:pPr>
-        <w:pStyle w:val="ListBullet"/>
-        <w:spacing w:before="40" w:after="40"/>
-      </w:pPr>
-      <w:r>
-        <w:rPr>
-          <w:rFonts w:ascii="Calibri" w:hAnsi="Calibri"/>
-          <w:color w:val="333333"/>
-          <w:sz w:val="21"/>
-        </w:rPr>
-        <w:t xml:space="preserve">Filter by </w:t>
-      </w:r>
-      <w:r>
-        <w:rPr>
-          <w:rFonts w:ascii="Calibri" w:hAnsi="Calibri"/>
-          <w:b/>
-          <w:color w:val="333333"/>
-          <w:sz w:val="21"/>
-        </w:rPr>
-        <w:t>Room Badges</w:t>
-      </w:r>
-      <w:r>
-        <w:rPr>
-          <w:rFonts w:ascii="Calibri" w:hAnsi="Calibri"/>
-          <w:color w:val="333333"/>
-          <w:sz w:val="21"/>
-        </w:rPr>
-        <w:t xml:space="preserve"> (e.g. </w:t>
-      </w:r>
-      <w:r>
-        <w:rPr>
-          <w:rFonts w:ascii="Consolas" w:hAnsi="Consolas"/>
-          <w:color w:val="1E40AF"/>
-          <w:sz w:val="19"/>
-        </w:rPr>
-        <w:t>EOE Hall</w:t>
-      </w:r>
-      <w:r>
-        <w:rPr>
-          <w:rFonts w:ascii="Calibri" w:hAnsi="Calibri"/>
-          <w:color w:val="333333"/>
-          <w:sz w:val="21"/>
-        </w:rPr>
-        <w:t xml:space="preserve">, </w:t>
-      </w:r>
-      <w:r>
-        <w:rPr>
-          <w:rFonts w:ascii="Consolas" w:hAnsi="Consolas"/>
-          <w:color w:val="1E40AF"/>
-          <w:sz w:val="19"/>
-        </w:rPr>
-        <w:t>DO1</w:t>
-      </w:r>
-      <w:r>
-        <w:rPr>
-          <w:rFonts w:ascii="Calibri" w:hAnsi="Calibri"/>
-          <w:color w:val="333333"/>
-          <w:sz w:val="21"/>
-        </w:rPr>
-        <w:t>).</w:t>
-      </w:r>
-    </w:p>
-    <w:p>
-      <w:pPr>
-        <w:pStyle w:val="ListBullet"/>
-        <w:spacing w:before="40" w:after="40"/>
-      </w:pPr>
-      <w:r>
-        <w:rPr>
-          <w:rFonts w:ascii="Calibri" w:hAnsi="Calibri"/>
-          <w:color w:val="333333"/>
-          <w:sz w:val="21"/>
-        </w:rPr>
-        <w:t xml:space="preserve">Filter by </w:t>
-      </w:r>
-      <w:r>
-        <w:rPr>
-          <w:rFonts w:ascii="Calibri" w:hAnsi="Calibri"/>
-          <w:b/>
-          <w:color w:val="333333"/>
-          <w:sz w:val="21"/>
-        </w:rPr>
-        <w:t>Date Presets</w:t>
-      </w:r>
-      <w:r>
-        <w:rPr>
-          <w:rFonts w:ascii="Calibri" w:hAnsi="Calibri"/>
-          <w:color w:val="333333"/>
-          <w:sz w:val="21"/>
-        </w:rPr>
-        <w:t xml:space="preserve"> (</w:t>
-      </w:r>
-      <w:r>
-        <w:rPr>
-          <w:rFonts w:ascii="Consolas" w:hAnsi="Consolas"/>
-          <w:color w:val="1E40AF"/>
-          <w:sz w:val="19"/>
-        </w:rPr>
-        <w:t>Today</w:t>
-      </w:r>
-      <w:r>
-        <w:rPr>
-          <w:rFonts w:ascii="Calibri" w:hAnsi="Calibri"/>
-          <w:color w:val="333333"/>
-          <w:sz w:val="21"/>
-        </w:rPr>
-        <w:t xml:space="preserve">, </w:t>
-      </w:r>
-      <w:r>
-        <w:rPr>
-          <w:rFonts w:ascii="Consolas" w:hAnsi="Consolas"/>
-          <w:color w:val="1E40AF"/>
-          <w:sz w:val="19"/>
-        </w:rPr>
-        <w:t>Tomorrow</w:t>
-      </w:r>
-      <w:r>
-        <w:rPr>
-          <w:rFonts w:ascii="Calibri" w:hAnsi="Calibri"/>
-          <w:color w:val="333333"/>
-          <w:sz w:val="21"/>
-        </w:rPr>
-        <w:t xml:space="preserve">, </w:t>
-      </w:r>
-      <w:r>
-        <w:rPr>
-          <w:rFonts w:ascii="Consolas" w:hAnsi="Consolas"/>
-          <w:color w:val="1E40AF"/>
-          <w:sz w:val="19"/>
-        </w:rPr>
-        <w:t>This Week</w:t>
-      </w:r>
-      <w:r>
-        <w:rPr>
-          <w:rFonts w:ascii="Calibri" w:hAnsi="Calibri"/>
-          <w:color w:val="333333"/>
-          <w:sz w:val="21"/>
-        </w:rPr>
-        <w:t xml:space="preserve">, </w:t>
-      </w:r>
-      <w:r>
-        <w:rPr>
-          <w:rFonts w:ascii="Consolas" w:hAnsi="Consolas"/>
-          <w:color w:val="1E40AF"/>
-          <w:sz w:val="19"/>
-        </w:rPr>
-        <w:t>Future</w:t>
-      </w:r>
-      <w:r>
-        <w:rPr>
-          <w:rFonts w:ascii="Calibri" w:hAnsi="Calibri"/>
-          <w:color w:val="333333"/>
-          <w:sz w:val="21"/>
-        </w:rPr>
-        <w:t>).</w:t>
-      </w:r>
-    </w:p>
-    <w:p>
-      <w:pPr>
-        <w:pStyle w:val="ListBullet"/>
-        <w:spacing w:before="40" w:after="40"/>
-      </w:pPr>
-      <w:r>
-        <w:rPr>
-          <w:rFonts w:ascii="Calibri" w:hAnsi="Calibri"/>
-          <w:color w:val="333333"/>
-          <w:sz w:val="21"/>
-        </w:rPr>
-        <w:t xml:space="preserve">Filter by </w:t>
-      </w:r>
-      <w:r>
-        <w:rPr>
-          <w:rFonts w:ascii="Calibri" w:hAnsi="Calibri"/>
-          <w:b/>
-          <w:color w:val="333333"/>
-          <w:sz w:val="21"/>
-        </w:rPr>
-        <w:t>Status</w:t>
-      </w:r>
-      <w:r>
-        <w:rPr>
-          <w:rFonts w:ascii="Calibri" w:hAnsi="Calibri"/>
-          <w:color w:val="333333"/>
-          <w:sz w:val="21"/>
-        </w:rPr>
-        <w:t xml:space="preserve"> (</w:t>
-      </w:r>
-      <w:r>
-        <w:rPr>
-          <w:rFonts w:ascii="Consolas" w:hAnsi="Consolas"/>
-          <w:color w:val="1E40AF"/>
-          <w:sz w:val="19"/>
-        </w:rPr>
-        <w:t>Approved</w:t>
-      </w:r>
-      <w:r>
-        <w:rPr>
-          <w:rFonts w:ascii="Calibri" w:hAnsi="Calibri"/>
-          <w:color w:val="333333"/>
-          <w:sz w:val="21"/>
-        </w:rPr>
-        <w:t xml:space="preserve">, </w:t>
-      </w:r>
-      <w:r>
-        <w:rPr>
-          <w:rFonts w:ascii="Consolas" w:hAnsi="Consolas"/>
-          <w:color w:val="1E40AF"/>
-          <w:sz w:val="19"/>
-        </w:rPr>
-        <w:t>Pending AR</w:t>
-      </w:r>
-      <w:r>
-        <w:rPr>
-          <w:rFonts w:ascii="Calibri" w:hAnsi="Calibri"/>
-          <w:color w:val="333333"/>
-          <w:sz w:val="21"/>
-        </w:rPr>
-        <w:t xml:space="preserve">, </w:t>
-      </w:r>
-      <w:r>
-        <w:rPr>
-          <w:rFonts w:ascii="Consolas" w:hAnsi="Consolas"/>
-          <w:color w:val="1E40AF"/>
-          <w:sz w:val="19"/>
-        </w:rPr>
-        <w:t>Pending</w:t>
-      </w:r>
-      <w:r>
-        <w:rPr>
-          <w:rFonts w:ascii="Calibri" w:hAnsi="Calibri"/>
-          <w:color w:val="333333"/>
-          <w:sz w:val="21"/>
-        </w:rPr>
-        <w:t xml:space="preserve">, </w:t>
-      </w:r>
-      <w:r>
-        <w:rPr>
-          <w:rFonts w:ascii="Consolas" w:hAnsi="Consolas"/>
-          <w:color w:val="1E40AF"/>
-          <w:sz w:val="19"/>
-        </w:rPr>
-        <w:t>Rejected</w:t>
-      </w:r>
-      <w:r>
-        <w:rPr>
-          <w:rFonts w:ascii="Calibri" w:hAnsi="Calibri"/>
-          <w:color w:val="333333"/>
-          <w:sz w:val="21"/>
-        </w:rPr>
-        <w:t>).</w:t>
-      </w:r>
-    </w:p>
-    <w:p>
-      <w:pPr>
-        <w:pStyle w:val="ListNumber"/>
-        <w:spacing w:before="40" w:after="40"/>
-      </w:pPr>
-      <w:r>
-        <w:rPr>
-          <w:rFonts w:ascii="Calibri" w:hAnsi="Calibri"/>
-          <w:color w:val="333333"/>
-          <w:sz w:val="21"/>
-        </w:rPr>
-        <w:t xml:space="preserve">Click </w:t>
-      </w:r>
-      <w:r>
-        <w:rPr>
-          <w:rFonts w:ascii="Calibri" w:hAnsi="Calibri"/>
-          <w:b/>
-          <w:color w:val="333333"/>
-          <w:sz w:val="21"/>
-        </w:rPr>
-        <w:t>Approve</w:t>
-      </w:r>
-      <w:r>
-        <w:rPr>
-          <w:rFonts w:ascii="Calibri" w:hAnsi="Calibri"/>
-          <w:color w:val="333333"/>
-          <w:sz w:val="21"/>
-        </w:rPr>
-        <w:t xml:space="preserve"> to issue final authorization or </w:t>
-      </w:r>
-      <w:r>
-        <w:rPr>
-          <w:rFonts w:ascii="Calibri" w:hAnsi="Calibri"/>
-          <w:b/>
-          <w:color w:val="333333"/>
-          <w:sz w:val="21"/>
-        </w:rPr>
-        <w:t>Reject</w:t>
-      </w:r>
-      <w:r>
-        <w:rPr>
-          <w:rFonts w:ascii="Calibri" w:hAnsi="Calibri"/>
-          <w:color w:val="333333"/>
-          <w:sz w:val="21"/>
-        </w:rPr>
-        <w:t xml:space="preserve"> to deny with comments.</w:t>
-      </w:r>
-    </w:p>
-    <w:p>
-      <w:pPr>
-        <w:spacing w:before="120" w:after="120"/>
-        <w:pBdr>
-          <w:bottom w:val="single" w:sz="6" w:space="1" w:color="E5E7EB"/>
-        </w:pBdr>
-      </w:pPr>
-    </w:p>
-    <w:p>
-      <w:pPr>
-        <w:spacing w:before="200" w:after="60"/>
-      </w:pPr>
-      <w:r>
-        <w:rPr>
-          <w:rFonts w:ascii="Calibri" w:hAnsi="Calibri"/>
-          <w:b/>
-          <w:color w:val="111827"/>
-          <w:sz w:val="25"/>
-        </w:rPr>
-        <w:t>6.2 Automated Booking Approval Control</w:t>
-      </w:r>
-    </w:p>
-    <w:p>
-      <w:pPr>
-        <w:pStyle w:val="ListNumber"/>
-        <w:spacing w:before="40" w:after="40"/>
-      </w:pPr>
-      <w:r>
-        <w:rPr>
-          <w:rFonts w:ascii="Calibri" w:hAnsi="Calibri"/>
-          <w:color w:val="333333"/>
-          <w:sz w:val="21"/>
-        </w:rPr>
-        <w:t xml:space="preserve">Click </w:t>
-      </w:r>
-      <w:r>
-        <w:rPr>
-          <w:rFonts w:ascii="Calibri" w:hAnsi="Calibri"/>
-          <w:b/>
-          <w:color w:val="333333"/>
-          <w:sz w:val="21"/>
-        </w:rPr>
-        <w:t>System Settings</w:t>
-      </w:r>
-      <w:r>
-        <w:rPr>
-          <w:rFonts w:ascii="Calibri" w:hAnsi="Calibri"/>
-          <w:color w:val="333333"/>
-          <w:sz w:val="21"/>
-        </w:rPr>
-        <w:t xml:space="preserve"> in the upper action bar.</w:t>
-      </w:r>
-    </w:p>
-    <w:p>
-      <w:pPr>
-        <w:pStyle w:val="ListNumber"/>
-        <w:spacing w:before="40" w:after="40"/>
-      </w:pPr>
-      <w:r>
-        <w:rPr>
-          <w:rFonts w:ascii="Calibri" w:hAnsi="Calibri"/>
-          <w:color w:val="333333"/>
-          <w:sz w:val="21"/>
-        </w:rPr>
-        <w:t xml:space="preserve">Toggle </w:t>
-      </w:r>
-      <w:r>
-        <w:rPr>
-          <w:rFonts w:ascii="Calibri" w:hAnsi="Calibri"/>
-          <w:b/>
-          <w:color w:val="333333"/>
-          <w:sz w:val="21"/>
-        </w:rPr>
-        <w:t>Auto-Booking Approval Engine</w:t>
-      </w:r>
-      <w:r>
-        <w:rPr>
-          <w:rFonts w:ascii="Calibri" w:hAnsi="Calibri"/>
-          <w:color w:val="333333"/>
-          <w:sz w:val="21"/>
-        </w:rPr>
-        <w:t>:</w:t>
-      </w:r>
-    </w:p>
-    <w:p>
-      <w:pPr>
-        <w:pStyle w:val="ListBullet"/>
-        <w:spacing w:before="40" w:after="40"/>
-      </w:pPr>
-      <w:r>
-        <w:rPr>
-          <w:rFonts w:ascii="Calibri" w:hAnsi="Calibri"/>
-          <w:b/>
-          <w:color w:val="333333"/>
-          <w:sz w:val="21"/>
-        </w:rPr>
-        <w:t>Enabled (`ON`)</w:t>
-      </w:r>
-      <w:r>
-        <w:rPr>
-          <w:rFonts w:ascii="Calibri" w:hAnsi="Calibri"/>
-          <w:color w:val="333333"/>
-          <w:sz w:val="21"/>
-        </w:rPr>
-        <w:t>: Conflict-free routine bookings are instantly approved without manual AR review.</w:t>
-      </w:r>
-    </w:p>
-    <w:p>
-      <w:pPr>
-        <w:pStyle w:val="ListBullet"/>
-        <w:spacing w:before="40" w:after="40"/>
-      </w:pPr>
-      <w:r>
-        <w:rPr>
-          <w:rFonts w:ascii="Calibri" w:hAnsi="Calibri"/>
-          <w:b/>
-          <w:color w:val="333333"/>
-          <w:sz w:val="21"/>
-        </w:rPr>
-        <w:t>Disabled (`OFF`)</w:t>
-      </w:r>
-      <w:r>
-        <w:rPr>
-          <w:rFonts w:ascii="Calibri" w:hAnsi="Calibri"/>
-          <w:color w:val="333333"/>
-          <w:sz w:val="21"/>
-        </w:rPr>
-        <w:t>: All bookings require manual AR Office review.</w:t>
-      </w:r>
-    </w:p>
-    <w:p>
-      <w:pPr>
-        <w:spacing w:before="120" w:after="120"/>
-        <w:pBdr>
-          <w:bottom w:val="single" w:sz="6" w:space="1" w:color="E5E7EB"/>
-        </w:pBdr>
-      </w:pPr>
-    </w:p>
-    <w:p>
-      <w:pPr>
-        <w:spacing w:before="200" w:after="60"/>
-      </w:pPr>
-      <w:r>
-        <w:rPr>
-          <w:rFonts w:ascii="Calibri" w:hAnsi="Calibri"/>
-          <w:b/>
-          <w:color w:val="111827"/>
-          <w:sz w:val="25"/>
-        </w:rPr>
-        <w:t>6.3 Bulk Semester Timetable Import</w:t>
-      </w:r>
-    </w:p>
-    <w:p>
-      <w:pPr>
-        <w:pStyle w:val="ListNumber"/>
-        <w:spacing w:before="40" w:after="40"/>
-      </w:pPr>
-      <w:r>
-        <w:rPr>
-          <w:rFonts w:ascii="Calibri" w:hAnsi="Calibri"/>
-          <w:color w:val="333333"/>
-          <w:sz w:val="21"/>
-        </w:rPr>
-        <w:t xml:space="preserve">Click </w:t>
-      </w:r>
-      <w:r>
-        <w:rPr>
-          <w:rFonts w:ascii="Calibri" w:hAnsi="Calibri"/>
-          <w:b/>
-          <w:color w:val="333333"/>
-          <w:sz w:val="21"/>
-        </w:rPr>
-        <w:t>Bulk Timetable Import</w:t>
-      </w:r>
-      <w:r>
-        <w:rPr>
-          <w:rFonts w:ascii="Calibri" w:hAnsi="Calibri"/>
-          <w:color w:val="333333"/>
-          <w:sz w:val="21"/>
-        </w:rPr>
-        <w:t xml:space="preserve"> on the Booking Admin Dashboard.</w:t>
-      </w:r>
-    </w:p>
-    <w:p>
-      <w:pPr>
-        <w:pStyle w:val="ListNumber"/>
-        <w:spacing w:before="40" w:after="40"/>
-      </w:pPr>
-      <w:r>
-        <w:rPr>
-          <w:rFonts w:ascii="Calibri" w:hAnsi="Calibri"/>
-          <w:color w:val="333333"/>
-          <w:sz w:val="21"/>
-        </w:rPr>
-        <w:t>Select your semester timetable CSV file.</w:t>
-      </w:r>
-    </w:p>
-    <w:p>
-      <w:pPr>
-        <w:pStyle w:val="ListNumber"/>
-        <w:spacing w:before="40" w:after="40"/>
-      </w:pPr>
-      <w:r>
-        <w:rPr>
-          <w:rFonts w:ascii="Calibri" w:hAnsi="Calibri"/>
-          <w:color w:val="333333"/>
-          <w:sz w:val="21"/>
-        </w:rPr>
-        <w:t xml:space="preserve">Click </w:t>
-      </w:r>
-      <w:r>
-        <w:rPr>
-          <w:rFonts w:ascii="Calibri" w:hAnsi="Calibri"/>
-          <w:b/>
-          <w:color w:val="333333"/>
-          <w:sz w:val="21"/>
-        </w:rPr>
-        <w:t>Import &amp; Process Schedule</w:t>
-      </w:r>
-      <w:r>
-        <w:rPr>
-          <w:rFonts w:ascii="Calibri" w:hAnsi="Calibri"/>
-          <w:color w:val="333333"/>
-          <w:sz w:val="21"/>
-        </w:rPr>
-        <w:t>. The engine automatically validates room names, detects conflicts against existing bookings, and ingests recurring semester lectures into the system.</w:t>
-      </w:r>
-    </w:p>
-    <w:p>
-      <w:pPr>
-        <w:spacing w:before="120" w:after="120"/>
-        <w:pBdr>
-          <w:bottom w:val="single" w:sz="6" w:space="1" w:color="E5E7EB"/>
-        </w:pBdr>
-      </w:pPr>
-    </w:p>
-    <w:p>
-      <w:pPr>
-        <w:spacing w:before="280" w:after="80"/>
-      </w:pPr>
-      <w:r>
-        <w:rPr>
-          <w:rFonts w:ascii="Calibri" w:hAnsi="Calibri"/>
-          <w:b/>
-          <w:color w:val="2563EB"/>
-          <w:sz w:val="30"/>
-        </w:rPr>
-        <w:t>7. Maintenance Admin Guide</w:t>
-      </w:r>
-    </w:p>
-    <w:p>
-      <w:pPr>
-        <w:spacing w:before="200" w:after="60"/>
-      </w:pPr>
-      <w:r>
-        <w:rPr>
-          <w:rFonts w:ascii="Calibri" w:hAnsi="Calibri"/>
-          <w:b/>
-          <w:color w:val="111827"/>
-          <w:sz w:val="25"/>
-        </w:rPr>
-        <w:t>7.1 Reviewing Maintenance Tickets &amp; Inspecting Evidence</w:t>
-      </w:r>
-    </w:p>
-    <w:p>
-      <w:pPr>
-        <w:pStyle w:val="ListNumber"/>
-        <w:spacing w:before="40" w:after="40"/>
-      </w:pPr>
-      <w:r>
-        <w:rPr>
-          <w:rFonts w:ascii="Calibri" w:hAnsi="Calibri"/>
-          <w:color w:val="333333"/>
-          <w:sz w:val="21"/>
-        </w:rPr>
-        <w:t>Log in as Maintenance Admin (</w:t>
-      </w:r>
-      <w:r>
-        <w:rPr>
-          <w:rFonts w:ascii="Consolas" w:hAnsi="Consolas"/>
-          <w:color w:val="1E40AF"/>
-          <w:sz w:val="19"/>
-        </w:rPr>
-        <w:t>admin</w:t>
-      </w:r>
-      <w:r>
-        <w:rPr>
-          <w:rFonts w:ascii="Calibri" w:hAnsi="Calibri"/>
-          <w:color w:val="333333"/>
-          <w:sz w:val="21"/>
-        </w:rPr>
-        <w:t>).</w:t>
-      </w:r>
-    </w:p>
-    <w:p>
-      <w:pPr>
-        <w:pStyle w:val="ListNumber"/>
-        <w:spacing w:before="40" w:after="40"/>
-      </w:pPr>
-      <w:r>
-        <w:rPr>
-          <w:rFonts w:ascii="Calibri" w:hAnsi="Calibri"/>
-          <w:color w:val="333333"/>
-          <w:sz w:val="21"/>
-        </w:rPr>
-        <w:t xml:space="preserve">Access the </w:t>
-      </w:r>
-      <w:r>
-        <w:rPr>
-          <w:rFonts w:ascii="Calibri" w:hAnsi="Calibri"/>
-          <w:b/>
-          <w:color w:val="333333"/>
-          <w:sz w:val="21"/>
-        </w:rPr>
-        <w:t>Maintenance Management Dashboard</w:t>
-      </w:r>
-      <w:r>
-        <w:rPr>
-          <w:rFonts w:ascii="Calibri" w:hAnsi="Calibri"/>
-          <w:color w:val="333333"/>
-          <w:sz w:val="21"/>
-        </w:rPr>
-        <w:t>.</w:t>
-      </w:r>
-    </w:p>
-    <w:p>
-      <w:pPr>
-        <w:pStyle w:val="ListNumber"/>
-        <w:spacing w:before="40" w:after="40"/>
-      </w:pPr>
-      <w:r>
-        <w:rPr>
-          <w:rFonts w:ascii="Calibri" w:hAnsi="Calibri"/>
-          <w:color w:val="333333"/>
-          <w:sz w:val="21"/>
-        </w:rPr>
-        <w:t xml:space="preserve">Click on any ticket row to open the </w:t>
-      </w:r>
-      <w:r>
-        <w:rPr>
-          <w:rFonts w:ascii="Calibri" w:hAnsi="Calibri"/>
-          <w:b/>
-          <w:color w:val="333333"/>
-          <w:sz w:val="21"/>
-        </w:rPr>
-        <w:t>Interactive Ticket Details Inspector</w:t>
-      </w:r>
-      <w:r>
-        <w:rPr>
-          <w:rFonts w:ascii="Calibri" w:hAnsi="Calibri"/>
-          <w:color w:val="333333"/>
-          <w:sz w:val="21"/>
-        </w:rPr>
-        <w:t>.</w:t>
-      </w:r>
-    </w:p>
-    <w:p>
-      <w:pPr>
-        <w:pStyle w:val="ListNumber"/>
-        <w:spacing w:before="40" w:after="40"/>
-      </w:pPr>
-      <w:r>
-        <w:rPr>
-          <w:rFonts w:ascii="Calibri" w:hAnsi="Calibri"/>
-          <w:b/>
-          <w:color w:val="333333"/>
-          <w:sz w:val="21"/>
-        </w:rPr>
-        <w:t>Inspect Evidence</w:t>
-      </w:r>
-      <w:r>
-        <w:rPr>
-          <w:rFonts w:ascii="Calibri" w:hAnsi="Calibri"/>
-          <w:color w:val="333333"/>
-          <w:sz w:val="21"/>
-        </w:rPr>
-        <w:t>: View high-resolution evidence photos uploaded by reporters and inspect OpenStreetMap coordinates.</w:t>
-      </w:r>
-    </w:p>
-    <w:p>
-      <w:pPr>
-        <w:spacing w:before="120" w:after="120"/>
-        <w:pBdr>
-          <w:bottom w:val="single" w:sz="6" w:space="1" w:color="E5E7EB"/>
-        </w:pBdr>
-      </w:pPr>
-    </w:p>
-    <w:p>
-      <w:pPr>
-        <w:spacing w:before="200" w:after="60"/>
-      </w:pPr>
-      <w:r>
-        <w:rPr>
-          <w:rFonts w:ascii="Calibri" w:hAnsi="Calibri"/>
-          <w:b/>
-          <w:color w:val="111827"/>
-          <w:sz w:val="25"/>
-        </w:rPr>
-        <w:t>7.2 Assigning Technicians &amp; Work Directives</w:t>
-      </w:r>
-    </w:p>
-    <w:p>
-      <w:pPr>
-        <w:pStyle w:val="ListNumber"/>
-        <w:spacing w:before="40" w:after="40"/>
-      </w:pPr>
-      <w:r>
-        <w:rPr>
-          <w:rFonts w:ascii="Calibri" w:hAnsi="Calibri"/>
-          <w:color w:val="333333"/>
-          <w:sz w:val="21"/>
-        </w:rPr>
-        <w:t>In the Ticket Details modal, select a duty technician (</w:t>
-      </w:r>
-      <w:r>
-        <w:rPr>
-          <w:rFonts w:ascii="Calibri" w:hAnsi="Calibri"/>
-          <w:i/>
-          <w:color w:val="333333"/>
-          <w:sz w:val="21"/>
-        </w:rPr>
-        <w:t>Alex Johnson</w:t>
-      </w:r>
-      <w:r>
-        <w:rPr>
-          <w:rFonts w:ascii="Calibri" w:hAnsi="Calibri"/>
-          <w:color w:val="333333"/>
-          <w:sz w:val="21"/>
-        </w:rPr>
-        <w:t xml:space="preserve"> or </w:t>
-      </w:r>
-      <w:r>
-        <w:rPr>
-          <w:rFonts w:ascii="Calibri" w:hAnsi="Calibri"/>
-          <w:i/>
-          <w:color w:val="333333"/>
-          <w:sz w:val="21"/>
-        </w:rPr>
-        <w:t>Sam Carter</w:t>
-      </w:r>
-      <w:r>
-        <w:rPr>
-          <w:rFonts w:ascii="Calibri" w:hAnsi="Calibri"/>
-          <w:color w:val="333333"/>
-          <w:sz w:val="21"/>
-        </w:rPr>
-        <w:t>).</w:t>
-      </w:r>
-    </w:p>
-    <w:p>
-      <w:pPr>
-        <w:pStyle w:val="ListNumber"/>
-        <w:spacing w:before="40" w:after="40"/>
-      </w:pPr>
-      <w:r>
-        <w:rPr>
-          <w:rFonts w:ascii="Calibri" w:hAnsi="Calibri"/>
-          <w:color w:val="333333"/>
-          <w:sz w:val="21"/>
-        </w:rPr>
-        <w:t>Set Priority Level (</w:t>
-      </w:r>
-      <w:r>
-        <w:rPr>
-          <w:rFonts w:ascii="Consolas" w:hAnsi="Consolas"/>
-          <w:color w:val="1E40AF"/>
-          <w:sz w:val="19"/>
-        </w:rPr>
-        <w:t>Low</w:t>
-      </w:r>
-      <w:r>
-        <w:rPr>
-          <w:rFonts w:ascii="Calibri" w:hAnsi="Calibri"/>
-          <w:color w:val="333333"/>
-          <w:sz w:val="21"/>
-        </w:rPr>
-        <w:t xml:space="preserve">, </w:t>
-      </w:r>
-      <w:r>
-        <w:rPr>
-          <w:rFonts w:ascii="Consolas" w:hAnsi="Consolas"/>
-          <w:color w:val="1E40AF"/>
-          <w:sz w:val="19"/>
-        </w:rPr>
-        <w:t>Medium</w:t>
-      </w:r>
-      <w:r>
-        <w:rPr>
-          <w:rFonts w:ascii="Calibri" w:hAnsi="Calibri"/>
-          <w:color w:val="333333"/>
-          <w:sz w:val="21"/>
-        </w:rPr>
-        <w:t xml:space="preserve">, </w:t>
-      </w:r>
-      <w:r>
-        <w:rPr>
-          <w:rFonts w:ascii="Consolas" w:hAnsi="Consolas"/>
-          <w:color w:val="1E40AF"/>
-          <w:sz w:val="19"/>
-        </w:rPr>
-        <w:t>High</w:t>
-      </w:r>
-      <w:r>
-        <w:rPr>
-          <w:rFonts w:ascii="Calibri" w:hAnsi="Calibri"/>
-          <w:color w:val="333333"/>
-          <w:sz w:val="21"/>
-        </w:rPr>
-        <w:t xml:space="preserve">, </w:t>
-      </w:r>
-      <w:r>
-        <w:rPr>
-          <w:rFonts w:ascii="Consolas" w:hAnsi="Consolas"/>
-          <w:color w:val="1E40AF"/>
-          <w:sz w:val="19"/>
-        </w:rPr>
-        <w:t>Urgent</w:t>
-      </w:r>
-      <w:r>
-        <w:rPr>
-          <w:rFonts w:ascii="Calibri" w:hAnsi="Calibri"/>
-          <w:color w:val="333333"/>
-          <w:sz w:val="21"/>
-        </w:rPr>
-        <w:t>).</w:t>
-      </w:r>
-    </w:p>
-    <w:p>
-      <w:pPr>
-        <w:pStyle w:val="ListNumber"/>
-        <w:spacing w:before="40" w:after="40"/>
-      </w:pPr>
-      <w:r>
-        <w:rPr>
-          <w:rFonts w:ascii="Calibri" w:hAnsi="Calibri"/>
-          <w:color w:val="333333"/>
-          <w:sz w:val="21"/>
-        </w:rPr>
-        <w:t xml:space="preserve">Enter </w:t>
-      </w:r>
-      <w:r>
-        <w:rPr>
-          <w:rFonts w:ascii="Calibri" w:hAnsi="Calibri"/>
-          <w:b/>
-          <w:color w:val="333333"/>
-          <w:sz w:val="21"/>
-        </w:rPr>
-        <w:t>Manager Instructions / Technical Directives</w:t>
-      </w:r>
-      <w:r>
-        <w:rPr>
-          <w:rFonts w:ascii="Calibri" w:hAnsi="Calibri"/>
-          <w:color w:val="333333"/>
-          <w:sz w:val="21"/>
-        </w:rPr>
-        <w:t>.</w:t>
-      </w:r>
-    </w:p>
-    <w:p>
-      <w:pPr>
-        <w:pStyle w:val="ListNumber"/>
-        <w:spacing w:before="40" w:after="40"/>
-      </w:pPr>
-      <w:r>
-        <w:rPr>
-          <w:rFonts w:ascii="Calibri" w:hAnsi="Calibri"/>
-          <w:color w:val="333333"/>
-          <w:sz w:val="21"/>
-        </w:rPr>
-        <w:t xml:space="preserve">Click </w:t>
-      </w:r>
-      <w:r>
-        <w:rPr>
-          <w:rFonts w:ascii="Calibri" w:hAnsi="Calibri"/>
-          <w:b/>
-          <w:color w:val="333333"/>
-          <w:sz w:val="21"/>
-        </w:rPr>
-        <w:t>Assign &amp; Update Ticket</w:t>
-      </w:r>
-      <w:r>
-        <w:rPr>
-          <w:rFonts w:ascii="Calibri" w:hAnsi="Calibri"/>
-          <w:color w:val="333333"/>
-          <w:sz w:val="21"/>
-        </w:rPr>
-        <w:t>. An automated email notification will be dispatched to the selected technician.</w:t>
-      </w:r>
-    </w:p>
-    <w:p>
-      <w:pPr>
-        <w:spacing w:before="120" w:after="120"/>
-        <w:pBdr>
-          <w:bottom w:val="single" w:sz="6" w:space="1" w:color="E5E7EB"/>
-        </w:pBdr>
-      </w:pPr>
-    </w:p>
-    <w:p>
-      <w:pPr>
-        <w:spacing w:before="280" w:after="80"/>
-      </w:pPr>
-      <w:r>
-        <w:rPr>
-          <w:rFonts w:ascii="Calibri" w:hAnsi="Calibri"/>
-          <w:b/>
-          <w:color w:val="2563EB"/>
-          <w:sz w:val="30"/>
-        </w:rPr>
-        <w:t>8. Technician / Maintenance Worker Guide</w:t>
-      </w:r>
-    </w:p>
-    <w:p>
-      <w:pPr>
-        <w:spacing w:before="200" w:after="60"/>
-      </w:pPr>
-      <w:r>
-        <w:rPr>
-          <w:rFonts w:ascii="Calibri" w:hAnsi="Calibri"/>
-          <w:b/>
-          <w:color w:val="111827"/>
-          <w:sz w:val="25"/>
-        </w:rPr>
-        <w:t>8.1 Accessing Assigned Job Queue</w:t>
-      </w:r>
-    </w:p>
-    <w:p>
-      <w:pPr>
-        <w:pStyle w:val="ListNumber"/>
-        <w:spacing w:before="40" w:after="40"/>
-      </w:pPr>
-      <w:r>
-        <w:rPr>
-          <w:rFonts w:ascii="Calibri" w:hAnsi="Calibri"/>
-          <w:color w:val="333333"/>
-          <w:sz w:val="21"/>
-        </w:rPr>
-        <w:t>Log in as Technician (</w:t>
-      </w:r>
-      <w:r>
-        <w:rPr>
-          <w:rFonts w:ascii="Consolas" w:hAnsi="Consolas"/>
-          <w:color w:val="1E40AF"/>
-          <w:sz w:val="19"/>
-        </w:rPr>
-        <w:t>alex</w:t>
-      </w:r>
-      <w:r>
-        <w:rPr>
-          <w:rFonts w:ascii="Calibri" w:hAnsi="Calibri"/>
-          <w:color w:val="333333"/>
-          <w:sz w:val="21"/>
-        </w:rPr>
-        <w:t>).</w:t>
-      </w:r>
-    </w:p>
-    <w:p>
-      <w:pPr>
-        <w:pStyle w:val="ListNumber"/>
-        <w:spacing w:before="40" w:after="40"/>
-      </w:pPr>
-      <w:r>
-        <w:rPr>
-          <w:rFonts w:ascii="Calibri" w:hAnsi="Calibri"/>
-          <w:color w:val="333333"/>
-          <w:sz w:val="21"/>
-        </w:rPr>
-        <w:t xml:space="preserve">You will be greeted by your custom </w:t>
-      </w:r>
-      <w:r>
-        <w:rPr>
-          <w:rFonts w:ascii="Calibri" w:hAnsi="Calibri"/>
-          <w:b/>
-          <w:color w:val="333333"/>
-          <w:sz w:val="21"/>
-        </w:rPr>
-        <w:t>Technician Dashboard</w:t>
-      </w:r>
-      <w:r>
-        <w:rPr>
-          <w:rFonts w:ascii="Calibri" w:hAnsi="Calibri"/>
-          <w:color w:val="333333"/>
-          <w:sz w:val="21"/>
-        </w:rPr>
-        <w:t xml:space="preserve"> (</w:t>
-      </w:r>
-      <w:r>
-        <w:rPr>
-          <w:rFonts w:ascii="Consolas" w:hAnsi="Consolas"/>
-          <w:color w:val="1E40AF"/>
-          <w:sz w:val="19"/>
-        </w:rPr>
-        <w:t>TechnicianDashboard</w:t>
-      </w:r>
-      <w:r>
-        <w:rPr>
-          <w:rFonts w:ascii="Calibri" w:hAnsi="Calibri"/>
-          <w:color w:val="333333"/>
-          <w:sz w:val="21"/>
-        </w:rPr>
-        <w:t>).</w:t>
-      </w:r>
-    </w:p>
-    <w:p>
-      <w:pPr>
-        <w:pStyle w:val="ListNumber"/>
-        <w:spacing w:before="40" w:after="40"/>
-      </w:pPr>
-      <w:r>
-        <w:rPr>
-          <w:rFonts w:ascii="Calibri" w:hAnsi="Calibri"/>
-          <w:color w:val="333333"/>
-          <w:sz w:val="21"/>
-        </w:rPr>
-        <w:t>Your queue displays tickets assigned specifically to you.</w:t>
-      </w:r>
-    </w:p>
-    <w:tbl>
-      <w:tblPr>
-        <w:tblW w:type="auto" w:w="0"/>
-        <w:jc w:val="center"/>
-        <w:tblLook w:firstColumn="1" w:firstRow="1" w:lastColumn="0" w:lastRow="0" w:noHBand="0" w:noVBand="1" w:val="04A0"/>
-      </w:tblPr>
-      <w:tblGrid>
-        <w:gridCol w:w="9360"/>
-      </w:tblGrid>
-      <w:tr>
-        <w:tc>
-          <w:tcPr>
-            <w:tcW w:type="dxa" w:w="9360"/>
-            <w:shd w:fill="F3F4F6"/>
-            <w:tcMar>
-              <w:top w:w="140" w:type="dxa"/>
-              <w:bottom w:w="140" w:type="dxa"/>
-              <w:left w:w="200" w:type="dxa"/>
-              <w:right w:w="200" w:type="dxa"/>
-            </w:tcMar>
-          </w:tcPr>
-          <w:p>
-            <w:pPr>
-              <w:spacing w:after="40"/>
-            </w:pPr>
-            <w:r>
-              <w:rPr>
-                <w:rFonts w:ascii="Consolas" w:hAnsi="Consolas"/>
-                <w:color w:val="1F2937"/>
-                <w:sz w:val="19"/>
-              </w:rPr>
-              <w:t>+-----------------------------------------------------------------------+</w:t>
-              <w:br/>
-              <w:t>|  MY ASSIGNED MAINTENANCE TASKS                                        |</w:t>
-              <w:br/>
-              <w:t>+--------------------+------------+----------+--------------------------+</w:t>
-              <w:br/>
-              <w:t>| Fault Title        | Location   | Priority | Action                   |</w:t>
-              <w:br/>
-              <w:t>+--------------------+------------+----------+--------------------------+</w:t>
-              <w:br/>
-              <w:t>| Projector Room 1   | EOE South  | High     | [ Inspect &amp; Start Job ]  |</w:t>
-              <w:br/>
-              <w:t>| HVAC Unit B4       | DO1        | Medium   | [ Inspect &amp; Start Job ]  |</w:t>
-              <w:br/>
-              <w:t>+--------------------+------------+----------+--------------------------+</w:t>
-            </w:r>
-          </w:p>
-        </w:tc>
-      </w:tr>
-    </w:tbl>
-    <w:p>
-      <w:pPr>
-        <w:spacing w:after="120"/>
-      </w:pPr>
-    </w:p>
-    <w:p>
-      <w:pPr>
-        <w:spacing w:before="120" w:after="120"/>
-        <w:pBdr>
-          <w:bottom w:val="single" w:sz="6" w:space="1" w:color="E5E7EB"/>
-        </w:pBdr>
-      </w:pPr>
-    </w:p>
-    <w:p>
-      <w:pPr>
-        <w:spacing w:before="200" w:after="60"/>
-      </w:pPr>
-      <w:r>
-        <w:rPr>
-          <w:rFonts w:ascii="Calibri" w:hAnsi="Calibri"/>
-          <w:b/>
-          <w:color w:val="111827"/>
-          <w:sz w:val="25"/>
-        </w:rPr>
-        <w:t>8.2 Updating Job Status &amp; Uploading Work Logs</w:t>
-      </w:r>
-    </w:p>
-    <w:p>
-      <w:pPr>
-        <w:pStyle w:val="ListNumber"/>
-        <w:spacing w:before="40" w:after="40"/>
-      </w:pPr>
-      <w:r>
-        <w:rPr>
-          <w:rFonts w:ascii="Calibri" w:hAnsi="Calibri"/>
-          <w:color w:val="333333"/>
-          <w:sz w:val="21"/>
-        </w:rPr>
-        <w:t xml:space="preserve">Click </w:t>
-      </w:r>
-      <w:r>
-        <w:rPr>
-          <w:rFonts w:ascii="Calibri" w:hAnsi="Calibri"/>
-          <w:b/>
-          <w:color w:val="333333"/>
-          <w:sz w:val="21"/>
-        </w:rPr>
-        <w:t>Inspect &amp; Start Job</w:t>
-      </w:r>
-      <w:r>
-        <w:rPr>
-          <w:rFonts w:ascii="Calibri" w:hAnsi="Calibri"/>
-          <w:color w:val="333333"/>
-          <w:sz w:val="21"/>
-        </w:rPr>
-        <w:t xml:space="preserve"> on any ticket.</w:t>
-      </w:r>
-    </w:p>
-    <w:p>
-      <w:pPr>
-        <w:pStyle w:val="ListNumber"/>
-        <w:spacing w:before="40" w:after="40"/>
-      </w:pPr>
-      <w:r>
-        <w:rPr>
-          <w:rFonts w:ascii="Calibri" w:hAnsi="Calibri"/>
-          <w:color w:val="333333"/>
-          <w:sz w:val="21"/>
-        </w:rPr>
-        <w:t>Review reporter notes, map location, and evidence photos.</w:t>
-      </w:r>
-    </w:p>
-    <w:p>
-      <w:pPr>
-        <w:pStyle w:val="ListNumber"/>
-        <w:spacing w:before="40" w:after="40"/>
-      </w:pPr>
-      <w:r>
-        <w:rPr>
-          <w:rFonts w:ascii="Calibri" w:hAnsi="Calibri"/>
-          <w:b/>
-          <w:color w:val="333333"/>
-          <w:sz w:val="21"/>
-        </w:rPr>
-        <w:t>Change Status</w:t>
-      </w:r>
-      <w:r>
-        <w:rPr>
-          <w:rFonts w:ascii="Calibri" w:hAnsi="Calibri"/>
-          <w:color w:val="333333"/>
-          <w:sz w:val="21"/>
-        </w:rPr>
-        <w:t>:</w:t>
-      </w:r>
-    </w:p>
-    <w:p>
-      <w:pPr>
-        <w:pStyle w:val="ListBullet"/>
-        <w:spacing w:before="40" w:after="40"/>
-      </w:pPr>
-      <w:r>
-        <w:rPr>
-          <w:rFonts w:ascii="Calibri" w:hAnsi="Calibri"/>
-          <w:color w:val="333333"/>
-          <w:sz w:val="21"/>
-        </w:rPr>
-        <w:t xml:space="preserve">Select </w:t>
-      </w:r>
-      <w:r>
-        <w:rPr>
-          <w:rFonts w:ascii="Calibri" w:hAnsi="Calibri"/>
-          <w:b/>
-          <w:color w:val="333333"/>
-          <w:sz w:val="21"/>
-        </w:rPr>
-        <w:t>In Progress</w:t>
-      </w:r>
-      <w:r>
-        <w:rPr>
-          <w:rFonts w:ascii="Calibri" w:hAnsi="Calibri"/>
-          <w:color w:val="333333"/>
-          <w:sz w:val="21"/>
-        </w:rPr>
-        <w:t xml:space="preserve"> when starting work.</w:t>
-      </w:r>
-    </w:p>
-    <w:p>
-      <w:pPr>
-        <w:pStyle w:val="ListBullet"/>
-        <w:spacing w:before="40" w:after="40"/>
-      </w:pPr>
-      <w:r>
-        <w:rPr>
-          <w:rFonts w:ascii="Calibri" w:hAnsi="Calibri"/>
-          <w:color w:val="333333"/>
-          <w:sz w:val="21"/>
-        </w:rPr>
-        <w:t xml:space="preserve">Select </w:t>
-      </w:r>
-      <w:r>
-        <w:rPr>
-          <w:rFonts w:ascii="Calibri" w:hAnsi="Calibri"/>
-          <w:b/>
-          <w:color w:val="333333"/>
-          <w:sz w:val="21"/>
-        </w:rPr>
-        <w:t>Resolved</w:t>
-      </w:r>
-      <w:r>
-        <w:rPr>
-          <w:rFonts w:ascii="Calibri" w:hAnsi="Calibri"/>
-          <w:color w:val="333333"/>
-          <w:sz w:val="21"/>
-        </w:rPr>
-        <w:t xml:space="preserve"> upon completing repair.</w:t>
-      </w:r>
-    </w:p>
-    <w:p>
-      <w:pPr>
-        <w:pStyle w:val="ListNumber"/>
-        <w:spacing w:before="40" w:after="40"/>
-      </w:pPr>
-      <w:r>
-        <w:rPr>
-          <w:rFonts w:ascii="Calibri" w:hAnsi="Calibri"/>
-          <w:b/>
-          <w:color w:val="333333"/>
-          <w:sz w:val="21"/>
-        </w:rPr>
-        <w:t>Add Maintenance Resolution Notes</w:t>
-      </w:r>
-      <w:r>
-        <w:rPr>
-          <w:rFonts w:ascii="Calibri" w:hAnsi="Calibri"/>
-          <w:color w:val="333333"/>
-          <w:sz w:val="21"/>
-        </w:rPr>
-        <w:t xml:space="preserve">: Summarize repairs executed (e.g., </w:t>
-      </w:r>
-      <w:r>
-        <w:rPr>
-          <w:rFonts w:ascii="Calibri" w:hAnsi="Calibri"/>
-          <w:i/>
-          <w:color w:val="333333"/>
-          <w:sz w:val="21"/>
-        </w:rPr>
-        <w:t>Replaced projector HDMI cable &amp; tested display</w:t>
-      </w:r>
-      <w:r>
-        <w:rPr>
-          <w:rFonts w:ascii="Calibri" w:hAnsi="Calibri"/>
-          <w:color w:val="333333"/>
-          <w:sz w:val="21"/>
-        </w:rPr>
-        <w:t>).</w:t>
-      </w:r>
-    </w:p>
-    <w:p>
-      <w:pPr>
-        <w:pStyle w:val="ListNumber"/>
-        <w:spacing w:before="40" w:after="40"/>
-      </w:pPr>
-      <w:r>
-        <w:rPr>
-          <w:rFonts w:ascii="Calibri" w:hAnsi="Calibri"/>
-          <w:b/>
-          <w:color w:val="333333"/>
-          <w:sz w:val="21"/>
-        </w:rPr>
-        <w:t>Upload Work Photo</w:t>
-      </w:r>
-      <w:r>
-        <w:rPr>
-          <w:rFonts w:ascii="Calibri" w:hAnsi="Calibri"/>
-          <w:color w:val="333333"/>
-          <w:sz w:val="21"/>
-        </w:rPr>
-        <w:t>: Attach a photo proving completion.</w:t>
-      </w:r>
-    </w:p>
-    <w:p>
-      <w:pPr>
-        <w:pStyle w:val="ListNumber"/>
-        <w:spacing w:before="40" w:after="40"/>
-      </w:pPr>
-      <w:r>
-        <w:rPr>
-          <w:rFonts w:ascii="Calibri" w:hAnsi="Calibri"/>
-          <w:color w:val="333333"/>
-          <w:sz w:val="21"/>
-        </w:rPr>
-        <w:t xml:space="preserve">Click </w:t>
-      </w:r>
-      <w:r>
-        <w:rPr>
-          <w:rFonts w:ascii="Calibri" w:hAnsi="Calibri"/>
-          <w:b/>
-          <w:color w:val="333333"/>
-          <w:sz w:val="21"/>
-        </w:rPr>
-        <w:t>Save Work Log</w:t>
-      </w:r>
-      <w:r>
-        <w:rPr>
-          <w:rFonts w:ascii="Calibri" w:hAnsi="Calibri"/>
-          <w:color w:val="333333"/>
-          <w:sz w:val="21"/>
-        </w:rPr>
-        <w:t>. The reporter and Maintenance Admin will be notified of ticket resolution.</w:t>
-      </w:r>
-    </w:p>
-    <w:p>
-      <w:pPr>
-        <w:spacing w:before="120" w:after="120"/>
-        <w:pBdr>
-          <w:bottom w:val="single" w:sz="6" w:space="1" w:color="E5E7EB"/>
-        </w:pBdr>
-      </w:pPr>
-    </w:p>
-    <w:p>
-      <w:pPr>
-        <w:spacing w:before="280" w:after="80"/>
-      </w:pPr>
-      <w:r>
-        <w:rPr>
-          <w:rFonts w:ascii="Calibri" w:hAnsi="Calibri"/>
-          <w:b/>
-          <w:color w:val="2563EB"/>
-          <w:sz w:val="30"/>
-        </w:rPr>
-        <w:t>9. Frequently Asked Questions (FAQ)</w:t>
-      </w:r>
-    </w:p>
-    <w:p>
-      <w:pPr>
-        <w:spacing w:before="160" w:after="40"/>
-      </w:pPr>
-      <w:r>
-        <w:rPr>
-          <w:rFonts w:ascii="Calibri" w:hAnsi="Calibri"/>
-          <w:b/>
-          <w:color w:val="1F2937"/>
-          <w:sz w:val="22"/>
-        </w:rPr>
-        <w:t>Q1: What happens if I forget to respond to a 2-step booking verification prompt?</w:t>
-      </w:r>
-    </w:p>
-    <w:p>
-      <w:pPr>
-        <w:spacing w:before="80" w:after="80"/>
-        <w:ind w:left="360"/>
-      </w:pPr>
-      <w:r>
-        <w:rPr>
-          <w:rFonts w:ascii="Calibri" w:hAnsi="Calibri"/>
-          <w:i/>
-          <w:color w:val="4B5563"/>
-          <w:sz w:val="20"/>
-        </w:rPr>
-        <w:t xml:space="preserve">If you do not click </w:t>
-      </w:r>
-      <w:r>
-        <w:rPr>
-          <w:rFonts w:ascii="Calibri" w:hAnsi="Calibri"/>
-          <w:b/>
-          <w:color w:val="4B5563"/>
-          <w:sz w:val="20"/>
-        </w:rPr>
-        <w:t>Confirm &amp; Keep Slot</w:t>
-      </w:r>
-      <w:r>
-        <w:rPr>
-          <w:rFonts w:ascii="Calibri" w:hAnsi="Calibri"/>
-          <w:color w:val="4B5563"/>
-          <w:sz w:val="20"/>
-        </w:rPr>
-        <w:t xml:space="preserve"> before the remaining countdown deadline (12 hours before slot start for advance bookings, or 7:30 AM for same-day bookings), the system automatically cancels the booking and releases the hall slot for others.</w:t>
-      </w:r>
-    </w:p>
-    <w:p>
-      <w:pPr>
-        <w:spacing w:before="160" w:after="40"/>
-      </w:pPr>
-      <w:r>
-        <w:rPr>
-          <w:rFonts w:ascii="Calibri" w:hAnsi="Calibri"/>
-          <w:b/>
-          <w:color w:val="1F2937"/>
-          <w:sz w:val="22"/>
-        </w:rPr>
-        <w:t>Q2: Can a student book a lecture hall directly without a lecturer?</w:t>
-      </w:r>
-    </w:p>
-    <w:p>
-      <w:pPr>
-        <w:spacing w:before="80" w:after="80"/>
-        <w:ind w:left="360"/>
-      </w:pPr>
-      <w:r>
-        <w:rPr>
-          <w:rFonts w:ascii="Calibri" w:hAnsi="Calibri"/>
-          <w:i/>
-          <w:color w:val="4B5563"/>
-          <w:sz w:val="20"/>
-        </w:rPr>
-        <w:t>Student bookings require selecting an assigned supervising lecturer for academic endorsement unless the Booking Admin has enabled the automated system override.</w:t>
-      </w:r>
-    </w:p>
-    <w:p>
-      <w:pPr>
-        <w:spacing w:before="160" w:after="40"/>
-      </w:pPr>
-      <w:r>
-        <w:rPr>
-          <w:rFonts w:ascii="Calibri" w:hAnsi="Calibri"/>
-          <w:b/>
-          <w:color w:val="1F2937"/>
-          <w:sz w:val="22"/>
-        </w:rPr>
-        <w:t>Q3: How do technicians receive job assignments?</w:t>
-      </w:r>
-    </w:p>
-    <w:p>
-      <w:pPr>
-        <w:spacing w:before="80" w:after="80"/>
-        <w:ind w:left="360"/>
-      </w:pPr>
-      <w:r>
-        <w:rPr>
-          <w:rFonts w:ascii="Calibri" w:hAnsi="Calibri"/>
-          <w:i/>
-          <w:color w:val="4B5563"/>
-          <w:sz w:val="20"/>
-        </w:rPr>
-        <w:t xml:space="preserve">Technicians receive real-time updates on their </w:t>
-      </w:r>
-      <w:r>
-        <w:rPr>
-          <w:rFonts w:ascii="Consolas" w:hAnsi="Consolas"/>
-          <w:color w:val="1E40AF"/>
-          <w:sz w:val="19"/>
-        </w:rPr>
-        <w:t>TechnicianDashboard</w:t>
-      </w:r>
-      <w:r>
-        <w:rPr>
-          <w:rFonts w:ascii="Calibri" w:hAnsi="Calibri"/>
-          <w:color w:val="4B5563"/>
-          <w:sz w:val="20"/>
-        </w:rPr>
-        <w:t xml:space="preserve"> and automated email notifications whenever a Maintenance Admin assigns a ticket to their user ID.</w:t>
-      </w:r>
-    </w:p>
-    <w:p>
-      <w:pPr>
-        <w:spacing w:before="160" w:after="40"/>
-      </w:pPr>
-      <w:r>
-        <w:rPr>
-          <w:rFonts w:ascii="Calibri" w:hAnsi="Calibri"/>
-          <w:b/>
-          <w:color w:val="1F2937"/>
-          <w:sz w:val="22"/>
-        </w:rPr>
-        <w:t>Q4: What file formats are supported for bulk schedule importing?</w:t>
-      </w:r>
-    </w:p>
-    <w:p>
-      <w:pPr>
-        <w:spacing w:before="80" w:after="80"/>
-        <w:ind w:left="360"/>
-      </w:pPr>
-      <w:r>
-        <w:rPr>
-          <w:rFonts w:ascii="Calibri" w:hAnsi="Calibri"/>
-          <w:i/>
-          <w:color w:val="4B5563"/>
-          <w:sz w:val="20"/>
-        </w:rPr>
-        <w:t xml:space="preserve">The system supports standard </w:t>
-      </w:r>
-      <w:r>
-        <w:rPr>
-          <w:rFonts w:ascii="Consolas" w:hAnsi="Consolas"/>
-          <w:color w:val="1E40AF"/>
-          <w:sz w:val="19"/>
-        </w:rPr>
-        <w:t>.csv</w:t>
-      </w:r>
-      <w:r>
-        <w:rPr>
-          <w:rFonts w:ascii="Calibri" w:hAnsi="Calibri"/>
-          <w:color w:val="4B5563"/>
-          <w:sz w:val="20"/>
-        </w:rPr>
-        <w:t xml:space="preserve"> files containing fields for Day, Time Range, Room Name, and Lecturer.</w:t>
-      </w:r>
-    </w:p>
-    <w:p>
-      <w:pPr>
-        <w:spacing w:before="120" w:after="120"/>
-        <w:pBdr>
-          <w:bottom w:val="single" w:sz="6" w:space="1" w:color="E5E7EB"/>
-        </w:pBdr>
-      </w:pPr>
+        <w:t>For technical assistance or administrative access requests, contact the AR Office or System Maintainer.</w:t>
+      </w:r>
     </w:p>
     <w:sectPr>
       <w:pgSz w:w="12240" w:h="15840"/>
